--- a/Training Materials/19. MongoDB 8.2/Source Code/5. Indexing/5. Indexing - Commands.docx
+++ b/Training Materials/19. MongoDB 8.2/Source Code/5. Indexing/5. Indexing - Commands.docx
@@ -1,6 +1,6 @@
 
 <file path=word/document.xml><?xml version="1.0" encoding="utf-8"?>
-<w:document xmlns:wpc="http://schemas.microsoft.com/office/word/2010/wordprocessingCanvas" xmlns:cx="http://schemas.microsoft.com/office/drawing/2014/chartex" xmlns:cx1="http://schemas.microsoft.com/office/drawing/2015/9/8/chartex" xmlns:cx2="http://schemas.microsoft.com/office/drawing/2015/10/21/chartex" xmlns:cx3="http://schemas.microsoft.com/office/drawing/2016/5/9/chartex" xmlns:cx4="http://schemas.microsoft.com/office/drawing/2016/5/10/chartex" xmlns:cx5="http://schemas.microsoft.com/office/drawing/2016/5/11/chartex" xmlns:cx6="http://schemas.microsoft.com/office/drawing/2016/5/12/chartex" xmlns:cx7="http://schemas.microsoft.com/office/drawing/2016/5/13/chartex" xmlns:cx8="http://schemas.microsoft.com/office/drawing/2016/5/14/chartex" xmlns:mc="http://schemas.openxmlformats.org/markup-compatibility/2006" xmlns:aink="http://schemas.microsoft.com/office/drawing/2016/ink" xmlns:am3d="http://schemas.microsoft.com/office/drawing/2017/model3d" xmlns:o="urn:schemas-microsoft-com:office:office" xmlns:oel="http://schemas.microsoft.com/office/2019/extlst" xmlns:r="http://schemas.openxmlformats.org/officeDocument/2006/relationships" xmlns:m="http://schemas.openxmlformats.org/officeDocument/2006/math" xmlns:v="urn:schemas-microsoft-com:vml" xmlns:wp14="http://schemas.microsoft.com/office/word/2010/wordprocessingDrawing" xmlns:wp="http://schemas.openxmlformats.org/drawingml/2006/wordprocessingDrawing" xmlns:w10="urn:schemas-microsoft-com:office:word" xmlns:w="http://schemas.openxmlformats.org/wordprocessingml/2006/main" xmlns:w14="http://schemas.microsoft.com/office/word/2010/wordml" xmlns:w15="http://schemas.microsoft.com/office/word/2012/wordml" xmlns:w16cex="http://schemas.microsoft.com/office/word/2018/wordml/cex" xmlns:w16cid="http://schemas.microsoft.com/office/word/2016/wordml/cid" xmlns:w16="http://schemas.microsoft.com/office/word/2018/wordml" xmlns:w16sdtdh="http://schemas.microsoft.com/office/word/2020/wordml/sdtdatahash" xmlns:w16se="http://schemas.microsoft.com/office/word/2015/wordml/symex" xmlns:wpg="http://schemas.microsoft.com/office/word/2010/wordprocessingGroup" xmlns:wpi="http://schemas.microsoft.com/office/word/2010/wordprocessingInk" xmlns:wne="http://schemas.microsoft.com/office/word/2006/wordml" xmlns:wps="http://schemas.microsoft.com/office/word/2010/wordprocessingShape" mc:Ignorable="w14 w15 w16se w16cid w16 w16cex w16sdtdh wp14">
+<w:document xmlns:wpc="http://schemas.microsoft.com/office/word/2010/wordprocessingCanvas" xmlns:cx="http://schemas.microsoft.com/office/drawing/2014/chartex" xmlns:cx1="http://schemas.microsoft.com/office/drawing/2015/9/8/chartex" xmlns:cx2="http://schemas.microsoft.com/office/drawing/2015/10/21/chartex" xmlns:cx3="http://schemas.microsoft.com/office/drawing/2016/5/9/chartex" xmlns:cx4="http://schemas.microsoft.com/office/drawing/2016/5/10/chartex" xmlns:cx5="http://schemas.microsoft.com/office/drawing/2016/5/11/chartex" xmlns:cx6="http://schemas.microsoft.com/office/drawing/2016/5/12/chartex" xmlns:cx7="http://schemas.microsoft.com/office/drawing/2016/5/13/chartex" xmlns:cx8="http://schemas.microsoft.com/office/drawing/2016/5/14/chartex" xmlns:mc="http://schemas.openxmlformats.org/markup-compatibility/2006" xmlns:aink="http://schemas.microsoft.com/office/drawing/2016/ink" xmlns:am3d="http://schemas.microsoft.com/office/drawing/2017/model3d" xmlns:o="urn:schemas-microsoft-com:office:office" xmlns:oel="http://schemas.microsoft.com/office/2019/extlst" xmlns:r="http://schemas.openxmlformats.org/officeDocument/2006/relationships" xmlns:m="http://schemas.openxmlformats.org/officeDocument/2006/math" xmlns:v="urn:schemas-microsoft-com:vml" xmlns:wp14="http://schemas.microsoft.com/office/word/2010/wordprocessingDrawing" xmlns:wp="http://schemas.openxmlformats.org/drawingml/2006/wordprocessingDrawing" xmlns:w10="urn:schemas-microsoft-com:office:word" xmlns:w="http://schemas.openxmlformats.org/wordprocessingml/2006/main" xmlns:w14="http://schemas.microsoft.com/office/word/2010/wordml" xmlns:w15="http://schemas.microsoft.com/office/word/2012/wordml" xmlns:w16cex="http://schemas.microsoft.com/office/word/2018/wordml/cex" xmlns:w16cid="http://schemas.microsoft.com/office/word/2016/wordml/cid" xmlns:w16="http://schemas.microsoft.com/office/word/2018/wordml" xmlns:w16du="http://schemas.microsoft.com/office/word/2023/wordml/word16du" xmlns:w16sdtdh="http://schemas.microsoft.com/office/word/2020/wordml/sdtdatahash" xmlns:w16sdtfl="http://schemas.microsoft.com/office/word/2024/wordml/sdtformatlock" xmlns:w16se="http://schemas.microsoft.com/office/word/2015/wordml/symex" xmlns:wpg="http://schemas.microsoft.com/office/word/2010/wordprocessingGroup" xmlns:wpi="http://schemas.microsoft.com/office/word/2010/wordprocessingInk" xmlns:wne="http://schemas.microsoft.com/office/word/2006/wordml" xmlns:wps="http://schemas.microsoft.com/office/word/2010/wordprocessingShape" mc:Ignorable="w14 w15 w16se w16cid w16 w16cex w16sdtdh w16sdtfl w16du wp14">
   <w:body>
     <w:p>
       <w:pPr>
@@ -1949,19 +1949,32 @@
       </w:r>
       <w:proofErr w:type="gramEnd"/>
       <w:r>
-        <w:t>.find</w:t>
+        <w:t>.</w:t>
+      </w:r>
+      <w:proofErr w:type="gramStart"/>
+      <w:r>
+        <w:t>find</w:t>
       </w:r>
       <w:proofErr w:type="spellEnd"/>
       <w:r>
         <w:t>({</w:t>
       </w:r>
       <w:proofErr w:type="spellStart"/>
-      <w:r>
-        <w:t>name:'cat</w:t>
+      <w:proofErr w:type="gramEnd"/>
+      <w:r>
+        <w:t>name:'</w:t>
+      </w:r>
+      <w:proofErr w:type="gramStart"/>
+      <w:r>
+        <w:t>cat</w:t>
       </w:r>
       <w:proofErr w:type="spellEnd"/>
       <w:r>
-        <w:t>'})</w:t>
+        <w:t>'}</w:t>
+      </w:r>
+      <w:proofErr w:type="gramEnd"/>
+      <w:r>
+        <w:t>)</w:t>
       </w:r>
     </w:p>
     <w:p>
@@ -2028,19 +2041,42 @@
       </w:r>
       <w:proofErr w:type="gramEnd"/>
       <w:r>
-        <w:t>.indexes.find</w:t>
+        <w:t>.</w:t>
+      </w:r>
+      <w:proofErr w:type="gramStart"/>
+      <w:r>
+        <w:t>indexes.find</w:t>
       </w:r>
       <w:proofErr w:type="spellEnd"/>
+      <w:proofErr w:type="gramEnd"/>
       <w:r>
         <w:t>({ns:'</w:t>
       </w:r>
       <w:proofErr w:type="spellStart"/>
+      <w:proofErr w:type="gramStart"/>
       <w:r>
         <w:t>test.animals</w:t>
       </w:r>
       <w:proofErr w:type="spellEnd"/>
-      <w:r>
-        <w:t xml:space="preserve">'},{key:1}) // </w:t>
+      <w:proofErr w:type="gramEnd"/>
+      <w:r>
+        <w:t>'</w:t>
+      </w:r>
+      <w:proofErr w:type="gramStart"/>
+      <w:r>
+        <w:t>},{</w:t>
+      </w:r>
+      <w:proofErr w:type="gramEnd"/>
+      <w:r>
+        <w:t>key:</w:t>
+      </w:r>
+      <w:proofErr w:type="gramStart"/>
+      <w:r>
+        <w:t>1})</w:t>
+      </w:r>
+      <w:proofErr w:type="gramEnd"/>
+      <w:r>
+        <w:t xml:space="preserve"> // </w:t>
       </w:r>
       <w:r>
         <w:t>Not in use anymore</w:t>
@@ -2068,15 +2104,31 @@
           <w:b/>
           <w:i/>
         </w:rPr>
-        <w:t>.getIndexes</w:t>
-      </w:r>
-      <w:proofErr w:type="spellEnd"/>
+        <w:t>.</w:t>
+      </w:r>
+      <w:proofErr w:type="gramStart"/>
       <w:r>
         <w:rPr>
           <w:b/>
           <w:i/>
         </w:rPr>
-        <w:t>()</w:t>
+        <w:t>getIndexes</w:t>
+      </w:r>
+      <w:proofErr w:type="spellEnd"/>
+      <w:r>
+        <w:rPr>
+          <w:b/>
+          <w:i/>
+        </w:rPr>
+        <w:t>(</w:t>
+      </w:r>
+      <w:proofErr w:type="gramEnd"/>
+      <w:r>
+        <w:rPr>
+          <w:b/>
+          <w:i/>
+        </w:rPr>
+        <w:t>)</w:t>
       </w:r>
     </w:p>
     <w:p>
@@ -2087,11 +2139,19 @@
       </w:r>
       <w:proofErr w:type="gramEnd"/>
       <w:r>
-        <w:t>.getIndexes</w:t>
+        <w:t>.</w:t>
+      </w:r>
+      <w:proofErr w:type="gramStart"/>
+      <w:r>
+        <w:t>getIndexes</w:t>
       </w:r>
       <w:proofErr w:type="spellEnd"/>
       <w:r>
-        <w:t>()</w:t>
+        <w:t>(</w:t>
+      </w:r>
+      <w:proofErr w:type="gramEnd"/>
+      <w:r>
+        <w:t>)</w:t>
       </w:r>
     </w:p>
     <w:p>
@@ -2172,19 +2232,32 @@
       </w:r>
       <w:proofErr w:type="gramEnd"/>
       <w:r>
-        <w:t>.find</w:t>
+        <w:t>.</w:t>
+      </w:r>
+      <w:proofErr w:type="gramStart"/>
+      <w:r>
+        <w:t>find</w:t>
       </w:r>
       <w:proofErr w:type="spellEnd"/>
       <w:r>
         <w:t>({</w:t>
       </w:r>
       <w:proofErr w:type="spellStart"/>
-      <w:r>
-        <w:t>name:'cat</w:t>
+      <w:proofErr w:type="gramEnd"/>
+      <w:r>
+        <w:t>name:'</w:t>
+      </w:r>
+      <w:proofErr w:type="gramStart"/>
+      <w:r>
+        <w:t>cat</w:t>
       </w:r>
       <w:proofErr w:type="spellEnd"/>
       <w:r>
-        <w:t>'}).explain()</w:t>
+        <w:t>'}).explain</w:t>
+      </w:r>
+      <w:proofErr w:type="gramEnd"/>
+      <w:r>
+        <w:t>()</w:t>
       </w:r>
     </w:p>
     <w:p>
@@ -2256,19 +2329,32 @@
       </w:r>
       <w:proofErr w:type="gramEnd"/>
       <w:r>
-        <w:t>.find</w:t>
+        <w:t>.</w:t>
+      </w:r>
+      <w:proofErr w:type="gramStart"/>
+      <w:r>
+        <w:t>find</w:t>
       </w:r>
       <w:proofErr w:type="spellEnd"/>
       <w:r>
         <w:t>({</w:t>
       </w:r>
       <w:proofErr w:type="spellStart"/>
-      <w:r>
-        <w:t>name:'cat</w:t>
+      <w:proofErr w:type="gramEnd"/>
+      <w:r>
+        <w:t>name:'</w:t>
+      </w:r>
+      <w:proofErr w:type="gramStart"/>
+      <w:r>
+        <w:t>cat</w:t>
       </w:r>
       <w:proofErr w:type="spellEnd"/>
       <w:r>
-        <w:t>'}).explain("</w:t>
+        <w:t>'}).explain</w:t>
+      </w:r>
+      <w:proofErr w:type="gramEnd"/>
+      <w:r>
+        <w:t>("</w:t>
       </w:r>
       <w:proofErr w:type="spellStart"/>
       <w:r>
@@ -2416,19 +2502,40 @@
       </w:r>
       <w:proofErr w:type="gramEnd"/>
       <w:r>
-        <w:t>.ensureIndex</w:t>
+        <w:t>.</w:t>
+      </w:r>
+      <w:proofErr w:type="gramStart"/>
+      <w:r>
+        <w:t>ensureIndex</w:t>
       </w:r>
       <w:proofErr w:type="spellEnd"/>
       <w:r>
-        <w:t xml:space="preserve">() has been replaced by </w:t>
+        <w:t>(</w:t>
+      </w:r>
+      <w:proofErr w:type="gramEnd"/>
+      <w:r>
+        <w:t xml:space="preserve">) has been replaced by </w:t>
       </w:r>
       <w:proofErr w:type="spellStart"/>
-      <w:r>
-        <w:t>db.collection.createIndex</w:t>
+      <w:proofErr w:type="gramStart"/>
+      <w:r>
+        <w:t>db.collection</w:t>
+      </w:r>
+      <w:proofErr w:type="gramEnd"/>
+      <w:r>
+        <w:t>.</w:t>
+      </w:r>
+      <w:proofErr w:type="gramStart"/>
+      <w:r>
+        <w:t>createIndex</w:t>
       </w:r>
       <w:proofErr w:type="spellEnd"/>
       <w:r>
-        <w:t xml:space="preserve">(). </w:t>
+        <w:t>(</w:t>
+      </w:r>
+      <w:proofErr w:type="gramEnd"/>
+      <w:r>
+        <w:t xml:space="preserve">). </w:t>
       </w:r>
       <w:r>
         <w:t>For an ascending index on a field, specify a value of 1; for the descending index, specify a value of -1.</w:t>
@@ -2443,12 +2550,25 @@
       </w:r>
       <w:proofErr w:type="gramEnd"/>
       <w:r>
-        <w:t>.createIndex</w:t>
+        <w:t>.</w:t>
+      </w:r>
+      <w:proofErr w:type="gramStart"/>
+      <w:r>
+        <w:t>createIndex</w:t>
       </w:r>
       <w:proofErr w:type="spellEnd"/>
       <w:r>
-        <w:t>({name:1})</w:t>
-      </w:r>
+        <w:t>({</w:t>
+      </w:r>
+      <w:proofErr w:type="gramEnd"/>
+      <w:r>
+        <w:t>name:</w:t>
+      </w:r>
+      <w:proofErr w:type="gramStart"/>
+      <w:r>
+        <w:t>1})</w:t>
+      </w:r>
+      <w:proofErr w:type="gramEnd"/>
     </w:p>
     <w:p>
       <w:r>
@@ -2471,11 +2591,19 @@
       </w:r>
       <w:proofErr w:type="gramEnd"/>
       <w:r>
-        <w:t>.getIndexes</w:t>
+        <w:t>.</w:t>
+      </w:r>
+      <w:proofErr w:type="gramStart"/>
+      <w:r>
+        <w:t>getIndexes</w:t>
       </w:r>
       <w:proofErr w:type="spellEnd"/>
       <w:r>
-        <w:t>()</w:t>
+        <w:t>(</w:t>
+      </w:r>
+      <w:proofErr w:type="gramEnd"/>
+      <w:r>
+        <w:t>)</w:t>
       </w:r>
     </w:p>
     <w:p>
@@ -2538,19 +2666,32 @@
       </w:r>
       <w:proofErr w:type="gramEnd"/>
       <w:r>
-        <w:t>.find</w:t>
+        <w:t>.</w:t>
+      </w:r>
+      <w:proofErr w:type="gramStart"/>
+      <w:r>
+        <w:t>find</w:t>
       </w:r>
       <w:proofErr w:type="spellEnd"/>
       <w:r>
         <w:t>({</w:t>
       </w:r>
       <w:proofErr w:type="spellStart"/>
-      <w:r>
-        <w:t>name:'cat</w:t>
+      <w:proofErr w:type="gramEnd"/>
+      <w:r>
+        <w:t>name:'</w:t>
+      </w:r>
+      <w:proofErr w:type="gramStart"/>
+      <w:r>
+        <w:t>cat</w:t>
       </w:r>
       <w:proofErr w:type="spellEnd"/>
       <w:r>
-        <w:t>'}).explain("</w:t>
+        <w:t>'}).explain</w:t>
+      </w:r>
+      <w:proofErr w:type="gramEnd"/>
+      <w:r>
+        <w:t>("</w:t>
       </w:r>
       <w:proofErr w:type="spellStart"/>
       <w:r>
@@ -3353,11 +3494,19 @@
       </w:r>
       <w:proofErr w:type="gramEnd"/>
       <w:r>
-        <w:t>.find</w:t>
+        <w:t>.</w:t>
+      </w:r>
+      <w:proofErr w:type="gramStart"/>
+      <w:r>
+        <w:t>find</w:t>
       </w:r>
       <w:proofErr w:type="spellEnd"/>
       <w:r>
-        <w:t>({name:{$</w:t>
+        <w:t>({name:{</w:t>
+      </w:r>
+      <w:proofErr w:type="gramEnd"/>
+      <w:r>
+        <w:t>$</w:t>
       </w:r>
       <w:proofErr w:type="spellStart"/>
       <w:r>
@@ -3365,8 +3514,21 @@
       </w:r>
       <w:proofErr w:type="spellEnd"/>
       <w:r>
-        <w:t>:'dog'}},{name:1})</w:t>
-      </w:r>
+        <w:t>:'dog'}</w:t>
+      </w:r>
+      <w:proofErr w:type="gramStart"/>
+      <w:r>
+        <w:t>},{</w:t>
+      </w:r>
+      <w:proofErr w:type="gramEnd"/>
+      <w:r>
+        <w:t>name:</w:t>
+      </w:r>
+      <w:proofErr w:type="gramStart"/>
+      <w:r>
+        <w:t>1})</w:t>
+      </w:r>
+      <w:proofErr w:type="gramEnd"/>
     </w:p>
     <w:p>
       <w:r>
@@ -3418,7 +3580,31 @@
       </w:r>
       <w:proofErr w:type="gramEnd"/>
       <w:r>
-        <w:t>.find({name:{$lt:'dog'}},{name:1}).explain("executionStats")</w:t>
+        <w:t>.</w:t>
+      </w:r>
+      <w:proofErr w:type="gramStart"/>
+      <w:r>
+        <w:t>find({name:{</w:t>
+      </w:r>
+      <w:proofErr w:type="gramEnd"/>
+      <w:r>
+        <w:t>$lt:'dog'}</w:t>
+      </w:r>
+      <w:proofErr w:type="gramStart"/>
+      <w:r>
+        <w:t>},{</w:t>
+      </w:r>
+      <w:proofErr w:type="gramEnd"/>
+      <w:r>
+        <w:t>name:1}</w:t>
+      </w:r>
+      <w:proofErr w:type="gramStart"/>
+      <w:r>
+        <w:t>).explain</w:t>
+      </w:r>
+      <w:proofErr w:type="gramEnd"/>
+      <w:r>
+        <w:t>("executionStats")</w:t>
       </w:r>
     </w:p>
     <w:p>
@@ -3508,11 +3694,19 @@
       </w:r>
       <w:proofErr w:type="gramEnd"/>
       <w:r>
-        <w:t>.find</w:t>
+        <w:t>.</w:t>
+      </w:r>
+      <w:proofErr w:type="gramStart"/>
+      <w:r>
+        <w:t>find</w:t>
       </w:r>
       <w:proofErr w:type="spellEnd"/>
       <w:r>
-        <w:t>({name:{$</w:t>
+        <w:t>({name:{</w:t>
+      </w:r>
+      <w:proofErr w:type="gramEnd"/>
+      <w:r>
+        <w:t>$</w:t>
       </w:r>
       <w:proofErr w:type="spellStart"/>
       <w:r>
@@ -3520,8 +3714,21 @@
       </w:r>
       <w:proofErr w:type="spellEnd"/>
       <w:r>
-        <w:t>:'donkey'}},{name:1})</w:t>
-      </w:r>
+        <w:t>:'donkey'}</w:t>
+      </w:r>
+      <w:proofErr w:type="gramStart"/>
+      <w:r>
+        <w:t>},{</w:t>
+      </w:r>
+      <w:proofErr w:type="gramEnd"/>
+      <w:r>
+        <w:t>name:</w:t>
+      </w:r>
+      <w:proofErr w:type="gramStart"/>
+      <w:r>
+        <w:t>1})</w:t>
+      </w:r>
+      <w:proofErr w:type="gramEnd"/>
     </w:p>
     <w:p>
       <w:r>
@@ -3753,11 +3960,19 @@
       </w:r>
       <w:proofErr w:type="gramEnd"/>
       <w:r>
-        <w:t>.getIndexes</w:t>
+        <w:t>.</w:t>
+      </w:r>
+      <w:proofErr w:type="gramStart"/>
+      <w:r>
+        <w:t>getIndexes</w:t>
       </w:r>
       <w:proofErr w:type="spellEnd"/>
       <w:r>
-        <w:t>()</w:t>
+        <w:t>(</w:t>
+      </w:r>
+      <w:proofErr w:type="gramEnd"/>
+      <w:r>
+        <w:t>)</w:t>
       </w:r>
     </w:p>
     <w:p>
@@ -3807,15 +4022,15 @@
         <w:t>** O</w:t>
       </w:r>
       <w:r>
-        <w:t xml:space="preserve">ur collection animals </w:t>
-      </w:r>
-      <w:proofErr w:type="gramStart"/>
-      <w:r>
-        <w:t>has</w:t>
-      </w:r>
-      <w:proofErr w:type="gramEnd"/>
-      <w:r>
-        <w:t xml:space="preserve"> an index named </w:t>
+        <w:t xml:space="preserve">ur </w:t>
+      </w:r>
+      <w:proofErr w:type="gramStart"/>
+      <w:r>
+        <w:t>collection</w:t>
+      </w:r>
+      <w:proofErr w:type="gramEnd"/>
+      <w:r>
+        <w:t xml:space="preserve"> animals has an index named </w:t>
       </w:r>
       <w:r>
         <w:rPr>
@@ -3979,11 +4194,19 @@
       </w:r>
       <w:proofErr w:type="gramEnd"/>
       <w:r>
-        <w:t>.getIndexes</w:t>
+        <w:t>.</w:t>
+      </w:r>
+      <w:proofErr w:type="gramStart"/>
+      <w:r>
+        <w:t>getIndexes</w:t>
       </w:r>
       <w:proofErr w:type="spellEnd"/>
       <w:r>
-        <w:t>()</w:t>
+        <w:t>(</w:t>
+      </w:r>
+      <w:proofErr w:type="gramEnd"/>
+      <w:r>
+        <w:t>)</w:t>
       </w:r>
     </w:p>
     <w:p>
@@ -4146,12 +4369,33 @@
       </w:r>
       <w:proofErr w:type="gramEnd"/>
       <w:r>
-        <w:t>.createIndex</w:t>
+        <w:t>.</w:t>
+      </w:r>
+      <w:proofErr w:type="gramStart"/>
+      <w:r>
+        <w:t>createIndex</w:t>
       </w:r>
       <w:proofErr w:type="spellEnd"/>
       <w:r>
-        <w:t>({"info.color":1})</w:t>
-      </w:r>
+        <w:t>({</w:t>
+      </w:r>
+      <w:proofErr w:type="gramEnd"/>
+      <w:r>
+        <w:t>"</w:t>
+      </w:r>
+      <w:proofErr w:type="gramStart"/>
+      <w:r>
+        <w:t>info.color</w:t>
+      </w:r>
+      <w:proofErr w:type="gramEnd"/>
+      <w:r>
+        <w:t>":</w:t>
+      </w:r>
+      <w:proofErr w:type="gramStart"/>
+      <w:r>
+        <w:t>1})</w:t>
+      </w:r>
+      <w:proofErr w:type="gramEnd"/>
     </w:p>
     <w:p>
       <w:r>
@@ -4257,23 +4501,49 @@
       </w:r>
       <w:proofErr w:type="gramEnd"/>
       <w:r>
-        <w:t>.find</w:t>
+        <w:t>.</w:t>
+      </w:r>
+      <w:proofErr w:type="gramStart"/>
+      <w:r>
+        <w:t>find</w:t>
       </w:r>
       <w:proofErr w:type="spellEnd"/>
       <w:r>
-        <w:t>({"</w:t>
+        <w:t>({</w:t>
+      </w:r>
+      <w:proofErr w:type="gramEnd"/>
+      <w:r>
+        <w:t>"</w:t>
       </w:r>
       <w:proofErr w:type="spellStart"/>
-      <w:r>
-        <w:t>info.color":"</w:t>
+      <w:proofErr w:type="gramStart"/>
+      <w:r>
+        <w:t>info.color</w:t>
+      </w:r>
+      <w:proofErr w:type="gramEnd"/>
+      <w:r>
+        <w:t>":"</w:t>
       </w:r>
       <w:r>
         <w:t>grey</w:t>
       </w:r>
       <w:proofErr w:type="spellEnd"/>
       <w:r>
-        <w:t>"},{name:1});</w:t>
-      </w:r>
+        <w:t>"</w:t>
+      </w:r>
+      <w:proofErr w:type="gramStart"/>
+      <w:r>
+        <w:t>},{</w:t>
+      </w:r>
+      <w:proofErr w:type="gramEnd"/>
+      <w:r>
+        <w:t>name:1}</w:t>
+      </w:r>
+      <w:proofErr w:type="gramStart"/>
+      <w:r>
+        <w:t>);</w:t>
+      </w:r>
+      <w:proofErr w:type="gramEnd"/>
     </w:p>
     <w:p>
       <w:r>
@@ -4335,8 +4605,45 @@
       </w:r>
       <w:proofErr w:type="gramEnd"/>
       <w:r>
-        <w:t>.find({"info.color":"grey"},{name:1}).explain("executionStats");</w:t>
-      </w:r>
+        <w:t>.</w:t>
+      </w:r>
+      <w:proofErr w:type="gramStart"/>
+      <w:r>
+        <w:t>find({</w:t>
+      </w:r>
+      <w:proofErr w:type="gramEnd"/>
+      <w:r>
+        <w:t>"</w:t>
+      </w:r>
+      <w:proofErr w:type="gramStart"/>
+      <w:r>
+        <w:t>info.color</w:t>
+      </w:r>
+      <w:proofErr w:type="gramEnd"/>
+      <w:r>
+        <w:t>":"grey"</w:t>
+      </w:r>
+      <w:proofErr w:type="gramStart"/>
+      <w:r>
+        <w:t>},{</w:t>
+      </w:r>
+      <w:proofErr w:type="gramEnd"/>
+      <w:r>
+        <w:t>name:1}</w:t>
+      </w:r>
+      <w:proofErr w:type="gramStart"/>
+      <w:r>
+        <w:t>).explain</w:t>
+      </w:r>
+      <w:proofErr w:type="gramEnd"/>
+      <w:r>
+        <w:t>("executionStats"</w:t>
+      </w:r>
+      <w:proofErr w:type="gramStart"/>
+      <w:r>
+        <w:t>);</w:t>
+      </w:r>
+      <w:proofErr w:type="gramEnd"/>
     </w:p>
     <w:p>
       <w:r>
@@ -4416,11 +4723,19 @@
       </w:r>
       <w:proofErr w:type="gramEnd"/>
       <w:r>
-        <w:t>.findOne</w:t>
+        <w:t>.</w:t>
+      </w:r>
+      <w:proofErr w:type="gramStart"/>
+      <w:r>
+        <w:t>findOne</w:t>
       </w:r>
       <w:proofErr w:type="spellEnd"/>
       <w:r>
-        <w:t>()</w:t>
+        <w:t>(</w:t>
+      </w:r>
+      <w:proofErr w:type="gramEnd"/>
+      <w:r>
+        <w:t>)</w:t>
       </w:r>
     </w:p>
     <w:p>
@@ -4431,12 +4746,25 @@
       </w:r>
       <w:proofErr w:type="gramEnd"/>
       <w:r>
-        <w:t>.createIndex</w:t>
+        <w:t>.</w:t>
+      </w:r>
+      <w:proofErr w:type="gramStart"/>
+      <w:r>
+        <w:t>createIndex</w:t>
       </w:r>
       <w:proofErr w:type="spellEnd"/>
       <w:r>
-        <w:t>({tags:1})</w:t>
-      </w:r>
+        <w:t>({</w:t>
+      </w:r>
+      <w:proofErr w:type="gramEnd"/>
+      <w:r>
+        <w:t>tags:</w:t>
+      </w:r>
+      <w:proofErr w:type="gramStart"/>
+      <w:r>
+        <w:t>1})</w:t>
+      </w:r>
+      <w:proofErr w:type="gramEnd"/>
     </w:p>
     <w:p>
       <w:r>
@@ -4489,20 +4817,38 @@
       </w:r>
       <w:proofErr w:type="gramEnd"/>
       <w:r>
-        <w:t>.find</w:t>
+        <w:t>.</w:t>
+      </w:r>
+      <w:proofErr w:type="gramStart"/>
+      <w:r>
+        <w:t>find</w:t>
       </w:r>
       <w:proofErr w:type="spellEnd"/>
       <w:r>
         <w:t>({</w:t>
       </w:r>
       <w:proofErr w:type="spellStart"/>
+      <w:proofErr w:type="gramEnd"/>
       <w:r>
         <w:t>tags:"ocean</w:t>
       </w:r>
       <w:proofErr w:type="spellEnd"/>
       <w:r>
-        <w:t>"},{name:1});</w:t>
-      </w:r>
+        <w:t>"</w:t>
+      </w:r>
+      <w:proofErr w:type="gramStart"/>
+      <w:r>
+        <w:t>},{</w:t>
+      </w:r>
+      <w:proofErr w:type="gramEnd"/>
+      <w:r>
+        <w:t>name:1}</w:t>
+      </w:r>
+      <w:proofErr w:type="gramStart"/>
+      <w:r>
+        <w:t>);</w:t>
+      </w:r>
+      <w:proofErr w:type="gramEnd"/>
     </w:p>
     <w:p>
       <w:r>
@@ -4553,8 +4899,37 @@
       </w:r>
       <w:proofErr w:type="gramEnd"/>
       <w:r>
-        <w:t>.find({tags:"ocean"},{name:1}).explain("executionStats");</w:t>
-      </w:r>
+        <w:t>.</w:t>
+      </w:r>
+      <w:proofErr w:type="gramStart"/>
+      <w:r>
+        <w:t>find({</w:t>
+      </w:r>
+      <w:proofErr w:type="gramEnd"/>
+      <w:r>
+        <w:t>tags:"ocean"</w:t>
+      </w:r>
+      <w:proofErr w:type="gramStart"/>
+      <w:r>
+        <w:t>},{</w:t>
+      </w:r>
+      <w:proofErr w:type="gramEnd"/>
+      <w:r>
+        <w:t>name:1}</w:t>
+      </w:r>
+      <w:proofErr w:type="gramStart"/>
+      <w:r>
+        <w:t>).explain</w:t>
+      </w:r>
+      <w:proofErr w:type="gramEnd"/>
+      <w:r>
+        <w:t>("executionStats"</w:t>
+      </w:r>
+      <w:proofErr w:type="gramStart"/>
+      <w:r>
+        <w:t>);</w:t>
+      </w:r>
+      <w:proofErr w:type="gramEnd"/>
     </w:p>
     <w:p>
       <w:r>
@@ -4623,11 +4998,19 @@
       </w:r>
       <w:proofErr w:type="gramEnd"/>
       <w:r>
-        <w:t>.dropIndexes</w:t>
+        <w:t>.</w:t>
+      </w:r>
+      <w:proofErr w:type="gramStart"/>
+      <w:r>
+        <w:t>dropIndexes</w:t>
       </w:r>
       <w:proofErr w:type="spellEnd"/>
       <w:r>
-        <w:t>()</w:t>
+        <w:t>(</w:t>
+      </w:r>
+      <w:proofErr w:type="gramEnd"/>
+      <w:r>
+        <w:t>)</w:t>
       </w:r>
     </w:p>
     <w:p>
@@ -4638,11 +5021,19 @@
       </w:r>
       <w:proofErr w:type="gramEnd"/>
       <w:r>
-        <w:t>.getIndexes</w:t>
+        <w:t>.</w:t>
+      </w:r>
+      <w:proofErr w:type="gramStart"/>
+      <w:r>
+        <w:t>getIndexes</w:t>
       </w:r>
       <w:proofErr w:type="spellEnd"/>
       <w:r>
-        <w:t>()</w:t>
+        <w:t>(</w:t>
+      </w:r>
+      <w:proofErr w:type="gramEnd"/>
+      <w:r>
+        <w:t>)</w:t>
       </w:r>
     </w:p>
     <w:p>
@@ -4653,17 +5044,30 @@
       </w:r>
       <w:proofErr w:type="gramEnd"/>
       <w:r>
-        <w:t>.createIndex</w:t>
+        <w:t>.</w:t>
+      </w:r>
+      <w:proofErr w:type="gramStart"/>
+      <w:r>
+        <w:t>createIndex</w:t>
       </w:r>
       <w:proofErr w:type="spellEnd"/>
       <w:r>
-        <w:t>({name:1},{</w:t>
+        <w:t>({</w:t>
+      </w:r>
+      <w:proofErr w:type="gramEnd"/>
+      <w:r>
+        <w:t>name:1</w:t>
+      </w:r>
+      <w:proofErr w:type="gramStart"/>
+      <w:r>
+        <w:t>},{</w:t>
       </w:r>
       <w:proofErr w:type="spellStart"/>
       <w:r>
         <w:t>unique:true</w:t>
       </w:r>
       <w:proofErr w:type="spellEnd"/>
+      <w:proofErr w:type="gramEnd"/>
       <w:r>
         <w:t>})</w:t>
       </w:r>
@@ -4719,11 +5123,19 @@
       </w:r>
       <w:proofErr w:type="gramEnd"/>
       <w:r>
-        <w:t>.getIndexes</w:t>
+        <w:t>.</w:t>
+      </w:r>
+      <w:proofErr w:type="gramStart"/>
+      <w:r>
+        <w:t>getIndexes</w:t>
       </w:r>
       <w:proofErr w:type="spellEnd"/>
       <w:r>
-        <w:t>()</w:t>
+        <w:t>(</w:t>
+      </w:r>
+      <w:proofErr w:type="gramEnd"/>
+      <w:r>
+        <w:t>)</w:t>
       </w:r>
     </w:p>
     <w:p>
@@ -4788,19 +5200,32 @@
       </w:r>
       <w:proofErr w:type="gramEnd"/>
       <w:r>
-        <w:t>.insert</w:t>
+        <w:t>.</w:t>
+      </w:r>
+      <w:proofErr w:type="gramStart"/>
+      <w:r>
+        <w:t>insert</w:t>
       </w:r>
       <w:proofErr w:type="spellEnd"/>
       <w:r>
         <w:t>({</w:t>
       </w:r>
       <w:proofErr w:type="spellStart"/>
-      <w:r>
-        <w:t>name:'cat</w:t>
+      <w:proofErr w:type="gramEnd"/>
+      <w:r>
+        <w:t>name:'</w:t>
+      </w:r>
+      <w:proofErr w:type="gramStart"/>
+      <w:r>
+        <w:t>cat</w:t>
       </w:r>
       <w:proofErr w:type="spellEnd"/>
       <w:r>
-        <w:t>'})</w:t>
+        <w:t>'}</w:t>
+      </w:r>
+      <w:proofErr w:type="gramEnd"/>
+      <w:r>
+        <w:t>)</w:t>
       </w:r>
     </w:p>
     <w:p>
@@ -4889,11 +5314,19 @@
       </w:r>
       <w:proofErr w:type="gramEnd"/>
       <w:r>
-        <w:t>.count</w:t>
+        <w:t>.</w:t>
+      </w:r>
+      <w:proofErr w:type="gramStart"/>
+      <w:r>
+        <w:t>count</w:t>
       </w:r>
       <w:proofErr w:type="spellEnd"/>
       <w:r>
-        <w:t>()</w:t>
+        <w:t>(</w:t>
+      </w:r>
+      <w:proofErr w:type="gramEnd"/>
+      <w:r>
+        <w:t>)</w:t>
       </w:r>
     </w:p>
     <w:p>
@@ -4962,25 +5395,40 @@
       </w:r>
       <w:proofErr w:type="gramEnd"/>
       <w:r>
-        <w:t>.count</w:t>
+        <w:t>.</w:t>
+      </w:r>
+      <w:proofErr w:type="gramStart"/>
+      <w:r>
+        <w:t>count</w:t>
       </w:r>
       <w:proofErr w:type="spellEnd"/>
       <w:r>
-        <w:t>({"</w:t>
+        <w:t>(</w:t>
+      </w:r>
+      <w:proofErr w:type="gramEnd"/>
+      <w:r>
+        <w:t>{"</w:t>
       </w:r>
       <w:proofErr w:type="spellStart"/>
+      <w:proofErr w:type="gramStart"/>
       <w:r>
         <w:t>info.color</w:t>
       </w:r>
       <w:proofErr w:type="spellEnd"/>
       <w:r>
-        <w:t>" : {$</w:t>
+        <w:t>" :</w:t>
+      </w:r>
+      <w:proofErr w:type="gramEnd"/>
+      <w:r>
+        <w:t xml:space="preserve"> {$</w:t>
       </w:r>
       <w:proofErr w:type="spellStart"/>
+      <w:proofErr w:type="gramStart"/>
       <w:r>
         <w:t>exists:true</w:t>
       </w:r>
       <w:proofErr w:type="spellEnd"/>
+      <w:proofErr w:type="gramEnd"/>
       <w:r>
         <w:t>}})</w:t>
       </w:r>
@@ -5080,17 +5528,38 @@
       </w:r>
       <w:proofErr w:type="gramEnd"/>
       <w:r>
-        <w:t>.createIndex</w:t>
+        <w:t>.</w:t>
+      </w:r>
+      <w:proofErr w:type="gramStart"/>
+      <w:r>
+        <w:t>createIndex</w:t>
       </w:r>
       <w:proofErr w:type="spellEnd"/>
       <w:r>
-        <w:t>({"info.color":1},{</w:t>
+        <w:t>({</w:t>
+      </w:r>
+      <w:proofErr w:type="gramEnd"/>
+      <w:r>
+        <w:t>"</w:t>
+      </w:r>
+      <w:proofErr w:type="gramStart"/>
+      <w:r>
+        <w:t>info.color</w:t>
+      </w:r>
+      <w:proofErr w:type="gramEnd"/>
+      <w:r>
+        <w:t>":1</w:t>
+      </w:r>
+      <w:proofErr w:type="gramStart"/>
+      <w:r>
+        <w:t>},{</w:t>
       </w:r>
       <w:proofErr w:type="spellStart"/>
       <w:r>
         <w:t>sparse:true</w:t>
       </w:r>
       <w:proofErr w:type="spellEnd"/>
+      <w:proofErr w:type="gramEnd"/>
       <w:r>
         <w:t>})</w:t>
       </w:r>
@@ -5156,20 +5625,46 @@
       </w:r>
       <w:proofErr w:type="gramEnd"/>
       <w:r>
-        <w:t>.find</w:t>
+        <w:t>.</w:t>
+      </w:r>
+      <w:proofErr w:type="gramStart"/>
+      <w:r>
+        <w:t>find</w:t>
       </w:r>
       <w:proofErr w:type="spellEnd"/>
       <w:r>
-        <w:t>({"</w:t>
+        <w:t>({</w:t>
+      </w:r>
+      <w:proofErr w:type="gramEnd"/>
+      <w:r>
+        <w:t>"</w:t>
       </w:r>
       <w:proofErr w:type="spellStart"/>
-      <w:r>
-        <w:t>info.color":"red</w:t>
+      <w:proofErr w:type="gramStart"/>
+      <w:r>
+        <w:t>info.color</w:t>
+      </w:r>
+      <w:proofErr w:type="gramEnd"/>
+      <w:r>
+        <w:t>":"red</w:t>
       </w:r>
       <w:proofErr w:type="spellEnd"/>
       <w:r>
-        <w:t>"},{name:1});</w:t>
-      </w:r>
+        <w:t>"</w:t>
+      </w:r>
+      <w:proofErr w:type="gramStart"/>
+      <w:r>
+        <w:t>},{</w:t>
+      </w:r>
+      <w:proofErr w:type="gramEnd"/>
+      <w:r>
+        <w:t>name:1}</w:t>
+      </w:r>
+      <w:proofErr w:type="gramStart"/>
+      <w:r>
+        <w:t>);</w:t>
+      </w:r>
+      <w:proofErr w:type="gramEnd"/>
     </w:p>
     <w:p>
       <w:r>
@@ -5232,20 +5727,38 @@
       </w:r>
       <w:proofErr w:type="gramEnd"/>
       <w:r>
-        <w:t>.find</w:t>
+        <w:t>.</w:t>
+      </w:r>
+      <w:proofErr w:type="gramStart"/>
+      <w:r>
+        <w:t>find</w:t>
       </w:r>
       <w:proofErr w:type="spellEnd"/>
       <w:r>
         <w:t>({</w:t>
       </w:r>
       <w:proofErr w:type="spellStart"/>
+      <w:proofErr w:type="gramEnd"/>
       <w:r>
         <w:t>tags:'ocean</w:t>
       </w:r>
       <w:proofErr w:type="spellEnd"/>
       <w:r>
-        <w:t>'},{name:1})</w:t>
-      </w:r>
+        <w:t>'</w:t>
+      </w:r>
+      <w:proofErr w:type="gramStart"/>
+      <w:r>
+        <w:t>},{</w:t>
+      </w:r>
+      <w:proofErr w:type="gramEnd"/>
+      <w:r>
+        <w:t>name:</w:t>
+      </w:r>
+      <w:proofErr w:type="gramStart"/>
+      <w:r>
+        <w:t>1})</w:t>
+      </w:r>
+      <w:proofErr w:type="gramEnd"/>
     </w:p>
     <w:p>
       <w:proofErr w:type="spellStart"/>
@@ -5255,20 +5768,54 @@
       </w:r>
       <w:proofErr w:type="gramEnd"/>
       <w:r>
-        <w:t>.find</w:t>
+        <w:t>.</w:t>
+      </w:r>
+      <w:proofErr w:type="gramStart"/>
+      <w:r>
+        <w:t>find</w:t>
       </w:r>
       <w:proofErr w:type="spellEnd"/>
       <w:r>
         <w:t>({</w:t>
       </w:r>
       <w:proofErr w:type="spellStart"/>
+      <w:proofErr w:type="gramEnd"/>
       <w:r>
         <w:t>tags:'ocean</w:t>
       </w:r>
       <w:proofErr w:type="spellEnd"/>
       <w:r>
-        <w:t>'},{name:1}).sort({'info.color':1})</w:t>
-      </w:r>
+        <w:t>'</w:t>
+      </w:r>
+      <w:proofErr w:type="gramStart"/>
+      <w:r>
+        <w:t>},{</w:t>
+      </w:r>
+      <w:proofErr w:type="gramEnd"/>
+      <w:r>
+        <w:t>name:1}</w:t>
+      </w:r>
+      <w:proofErr w:type="gramStart"/>
+      <w:r>
+        <w:t>).sort</w:t>
+      </w:r>
+      <w:proofErr w:type="gramEnd"/>
+      <w:r>
+        <w:t>({'</w:t>
+      </w:r>
+      <w:proofErr w:type="gramStart"/>
+      <w:r>
+        <w:t>info.color</w:t>
+      </w:r>
+      <w:proofErr w:type="gramEnd"/>
+      <w:r>
+        <w:t>':</w:t>
+      </w:r>
+      <w:proofErr w:type="gramStart"/>
+      <w:r>
+        <w:t>1})</w:t>
+      </w:r>
+      <w:proofErr w:type="gramEnd"/>
     </w:p>
     <w:p>
       <w:r>
@@ -5330,20 +5877,46 @@
       </w:r>
       <w:proofErr w:type="gramEnd"/>
       <w:r>
-        <w:t>.find</w:t>
+        <w:t>.</w:t>
+      </w:r>
+      <w:proofErr w:type="gramStart"/>
+      <w:r>
+        <w:t>find</w:t>
       </w:r>
       <w:proofErr w:type="spellEnd"/>
       <w:r>
         <w:t>({</w:t>
       </w:r>
       <w:proofErr w:type="spellStart"/>
+      <w:proofErr w:type="gramEnd"/>
       <w:r>
         <w:t>tags:'ocean</w:t>
       </w:r>
       <w:proofErr w:type="spellEnd"/>
       <w:r>
-        <w:t>'},{name:1, 'info.color':1})</w:t>
-      </w:r>
+        <w:t>'</w:t>
+      </w:r>
+      <w:proofErr w:type="gramStart"/>
+      <w:r>
+        <w:t>},{</w:t>
+      </w:r>
+      <w:proofErr w:type="gramEnd"/>
+      <w:r>
+        <w:t>name:1, '</w:t>
+      </w:r>
+      <w:proofErr w:type="gramStart"/>
+      <w:r>
+        <w:t>info.color</w:t>
+      </w:r>
+      <w:proofErr w:type="gramEnd"/>
+      <w:r>
+        <w:t>':</w:t>
+      </w:r>
+      <w:proofErr w:type="gramStart"/>
+      <w:r>
+        <w:t>1})</w:t>
+      </w:r>
+      <w:proofErr w:type="gramEnd"/>
     </w:p>
     <w:p>
       <w:r>
@@ -5508,7 +6081,63 @@
       </w:r>
       <w:proofErr w:type="gramEnd"/>
       <w:r>
-        <w:t>.find({tags:'ocean'},{name:1}).sort({'info.color':1}).hint( {'info.color':1 } )</w:t>
+        <w:t>.</w:t>
+      </w:r>
+      <w:proofErr w:type="gramStart"/>
+      <w:r>
+        <w:t>find({</w:t>
+      </w:r>
+      <w:proofErr w:type="gramEnd"/>
+      <w:r>
+        <w:t>tags:'ocean'</w:t>
+      </w:r>
+      <w:proofErr w:type="gramStart"/>
+      <w:r>
+        <w:t>},{</w:t>
+      </w:r>
+      <w:proofErr w:type="gramEnd"/>
+      <w:r>
+        <w:t>name:1}</w:t>
+      </w:r>
+      <w:proofErr w:type="gramStart"/>
+      <w:r>
+        <w:t>).sort</w:t>
+      </w:r>
+      <w:proofErr w:type="gramEnd"/>
+      <w:r>
+        <w:t>({'</w:t>
+      </w:r>
+      <w:proofErr w:type="gramStart"/>
+      <w:r>
+        <w:t>info.color</w:t>
+      </w:r>
+      <w:proofErr w:type="gramEnd"/>
+      <w:r>
+        <w:t>':1}</w:t>
+      </w:r>
+      <w:proofErr w:type="gramStart"/>
+      <w:r>
+        <w:t>).hint( {</w:t>
+      </w:r>
+      <w:proofErr w:type="gramEnd"/>
+      <w:r>
+        <w:t>'</w:t>
+      </w:r>
+      <w:proofErr w:type="gramStart"/>
+      <w:r>
+        <w:t>info.color</w:t>
+      </w:r>
+      <w:proofErr w:type="gramEnd"/>
+      <w:r>
+        <w:t>':</w:t>
+      </w:r>
+      <w:proofErr w:type="gramStart"/>
+      <w:r>
+        <w:t>1 }</w:t>
+      </w:r>
+      <w:proofErr w:type="gramEnd"/>
+      <w:r>
+        <w:t xml:space="preserve"> )</w:t>
       </w:r>
     </w:p>
     <w:p>
@@ -5605,12 +6234,33 @@
       </w:r>
       <w:proofErr w:type="gramEnd"/>
       <w:r>
-        <w:t>.createIndex</w:t>
+        <w:t>.</w:t>
+      </w:r>
+      <w:proofErr w:type="gramStart"/>
+      <w:r>
+        <w:t>createIndex</w:t>
       </w:r>
       <w:proofErr w:type="spellEnd"/>
       <w:r>
-        <w:t>({tags:1,name:1})</w:t>
-      </w:r>
+        <w:t>({</w:t>
+      </w:r>
+      <w:proofErr w:type="gramEnd"/>
+      <w:r>
+        <w:t>tags:</w:t>
+      </w:r>
+      <w:proofErr w:type="gramStart"/>
+      <w:r>
+        <w:t>1,name</w:t>
+      </w:r>
+      <w:proofErr w:type="gramEnd"/>
+      <w:r>
+        <w:t>:</w:t>
+      </w:r>
+      <w:proofErr w:type="gramStart"/>
+      <w:r>
+        <w:t>1})</w:t>
+      </w:r>
+      <w:proofErr w:type="gramEnd"/>
     </w:p>
     <w:p>
       <w:r>
@@ -5680,11 +6330,19 @@
       </w:r>
       <w:proofErr w:type="gramEnd"/>
       <w:r>
-        <w:t>.find</w:t>
+        <w:t>.</w:t>
+      </w:r>
+      <w:proofErr w:type="gramStart"/>
+      <w:r>
+        <w:t>find</w:t>
       </w:r>
       <w:proofErr w:type="spellEnd"/>
       <w:r>
-        <w:t>({</w:t>
+        <w:t>(</w:t>
+      </w:r>
+      <w:proofErr w:type="gramEnd"/>
+      <w:r>
+        <w:t>{</w:t>
       </w:r>
       <w:proofErr w:type="spellStart"/>
       <w:r>
@@ -5696,11 +6354,19 @@
       </w:r>
       <w:proofErr w:type="spellStart"/>
       <w:r>
-        <w:t>tags:'ocean</w:t>
+        <w:t>tags:'</w:t>
+      </w:r>
+      <w:proofErr w:type="gramStart"/>
+      <w:r>
+        <w:t>ocean</w:t>
       </w:r>
       <w:proofErr w:type="spellEnd"/>
       <w:r>
-        <w:t>'}).explain()</w:t>
+        <w:t>'}).explain</w:t>
+      </w:r>
+      <w:proofErr w:type="gramEnd"/>
+      <w:r>
+        <w:t>()</w:t>
       </w:r>
     </w:p>
     <w:p>
@@ -5763,7 +6429,11 @@
       </w:r>
       <w:proofErr w:type="gramEnd"/>
       <w:r>
-        <w:t>.find</w:t>
+        <w:t>.</w:t>
+      </w:r>
+      <w:proofErr w:type="gramStart"/>
+      <w:r>
+        <w:t>find</w:t>
       </w:r>
       <w:proofErr w:type="spellEnd"/>
       <w:r>
@@ -5771,7 +6441,11 @@
       </w:r>
       <w:proofErr w:type="spellStart"/>
       <w:r>
-        <w:t>tags:'ocean</w:t>
+        <w:t>tags</w:t>
+      </w:r>
+      <w:proofErr w:type="gramEnd"/>
+      <w:r>
+        <w:t>:'ocean</w:t>
       </w:r>
       <w:proofErr w:type="spellEnd"/>
       <w:r>
@@ -5785,11 +6459,19 @@
       </w:r>
       <w:proofErr w:type="spellStart"/>
       <w:r>
-        <w:t>name:'shark</w:t>
+        <w:t>name:'</w:t>
+      </w:r>
+      <w:proofErr w:type="gramStart"/>
+      <w:r>
+        <w:t>shark</w:t>
       </w:r>
       <w:proofErr w:type="spellEnd"/>
       <w:r>
-        <w:t>'}).explain()</w:t>
+        <w:t>'}).explain</w:t>
+      </w:r>
+      <w:proofErr w:type="gramEnd"/>
+      <w:r>
+        <w:t>()</w:t>
       </w:r>
     </w:p>
     <w:p>
@@ -5862,11 +6544,19 @@
       </w:r>
       <w:proofErr w:type="gramEnd"/>
       <w:r>
-        <w:t>.find</w:t>
+        <w:t>.</w:t>
+      </w:r>
+      <w:proofErr w:type="gramStart"/>
+      <w:r>
+        <w:t>find</w:t>
       </w:r>
       <w:proofErr w:type="spellEnd"/>
       <w:r>
-        <w:t>({</w:t>
+        <w:t>(</w:t>
+      </w:r>
+      <w:proofErr w:type="gramEnd"/>
+      <w:r>
+        <w:t>{</w:t>
       </w:r>
       <w:proofErr w:type="spellStart"/>
       <w:r>
@@ -5878,11 +6568,27 @@
       </w:r>
       <w:proofErr w:type="spellStart"/>
       <w:r>
-        <w:t>tags:'ocean</w:t>
+        <w:t>tags:'</w:t>
+      </w:r>
+      <w:proofErr w:type="gramStart"/>
+      <w:r>
+        <w:t>ocean</w:t>
       </w:r>
       <w:proofErr w:type="spellEnd"/>
       <w:r>
-        <w:t>'}).hint('tags_1_name_1').explain()</w:t>
+        <w:t>'}).hint</w:t>
+      </w:r>
+      <w:proofErr w:type="gramEnd"/>
+      <w:r>
+        <w:t>('tags_1_name_1'</w:t>
+      </w:r>
+      <w:proofErr w:type="gramStart"/>
+      <w:r>
+        <w:t>).explain</w:t>
+      </w:r>
+      <w:proofErr w:type="gramEnd"/>
+      <w:r>
+        <w:t>()</w:t>
       </w:r>
     </w:p>
     <w:p>
@@ -5988,19 +6694,32 @@
       </w:r>
       <w:proofErr w:type="gramEnd"/>
       <w:r>
-        <w:t>.find</w:t>
+        <w:t>.</w:t>
+      </w:r>
+      <w:proofErr w:type="gramStart"/>
+      <w:r>
+        <w:t>find</w:t>
       </w:r>
       <w:proofErr w:type="spellEnd"/>
       <w:r>
         <w:t>({</w:t>
       </w:r>
       <w:proofErr w:type="spellStart"/>
-      <w:r>
-        <w:t>name:'shark</w:t>
+      <w:proofErr w:type="gramEnd"/>
+      <w:r>
+        <w:t>name:'</w:t>
+      </w:r>
+      <w:proofErr w:type="gramStart"/>
+      <w:r>
+        <w:t>shark</w:t>
       </w:r>
       <w:proofErr w:type="spellEnd"/>
       <w:r>
-        <w:t>'}).explain()</w:t>
+        <w:t>'}).explain</w:t>
+      </w:r>
+      <w:proofErr w:type="gramEnd"/>
+      <w:r>
+        <w:t>()</w:t>
       </w:r>
     </w:p>
     <w:p>
@@ -6137,7 +6856,31 @@
       </w:r>
       <w:proofErr w:type="spellEnd"/>
       <w:r>
-        <w:t>().sort({tags:1,name:1}).explain()</w:t>
+        <w:t>(</w:t>
+      </w:r>
+      <w:proofErr w:type="gramStart"/>
+      <w:r>
+        <w:t>).sort</w:t>
+      </w:r>
+      <w:proofErr w:type="gramEnd"/>
+      <w:r>
+        <w:t>({tags:</w:t>
+      </w:r>
+      <w:proofErr w:type="gramStart"/>
+      <w:r>
+        <w:t>1,name</w:t>
+      </w:r>
+      <w:proofErr w:type="gramEnd"/>
+      <w:r>
+        <w:t>:1}</w:t>
+      </w:r>
+      <w:proofErr w:type="gramStart"/>
+      <w:r>
+        <w:t>).explain</w:t>
+      </w:r>
+      <w:proofErr w:type="gramEnd"/>
+      <w:r>
+        <w:t>()</w:t>
       </w:r>
     </w:p>
     <w:p>
@@ -6252,7 +6995,31 @@
       </w:r>
       <w:proofErr w:type="spellEnd"/>
       <w:r>
-        <w:t>().sort({tags:-1,name:-1}).explain()</w:t>
+        <w:t>(</w:t>
+      </w:r>
+      <w:proofErr w:type="gramStart"/>
+      <w:r>
+        <w:t>).sort</w:t>
+      </w:r>
+      <w:proofErr w:type="gramEnd"/>
+      <w:r>
+        <w:t>({</w:t>
+      </w:r>
+      <w:proofErr w:type="gramStart"/>
+      <w:r>
+        <w:t>tags:-1,name</w:t>
+      </w:r>
+      <w:proofErr w:type="gramEnd"/>
+      <w:r>
+        <w:t>:-1}</w:t>
+      </w:r>
+      <w:proofErr w:type="gramStart"/>
+      <w:r>
+        <w:t>).explain</w:t>
+      </w:r>
+      <w:proofErr w:type="gramEnd"/>
+      <w:r>
+        <w:t>()</w:t>
       </w:r>
     </w:p>
     <w:p>
@@ -6376,7 +7143,31 @@
       </w:r>
       <w:proofErr w:type="spellEnd"/>
       <w:r>
-        <w:t>().sort({tags:1,name:-1}).explain()</w:t>
+        <w:t>(</w:t>
+      </w:r>
+      <w:proofErr w:type="gramStart"/>
+      <w:r>
+        <w:t>).sort</w:t>
+      </w:r>
+      <w:proofErr w:type="gramEnd"/>
+      <w:r>
+        <w:t>({tags:</w:t>
+      </w:r>
+      <w:proofErr w:type="gramStart"/>
+      <w:r>
+        <w:t>1,name</w:t>
+      </w:r>
+      <w:proofErr w:type="gramEnd"/>
+      <w:r>
+        <w:t>:-1}</w:t>
+      </w:r>
+      <w:proofErr w:type="gramStart"/>
+      <w:r>
+        <w:t>).explain</w:t>
+      </w:r>
+      <w:proofErr w:type="gramEnd"/>
+      <w:r>
+        <w:t>()</w:t>
       </w:r>
     </w:p>
     <w:p>
@@ -6437,13 +7228,37 @@
       </w:r>
       <w:proofErr w:type="spellEnd"/>
       <w:r>
-        <w:t>().sort({tags:</w:t>
+        <w:t>(</w:t>
+      </w:r>
+      <w:proofErr w:type="gramStart"/>
+      <w:r>
+        <w:t>).sort</w:t>
+      </w:r>
+      <w:proofErr w:type="gramEnd"/>
+      <w:r>
+        <w:t>({</w:t>
+      </w:r>
+      <w:proofErr w:type="gramStart"/>
+      <w:r>
+        <w:t>tags:</w:t>
       </w:r>
       <w:r>
         <w:t>-</w:t>
       </w:r>
       <w:r>
-        <w:t>1,name:1}).explain()</w:t>
+        <w:t>1,name</w:t>
+      </w:r>
+      <w:proofErr w:type="gramEnd"/>
+      <w:r>
+        <w:t>:1}</w:t>
+      </w:r>
+      <w:proofErr w:type="gramStart"/>
+      <w:r>
+        <w:t>).explain</w:t>
+      </w:r>
+      <w:proofErr w:type="gramEnd"/>
+      <w:r>
+        <w:t>()</w:t>
       </w:r>
     </w:p>
     <w:p>
@@ -6656,8 +7471,17 @@
           <w:rFonts w:ascii="Helvetica" w:hAnsi="Helvetica"/>
           <w:color w:val="001E2B"/>
         </w:rPr>
-        <w:t> (i.e. {</w:t>
-      </w:r>
+        <w:t> (i.</w:t>
+      </w:r>
+      <w:proofErr w:type="gramStart"/>
+      <w:r>
+        <w:rPr>
+          <w:rFonts w:ascii="Helvetica" w:hAnsi="Helvetica"/>
+          <w:color w:val="001E2B"/>
+        </w:rPr>
+        <w:t>e. {</w:t>
+      </w:r>
+      <w:proofErr w:type="gramEnd"/>
       <w:r>
         <w:rPr>
           <w:rStyle w:val="HTMLCode"/>
@@ -6701,14 +7525,72 @@
           <w:bdr w:val="single" w:sz="6" w:space="0" w:color="E8EDEB" w:frame="1"/>
           <w:shd w:val="clear" w:color="auto" w:fill="F9FBFA"/>
         </w:rPr>
-        <w:t>"field" : {$eq : null}}</w:t>
+        <w:t>"field</w:t>
+      </w:r>
+      <w:proofErr w:type="gramStart"/>
+      <w:r>
+        <w:rPr>
+          <w:rStyle w:val="HTMLCode"/>
+          <w:color w:val="1C2D38"/>
+          <w:bdr w:val="single" w:sz="6" w:space="0" w:color="E8EDEB" w:frame="1"/>
+          <w:shd w:val="clear" w:color="auto" w:fill="F9FBFA"/>
+        </w:rPr>
+        <w:t>" :</w:t>
+      </w:r>
+      <w:proofErr w:type="gramEnd"/>
+      <w:r>
+        <w:rPr>
+          <w:rStyle w:val="HTMLCode"/>
+          <w:color w:val="1C2D38"/>
+          <w:bdr w:val="single" w:sz="6" w:space="0" w:color="E8EDEB" w:frame="1"/>
+          <w:shd w:val="clear" w:color="auto" w:fill="F9FBFA"/>
+        </w:rPr>
+        <w:t xml:space="preserve"> {$</w:t>
+      </w:r>
+      <w:proofErr w:type="gramStart"/>
+      <w:r>
+        <w:rPr>
+          <w:rStyle w:val="HTMLCode"/>
+          <w:color w:val="1C2D38"/>
+          <w:bdr w:val="single" w:sz="6" w:space="0" w:color="E8EDEB" w:frame="1"/>
+          <w:shd w:val="clear" w:color="auto" w:fill="F9FBFA"/>
+        </w:rPr>
+        <w:t>eq :</w:t>
+      </w:r>
+      <w:proofErr w:type="gramEnd"/>
+      <w:r>
+        <w:rPr>
+          <w:rStyle w:val="HTMLCode"/>
+          <w:color w:val="1C2D38"/>
+          <w:bdr w:val="single" w:sz="6" w:space="0" w:color="E8EDEB" w:frame="1"/>
+          <w:shd w:val="clear" w:color="auto" w:fill="F9FBFA"/>
+        </w:rPr>
+        <w:t xml:space="preserve"> null}</w:t>
+      </w:r>
+      <w:proofErr w:type="gramStart"/>
+      <w:r>
+        <w:rPr>
+          <w:rStyle w:val="HTMLCode"/>
+          <w:color w:val="1C2D38"/>
+          <w:bdr w:val="single" w:sz="6" w:space="0" w:color="E8EDEB" w:frame="1"/>
+          <w:shd w:val="clear" w:color="auto" w:fill="F9FBFA"/>
+        </w:rPr>
+        <w:t>}</w:t>
       </w:r>
       <w:r>
         <w:rPr>
           <w:rFonts w:ascii="Helvetica" w:hAnsi="Helvetica"/>
           <w:color w:val="001E2B"/>
         </w:rPr>
-        <w:t> ).</w:t>
+        <w:t> )</w:t>
+      </w:r>
+      <w:proofErr w:type="gramEnd"/>
+      <w:r>
+        <w:rPr>
+          <w:rFonts w:ascii="Helvetica" w:hAnsi="Helvetica"/>
+          <w:color w:val="001E2B"/>
+        </w:rPr>
+        <w:t>.</w:t>
       </w:r>
     </w:p>
     <w:p>
@@ -6837,6 +7719,7 @@
               </w:rPr>
               <w:t>.</w:t>
             </w:r>
+            <w:proofErr w:type="gramStart"/>
             <w:r>
               <w:rPr>
                 <w:rStyle w:val="lg-highlight-title"/>
@@ -6854,7 +7737,16 @@
                 <w:sz w:val="24"/>
                 <w:szCs w:val="24"/>
               </w:rPr>
-              <w:t xml:space="preserve">( { </w:t>
+              <w:t>( {</w:t>
+            </w:r>
+            <w:proofErr w:type="gramEnd"/>
+            <w:r>
+              <w:rPr>
+                <w:rFonts w:ascii="Times New Roman" w:hAnsi="Times New Roman" w:cs="Times New Roman"/>
+                <w:sz w:val="24"/>
+                <w:szCs w:val="24"/>
+              </w:rPr>
+              <w:t xml:space="preserve"> </w:t>
             </w:r>
             <w:r>
               <w:rPr>
@@ -6910,6 +7802,7 @@
               </w:rPr>
               <w:t xml:space="preserve">: </w:t>
             </w:r>
+            <w:proofErr w:type="gramStart"/>
             <w:r>
               <w:rPr>
                 <w:rStyle w:val="lg-highlight-number"/>
@@ -6926,7 +7819,16 @@
                 <w:sz w:val="24"/>
                 <w:szCs w:val="24"/>
               </w:rPr>
-              <w:t xml:space="preserve"> } )</w:t>
+              <w:t xml:space="preserve"> }</w:t>
+            </w:r>
+            <w:proofErr w:type="gramEnd"/>
+            <w:r>
+              <w:rPr>
+                <w:rFonts w:ascii="Times New Roman" w:hAnsi="Times New Roman" w:cs="Times New Roman"/>
+                <w:sz w:val="24"/>
+                <w:szCs w:val="24"/>
+              </w:rPr>
+              <w:t xml:space="preserve"> )</w:t>
             </w:r>
           </w:p>
         </w:tc>
@@ -6951,12 +7853,25 @@
       </w:r>
       <w:proofErr w:type="gramEnd"/>
       <w:r>
-        <w:t>.createIndex</w:t>
+        <w:t>.</w:t>
+      </w:r>
+      <w:proofErr w:type="gramStart"/>
+      <w:r>
+        <w:t>createIndex</w:t>
       </w:r>
       <w:proofErr w:type="spellEnd"/>
       <w:r>
-        <w:t>({name:1})</w:t>
-      </w:r>
+        <w:t>({</w:t>
+      </w:r>
+      <w:proofErr w:type="gramEnd"/>
+      <w:r>
+        <w:t>name:</w:t>
+      </w:r>
+      <w:proofErr w:type="gramStart"/>
+      <w:r>
+        <w:t>1})</w:t>
+      </w:r>
+      <w:proofErr w:type="gramEnd"/>
     </w:p>
     <w:p>
       <w:r>
@@ -7018,20 +7933,38 @@
       </w:r>
       <w:proofErr w:type="gramEnd"/>
       <w:r>
-        <w:t>.find</w:t>
+        <w:t>.</w:t>
+      </w:r>
+      <w:proofErr w:type="gramStart"/>
+      <w:r>
+        <w:t>find</w:t>
       </w:r>
       <w:proofErr w:type="spellEnd"/>
       <w:r>
         <w:t>({</w:t>
       </w:r>
       <w:proofErr w:type="spellStart"/>
+      <w:proofErr w:type="gramEnd"/>
       <w:r>
         <w:t>name:'cat</w:t>
       </w:r>
       <w:proofErr w:type="spellEnd"/>
       <w:r>
-        <w:t>'},{name:1})</w:t>
-      </w:r>
+        <w:t>'</w:t>
+      </w:r>
+      <w:proofErr w:type="gramStart"/>
+      <w:r>
+        <w:t>},{</w:t>
+      </w:r>
+      <w:proofErr w:type="gramEnd"/>
+      <w:r>
+        <w:t>name:</w:t>
+      </w:r>
+      <w:proofErr w:type="gramStart"/>
+      <w:r>
+        <w:t>1})</w:t>
+      </w:r>
+      <w:proofErr w:type="gramEnd"/>
     </w:p>
     <w:p>
       <w:r>
@@ -7114,20 +8047,46 @@
       </w:r>
       <w:proofErr w:type="gramEnd"/>
       <w:r>
-        <w:t>.find</w:t>
+        <w:t>.</w:t>
+      </w:r>
+      <w:proofErr w:type="gramStart"/>
+      <w:r>
+        <w:t>find</w:t>
       </w:r>
       <w:proofErr w:type="spellEnd"/>
       <w:r>
         <w:t>({</w:t>
       </w:r>
       <w:proofErr w:type="spellStart"/>
+      <w:proofErr w:type="gramEnd"/>
       <w:r>
         <w:t>name:'cat</w:t>
       </w:r>
       <w:proofErr w:type="spellEnd"/>
       <w:r>
-        <w:t>'},{_id:0,name:1})</w:t>
-      </w:r>
+        <w:t>'</w:t>
+      </w:r>
+      <w:proofErr w:type="gramStart"/>
+      <w:r>
+        <w:t>},{</w:t>
+      </w:r>
+      <w:proofErr w:type="gramEnd"/>
+      <w:r>
+        <w:t>_id:</w:t>
+      </w:r>
+      <w:proofErr w:type="gramStart"/>
+      <w:r>
+        <w:t>0,name</w:t>
+      </w:r>
+      <w:proofErr w:type="gramEnd"/>
+      <w:r>
+        <w:t>:</w:t>
+      </w:r>
+      <w:proofErr w:type="gramStart"/>
+      <w:r>
+        <w:t>1})</w:t>
+      </w:r>
+      <w:proofErr w:type="gramEnd"/>
     </w:p>
     <w:p>
       <w:r>
@@ -7225,12 +8184,25 @@
       </w:r>
       <w:proofErr w:type="gramEnd"/>
       <w:r>
-        <w:t>.createIndex</w:t>
+        <w:t>.</w:t>
+      </w:r>
+      <w:proofErr w:type="gramStart"/>
+      <w:r>
+        <w:t>createIndex</w:t>
       </w:r>
       <w:proofErr w:type="spellEnd"/>
       <w:r>
-        <w:t>({zzz:1})</w:t>
-      </w:r>
+        <w:t>({</w:t>
+      </w:r>
+      <w:proofErr w:type="gramEnd"/>
+      <w:r>
+        <w:t>zzz:</w:t>
+      </w:r>
+      <w:proofErr w:type="gramStart"/>
+      <w:r>
+        <w:t>1})</w:t>
+      </w:r>
+      <w:proofErr w:type="gramEnd"/>
     </w:p>
     <w:p>
       <w:proofErr w:type="spellStart"/>
@@ -7240,11 +8212,19 @@
       </w:r>
       <w:proofErr w:type="gramEnd"/>
       <w:r>
-        <w:t>.getIndexes</w:t>
+        <w:t>.</w:t>
+      </w:r>
+      <w:proofErr w:type="gramStart"/>
+      <w:r>
+        <w:t>getIndexes</w:t>
       </w:r>
       <w:proofErr w:type="spellEnd"/>
       <w:r>
-        <w:t>()</w:t>
+        <w:t>(</w:t>
+      </w:r>
+      <w:proofErr w:type="gramEnd"/>
+      <w:r>
+        <w:t>)</w:t>
       </w:r>
     </w:p>
     <w:p>
@@ -7312,7 +8292,15 @@
       </w:r>
       <w:proofErr w:type="gramEnd"/>
       <w:r>
-        <w:t xml:space="preserve"> it can create an extra index that will never be hit and you wouldn't know it. The best way to ensure that Mongo is using indexes to satisfy your queries is to use explain, inspect the results, and make sure your queries are well optimized.</w:t>
+        <w:t xml:space="preserve"> it can create an extra index that will never be </w:t>
+      </w:r>
+      <w:proofErr w:type="gramStart"/>
+      <w:r>
+        <w:t>hit</w:t>
+      </w:r>
+      <w:proofErr w:type="gramEnd"/>
+      <w:r>
+        <w:t xml:space="preserve"> and you wouldn't know it. The best way to ensure that Mongo is using indexes to satisfy your queries is to use explain, inspect the results, and make sure your queries are well optimized.</w:t>
       </w:r>
     </w:p>
     <w:p>
@@ -7451,11 +8439,19 @@
       </w:r>
       <w:proofErr w:type="gramEnd"/>
       <w:r>
-        <w:t>.getIndexes</w:t>
+        <w:t>.</w:t>
+      </w:r>
+      <w:proofErr w:type="gramStart"/>
+      <w:r>
+        <w:t>getIndexes</w:t>
       </w:r>
       <w:proofErr w:type="spellEnd"/>
       <w:r>
-        <w:t>()</w:t>
+        <w:t>(</w:t>
+      </w:r>
+      <w:proofErr w:type="gramEnd"/>
+      <w:r>
+        <w:t>)</w:t>
       </w:r>
     </w:p>
     <w:p>
@@ -7605,7 +8601,23 @@
         <w:t>.dropIndex("</w:t>
       </w:r>
       <w:r>
-        <w:t>_id_1_name_1_tags_1_info.color_1_info.canFly_1_anotherVeryLongFieldName_1</w:t>
+        <w:t>_id_1_name_1_tags_1_</w:t>
+      </w:r>
+      <w:proofErr w:type="gramStart"/>
+      <w:r>
+        <w:t>info.color</w:t>
+      </w:r>
+      <w:proofErr w:type="gramEnd"/>
+      <w:r>
+        <w:t>_1_</w:t>
+      </w:r>
+      <w:proofErr w:type="gramStart"/>
+      <w:r>
+        <w:t>info.canFly</w:t>
+      </w:r>
+      <w:proofErr w:type="gramEnd"/>
+      <w:r>
+        <w:t>_1_anotherVeryLongFieldName_1</w:t>
       </w:r>
       <w:r>
         <w:t>")</w:t>
@@ -7687,15 +8699,28 @@
       </w:r>
       <w:proofErr w:type="spellEnd"/>
       <w:r>
-        <w:t>(keys,{</w:t>
+        <w:t>(</w:t>
+      </w:r>
+      <w:proofErr w:type="gramStart"/>
+      <w:r>
+        <w:t>keys,{</w:t>
       </w:r>
       <w:proofErr w:type="spellStart"/>
-      <w:r>
-        <w:t>name:'small</w:t>
+      <w:proofErr w:type="gramEnd"/>
+      <w:r>
+        <w:t>name:'</w:t>
+      </w:r>
+      <w:proofErr w:type="gramStart"/>
+      <w:r>
+        <w:t>small</w:t>
       </w:r>
       <w:proofErr w:type="spellEnd"/>
       <w:r>
-        <w:t>'})</w:t>
+        <w:t>'}</w:t>
+      </w:r>
+      <w:proofErr w:type="gramEnd"/>
+      <w:r>
+        <w:t>)</w:t>
       </w:r>
     </w:p>
     <w:p>
@@ -7765,11 +8790,19 @@
       </w:r>
       <w:proofErr w:type="gramEnd"/>
       <w:r>
-        <w:t>.getIndexes</w:t>
+        <w:t>.</w:t>
+      </w:r>
+      <w:proofErr w:type="gramStart"/>
+      <w:r>
+        <w:t>getIndexes</w:t>
       </w:r>
       <w:proofErr w:type="spellEnd"/>
       <w:r>
-        <w:t>()</w:t>
+        <w:t>(</w:t>
+      </w:r>
+      <w:proofErr w:type="gramEnd"/>
+      <w:r>
+        <w:t>)</w:t>
       </w:r>
     </w:p>
     <w:p>
@@ -7848,7 +8881,6 @@
               <w:bottom w:val="nil"/>
               <w:right w:val="nil"/>
             </w:tcBorders>
-            <w:shd w:val="clear" w:color="auto" w:fill="auto"/>
             <w:vAlign w:val="bottom"/>
             <w:hideMark/>
           </w:tcPr>
@@ -7886,7 +8918,6 @@
               <w:bottom w:val="nil"/>
               <w:right w:val="nil"/>
             </w:tcBorders>
-            <w:shd w:val="clear" w:color="auto" w:fill="auto"/>
             <w:vAlign w:val="bottom"/>
             <w:hideMark/>
           </w:tcPr>
@@ -7927,7 +8958,6 @@
               <w:bottom w:val="nil"/>
               <w:right w:val="nil"/>
             </w:tcBorders>
-            <w:shd w:val="clear" w:color="auto" w:fill="auto"/>
             <w:vAlign w:val="bottom"/>
             <w:hideMark/>
           </w:tcPr>
@@ -7966,11 +8996,19 @@
       </w:r>
       <w:proofErr w:type="gramEnd"/>
       <w:r>
-        <w:t>.insertMany</w:t>
+        <w:t>.</w:t>
+      </w:r>
+      <w:proofErr w:type="gramStart"/>
+      <w:r>
+        <w:t>insertMany</w:t>
       </w:r>
       <w:proofErr w:type="spellEnd"/>
       <w:r>
-        <w:t>([</w:t>
+        <w:t>(</w:t>
+      </w:r>
+      <w:proofErr w:type="gramEnd"/>
+      <w:r>
+        <w:t>[</w:t>
       </w:r>
     </w:p>
     <w:p>
@@ -7981,15 +9019,7 @@
     </w:p>
     <w:p>
       <w:r>
-        <w:t xml:space="preserve">    name: "</w:t>
-      </w:r>
-      <w:proofErr w:type="spellStart"/>
-      <w:r>
-        <w:t>Cubbon</w:t>
-      </w:r>
-      <w:proofErr w:type="spellEnd"/>
-      <w:r>
-        <w:t xml:space="preserve"> Park",</w:t>
+        <w:t xml:space="preserve">    name: "Cubbon Park",</w:t>
       </w:r>
     </w:p>
     <w:p>
@@ -8002,7 +9032,15 @@
       </w:r>
       <w:proofErr w:type="gramEnd"/>
       <w:r>
-        <w:t>: "Point", coordinates: [77.592, 12.976] },</w:t>
+        <w:t>: "Point", coordinates: [77.592, 12.976</w:t>
+      </w:r>
+      <w:proofErr w:type="gramStart"/>
+      <w:r>
+        <w:t>] }</w:t>
+      </w:r>
+      <w:proofErr w:type="gramEnd"/>
+      <w:r>
+        <w:t>,</w:t>
       </w:r>
     </w:p>
     <w:p>
@@ -8035,7 +9073,15 @@
       </w:r>
       <w:proofErr w:type="gramEnd"/>
       <w:r>
-        <w:t>: "Point", coordinates: [77.584, 12.950] },</w:t>
+        <w:t>: "Point", coordinates: [77.584, 12.950</w:t>
+      </w:r>
+      <w:proofErr w:type="gramStart"/>
+      <w:r>
+        <w:t>] }</w:t>
+      </w:r>
+      <w:proofErr w:type="gramEnd"/>
+      <w:r>
+        <w:t>,</w:t>
       </w:r>
     </w:p>
     <w:p>
@@ -8076,7 +9122,15 @@
       </w:r>
       <w:proofErr w:type="gramEnd"/>
       <w:r>
-        <w:t>: "Point", coordinates: [77.591, 12.998] },</w:t>
+        <w:t>: "Point", coordinates: [77.591, 12.998</w:t>
+      </w:r>
+      <w:proofErr w:type="gramStart"/>
+      <w:r>
+        <w:t>] }</w:t>
+      </w:r>
+      <w:proofErr w:type="gramEnd"/>
+      <w:r>
+        <w:t>,</w:t>
       </w:r>
     </w:p>
     <w:p>
@@ -8109,7 +9163,15 @@
       </w:r>
       <w:proofErr w:type="gramEnd"/>
       <w:r>
-        <w:t>: "Point", coordinates: [77.609, 12.975] },</w:t>
+        <w:t>: "Point", coordinates: [77.609, 12.975</w:t>
+      </w:r>
+      <w:proofErr w:type="gramStart"/>
+      <w:r>
+        <w:t>] }</w:t>
+      </w:r>
+      <w:proofErr w:type="gramEnd"/>
+      <w:r>
+        <w:t>,</w:t>
       </w:r>
     </w:p>
     <w:p>
@@ -8233,11 +9295,27 @@
       </w:r>
       <w:proofErr w:type="gramEnd"/>
       <w:r>
-        <w:t>.createIndex</w:t>
+        <w:t>.</w:t>
+      </w:r>
+      <w:proofErr w:type="gramStart"/>
+      <w:r>
+        <w:t>createIndex</w:t>
       </w:r>
       <w:proofErr w:type="spellEnd"/>
       <w:r>
-        <w:t>({ location: "2dsphere" })</w:t>
+        <w:t>({ location</w:t>
+      </w:r>
+      <w:proofErr w:type="gramEnd"/>
+      <w:r>
+        <w:t>: "2dsphere</w:t>
+      </w:r>
+      <w:proofErr w:type="gramStart"/>
+      <w:r>
+        <w:t>" }</w:t>
+      </w:r>
+      <w:proofErr w:type="gramEnd"/>
+      <w:r>
+        <w:t>)</w:t>
       </w:r>
     </w:p>
     <w:p>
@@ -8248,11 +9326,19 @@
       </w:r>
       <w:proofErr w:type="gramEnd"/>
       <w:r>
-        <w:t>.find</w:t>
+        <w:t>.</w:t>
+      </w:r>
+      <w:proofErr w:type="gramStart"/>
+      <w:r>
+        <w:t>find</w:t>
       </w:r>
       <w:proofErr w:type="spellEnd"/>
       <w:r>
-        <w:t>({</w:t>
+        <w:t>(</w:t>
+      </w:r>
+      <w:proofErr w:type="gramEnd"/>
+      <w:r>
+        <w:t>{</w:t>
       </w:r>
     </w:p>
     <w:p>
@@ -8409,14 +9495,28 @@
         <w:rPr>
           <w:lang w:val="en-IN"/>
         </w:rPr>
-        <w:t>.insertMany</w:t>
+        <w:t>.</w:t>
+      </w:r>
+      <w:proofErr w:type="gramStart"/>
+      <w:r>
+        <w:rPr>
+          <w:lang w:val="en-IN"/>
+        </w:rPr>
+        <w:t>insertMany</w:t>
       </w:r>
       <w:proofErr w:type="spellEnd"/>
       <w:r>
         <w:rPr>
           <w:lang w:val="en-IN"/>
         </w:rPr>
-        <w:t>([</w:t>
+        <w:t>(</w:t>
+      </w:r>
+      <w:proofErr w:type="gramEnd"/>
+      <w:r>
+        <w:rPr>
+          <w:lang w:val="en-IN"/>
+        </w:rPr>
+        <w:t>[</w:t>
       </w:r>
     </w:p>
     <w:p>
@@ -8742,14 +9842,42 @@
         <w:rPr>
           <w:lang w:val="en-IN"/>
         </w:rPr>
-        <w:t>.createIndex</w:t>
+        <w:t>.</w:t>
+      </w:r>
+      <w:proofErr w:type="gramStart"/>
+      <w:r>
+        <w:rPr>
+          <w:lang w:val="en-IN"/>
+        </w:rPr>
+        <w:t>createIndex</w:t>
       </w:r>
       <w:proofErr w:type="spellEnd"/>
       <w:r>
         <w:rPr>
           <w:lang w:val="en-IN"/>
         </w:rPr>
-        <w:t>({ location: "2d" })</w:t>
+        <w:t>({ location</w:t>
+      </w:r>
+      <w:proofErr w:type="gramEnd"/>
+      <w:r>
+        <w:rPr>
+          <w:lang w:val="en-IN"/>
+        </w:rPr>
+        <w:t>: "2d</w:t>
+      </w:r>
+      <w:proofErr w:type="gramStart"/>
+      <w:r>
+        <w:rPr>
+          <w:lang w:val="en-IN"/>
+        </w:rPr>
+        <w:t>" }</w:t>
+      </w:r>
+      <w:proofErr w:type="gramEnd"/>
+      <w:r>
+        <w:rPr>
+          <w:lang w:val="en-IN"/>
+        </w:rPr>
+        <w:t>)</w:t>
       </w:r>
     </w:p>
     <w:p>
@@ -8780,14 +9908,28 @@
         <w:rPr>
           <w:lang w:val="en-IN"/>
         </w:rPr>
-        <w:t>.find</w:t>
+        <w:t>.</w:t>
+      </w:r>
+      <w:proofErr w:type="gramStart"/>
+      <w:r>
+        <w:rPr>
+          <w:lang w:val="en-IN"/>
+        </w:rPr>
+        <w:t>find</w:t>
       </w:r>
       <w:proofErr w:type="spellEnd"/>
       <w:r>
         <w:rPr>
           <w:lang w:val="en-IN"/>
         </w:rPr>
-        <w:t>({</w:t>
+        <w:t>(</w:t>
+      </w:r>
+      <w:proofErr w:type="gramEnd"/>
+      <w:r>
+        <w:rPr>
+          <w:lang w:val="en-IN"/>
+        </w:rPr>
+        <w:t>{</w:t>
       </w:r>
     </w:p>
     <w:p>
@@ -8933,7 +10075,7 @@
 </file>
 
 <file path=word/endnotes.xml><?xml version="1.0" encoding="utf-8"?>
-<w:endnotes xmlns:wpc="http://schemas.microsoft.com/office/word/2010/wordprocessingCanvas" xmlns:cx="http://schemas.microsoft.com/office/drawing/2014/chartex" xmlns:cx1="http://schemas.microsoft.com/office/drawing/2015/9/8/chartex" xmlns:cx2="http://schemas.microsoft.com/office/drawing/2015/10/21/chartex" xmlns:cx3="http://schemas.microsoft.com/office/drawing/2016/5/9/chartex" xmlns:cx4="http://schemas.microsoft.com/office/drawing/2016/5/10/chartex" xmlns:cx5="http://schemas.microsoft.com/office/drawing/2016/5/11/chartex" xmlns:cx6="http://schemas.microsoft.com/office/drawing/2016/5/12/chartex" xmlns:cx7="http://schemas.microsoft.com/office/drawing/2016/5/13/chartex" xmlns:cx8="http://schemas.microsoft.com/office/drawing/2016/5/14/chartex" xmlns:mc="http://schemas.openxmlformats.org/markup-compatibility/2006" xmlns:aink="http://schemas.microsoft.com/office/drawing/2016/ink" xmlns:am3d="http://schemas.microsoft.com/office/drawing/2017/model3d" xmlns:o="urn:schemas-microsoft-com:office:office" xmlns:oel="http://schemas.microsoft.com/office/2019/extlst" xmlns:r="http://schemas.openxmlformats.org/officeDocument/2006/relationships" xmlns:m="http://schemas.openxmlformats.org/officeDocument/2006/math" xmlns:v="urn:schemas-microsoft-com:vml" xmlns:wp14="http://schemas.microsoft.com/office/word/2010/wordprocessingDrawing" xmlns:wp="http://schemas.openxmlformats.org/drawingml/2006/wordprocessingDrawing" xmlns:w10="urn:schemas-microsoft-com:office:word" xmlns:w="http://schemas.openxmlformats.org/wordprocessingml/2006/main" xmlns:w14="http://schemas.microsoft.com/office/word/2010/wordml" xmlns:w15="http://schemas.microsoft.com/office/word/2012/wordml" xmlns:w16cex="http://schemas.microsoft.com/office/word/2018/wordml/cex" xmlns:w16cid="http://schemas.microsoft.com/office/word/2016/wordml/cid" xmlns:w16="http://schemas.microsoft.com/office/word/2018/wordml" xmlns:w16sdtdh="http://schemas.microsoft.com/office/word/2020/wordml/sdtdatahash" xmlns:w16se="http://schemas.microsoft.com/office/word/2015/wordml/symex" xmlns:wpg="http://schemas.microsoft.com/office/word/2010/wordprocessingGroup" xmlns:wpi="http://schemas.microsoft.com/office/word/2010/wordprocessingInk" xmlns:wne="http://schemas.microsoft.com/office/word/2006/wordml" xmlns:wps="http://schemas.microsoft.com/office/word/2010/wordprocessingShape" mc:Ignorable="w14 w15 w16se w16cid w16 w16cex w16sdtdh wp14">
+<w:endnotes xmlns:wpc="http://schemas.microsoft.com/office/word/2010/wordprocessingCanvas" xmlns:cx="http://schemas.microsoft.com/office/drawing/2014/chartex" xmlns:cx1="http://schemas.microsoft.com/office/drawing/2015/9/8/chartex" xmlns:cx2="http://schemas.microsoft.com/office/drawing/2015/10/21/chartex" xmlns:cx3="http://schemas.microsoft.com/office/drawing/2016/5/9/chartex" xmlns:cx4="http://schemas.microsoft.com/office/drawing/2016/5/10/chartex" xmlns:cx5="http://schemas.microsoft.com/office/drawing/2016/5/11/chartex" xmlns:cx6="http://schemas.microsoft.com/office/drawing/2016/5/12/chartex" xmlns:cx7="http://schemas.microsoft.com/office/drawing/2016/5/13/chartex" xmlns:cx8="http://schemas.microsoft.com/office/drawing/2016/5/14/chartex" xmlns:mc="http://schemas.openxmlformats.org/markup-compatibility/2006" xmlns:aink="http://schemas.microsoft.com/office/drawing/2016/ink" xmlns:am3d="http://schemas.microsoft.com/office/drawing/2017/model3d" xmlns:o="urn:schemas-microsoft-com:office:office" xmlns:oel="http://schemas.microsoft.com/office/2019/extlst" xmlns:r="http://schemas.openxmlformats.org/officeDocument/2006/relationships" xmlns:m="http://schemas.openxmlformats.org/officeDocument/2006/math" xmlns:v="urn:schemas-microsoft-com:vml" xmlns:wp14="http://schemas.microsoft.com/office/word/2010/wordprocessingDrawing" xmlns:wp="http://schemas.openxmlformats.org/drawingml/2006/wordprocessingDrawing" xmlns:w10="urn:schemas-microsoft-com:office:word" xmlns:w="http://schemas.openxmlformats.org/wordprocessingml/2006/main" xmlns:w14="http://schemas.microsoft.com/office/word/2010/wordml" xmlns:w15="http://schemas.microsoft.com/office/word/2012/wordml" xmlns:w16cex="http://schemas.microsoft.com/office/word/2018/wordml/cex" xmlns:w16cid="http://schemas.microsoft.com/office/word/2016/wordml/cid" xmlns:w16="http://schemas.microsoft.com/office/word/2018/wordml" xmlns:w16du="http://schemas.microsoft.com/office/word/2023/wordml/word16du" xmlns:w16sdtdh="http://schemas.microsoft.com/office/word/2020/wordml/sdtdatahash" xmlns:w16sdtfl="http://schemas.microsoft.com/office/word/2024/wordml/sdtformatlock" xmlns:w16se="http://schemas.microsoft.com/office/word/2015/wordml/symex" xmlns:wpg="http://schemas.microsoft.com/office/word/2010/wordprocessingGroup" xmlns:wpi="http://schemas.microsoft.com/office/word/2010/wordprocessingInk" xmlns:wne="http://schemas.microsoft.com/office/word/2006/wordml" xmlns:wps="http://schemas.microsoft.com/office/word/2010/wordprocessingShape" mc:Ignorable="w14 w15 w16se w16cid w16 w16cex w16sdtdh w16sdtfl w16du wp14">
   <w:endnote w:type="separator" w:id="-1">
     <w:p>
       <w:pPr>
@@ -8958,7 +10100,7 @@
 </file>
 
 <file path=word/footer1.xml><?xml version="1.0" encoding="utf-8"?>
-<w:ftr xmlns:wpc="http://schemas.microsoft.com/office/word/2010/wordprocessingCanvas" xmlns:cx="http://schemas.microsoft.com/office/drawing/2014/chartex" xmlns:cx1="http://schemas.microsoft.com/office/drawing/2015/9/8/chartex" xmlns:cx2="http://schemas.microsoft.com/office/drawing/2015/10/21/chartex" xmlns:cx3="http://schemas.microsoft.com/office/drawing/2016/5/9/chartex" xmlns:cx4="http://schemas.microsoft.com/office/drawing/2016/5/10/chartex" xmlns:cx5="http://schemas.microsoft.com/office/drawing/2016/5/11/chartex" xmlns:cx6="http://schemas.microsoft.com/office/drawing/2016/5/12/chartex" xmlns:cx7="http://schemas.microsoft.com/office/drawing/2016/5/13/chartex" xmlns:cx8="http://schemas.microsoft.com/office/drawing/2016/5/14/chartex" xmlns:mc="http://schemas.openxmlformats.org/markup-compatibility/2006" xmlns:aink="http://schemas.microsoft.com/office/drawing/2016/ink" xmlns:am3d="http://schemas.microsoft.com/office/drawing/2017/model3d" xmlns:o="urn:schemas-microsoft-com:office:office" xmlns:oel="http://schemas.microsoft.com/office/2019/extlst" xmlns:r="http://schemas.openxmlformats.org/officeDocument/2006/relationships" xmlns:m="http://schemas.openxmlformats.org/officeDocument/2006/math" xmlns:v="urn:schemas-microsoft-com:vml" xmlns:wp14="http://schemas.microsoft.com/office/word/2010/wordprocessingDrawing" xmlns:wp="http://schemas.openxmlformats.org/drawingml/2006/wordprocessingDrawing" xmlns:w10="urn:schemas-microsoft-com:office:word" xmlns:w="http://schemas.openxmlformats.org/wordprocessingml/2006/main" xmlns:w14="http://schemas.microsoft.com/office/word/2010/wordml" xmlns:w15="http://schemas.microsoft.com/office/word/2012/wordml" xmlns:w16cex="http://schemas.microsoft.com/office/word/2018/wordml/cex" xmlns:w16cid="http://schemas.microsoft.com/office/word/2016/wordml/cid" xmlns:w16="http://schemas.microsoft.com/office/word/2018/wordml" xmlns:w16sdtdh="http://schemas.microsoft.com/office/word/2020/wordml/sdtdatahash" xmlns:w16se="http://schemas.microsoft.com/office/word/2015/wordml/symex" xmlns:wpg="http://schemas.microsoft.com/office/word/2010/wordprocessingGroup" xmlns:wpi="http://schemas.microsoft.com/office/word/2010/wordprocessingInk" xmlns:wne="http://schemas.microsoft.com/office/word/2006/wordml" xmlns:wps="http://schemas.microsoft.com/office/word/2010/wordprocessingShape" mc:Ignorable="w14 w15 w16se w16cid w16 w16cex w16sdtdh wp14">
+<w:ftr xmlns:wpc="http://schemas.microsoft.com/office/word/2010/wordprocessingCanvas" xmlns:cx="http://schemas.microsoft.com/office/drawing/2014/chartex" xmlns:cx1="http://schemas.microsoft.com/office/drawing/2015/9/8/chartex" xmlns:cx2="http://schemas.microsoft.com/office/drawing/2015/10/21/chartex" xmlns:cx3="http://schemas.microsoft.com/office/drawing/2016/5/9/chartex" xmlns:cx4="http://schemas.microsoft.com/office/drawing/2016/5/10/chartex" xmlns:cx5="http://schemas.microsoft.com/office/drawing/2016/5/11/chartex" xmlns:cx6="http://schemas.microsoft.com/office/drawing/2016/5/12/chartex" xmlns:cx7="http://schemas.microsoft.com/office/drawing/2016/5/13/chartex" xmlns:cx8="http://schemas.microsoft.com/office/drawing/2016/5/14/chartex" xmlns:mc="http://schemas.openxmlformats.org/markup-compatibility/2006" xmlns:aink="http://schemas.microsoft.com/office/drawing/2016/ink" xmlns:am3d="http://schemas.microsoft.com/office/drawing/2017/model3d" xmlns:o="urn:schemas-microsoft-com:office:office" xmlns:oel="http://schemas.microsoft.com/office/2019/extlst" xmlns:r="http://schemas.openxmlformats.org/officeDocument/2006/relationships" xmlns:m="http://schemas.openxmlformats.org/officeDocument/2006/math" xmlns:v="urn:schemas-microsoft-com:vml" xmlns:wp14="http://schemas.microsoft.com/office/word/2010/wordprocessingDrawing" xmlns:wp="http://schemas.openxmlformats.org/drawingml/2006/wordprocessingDrawing" xmlns:w10="urn:schemas-microsoft-com:office:word" xmlns:w="http://schemas.openxmlformats.org/wordprocessingml/2006/main" xmlns:w14="http://schemas.microsoft.com/office/word/2010/wordml" xmlns:w15="http://schemas.microsoft.com/office/word/2012/wordml" xmlns:w16cex="http://schemas.microsoft.com/office/word/2018/wordml/cex" xmlns:w16cid="http://schemas.microsoft.com/office/word/2016/wordml/cid" xmlns:w16="http://schemas.microsoft.com/office/word/2018/wordml" xmlns:w16du="http://schemas.microsoft.com/office/word/2023/wordml/word16du" xmlns:w16sdtdh="http://schemas.microsoft.com/office/word/2020/wordml/sdtdatahash" xmlns:w16sdtfl="http://schemas.microsoft.com/office/word/2024/wordml/sdtformatlock" xmlns:w16se="http://schemas.microsoft.com/office/word/2015/wordml/symex" xmlns:wpg="http://schemas.microsoft.com/office/word/2010/wordprocessingGroup" xmlns:wpi="http://schemas.microsoft.com/office/word/2010/wordprocessingInk" xmlns:wne="http://schemas.microsoft.com/office/word/2006/wordml" xmlns:wps="http://schemas.microsoft.com/office/word/2010/wordprocessingShape" mc:Ignorable="w14 w15 w16se w16cid w16 w16cex w16sdtdh w16sdtfl w16du wp14">
   <w:sdt>
     <w:sdtPr>
       <w:id w:val="239378388"/>
@@ -9011,7 +10153,7 @@
 </file>
 
 <file path=word/footnotes.xml><?xml version="1.0" encoding="utf-8"?>
-<w:footnotes xmlns:wpc="http://schemas.microsoft.com/office/word/2010/wordprocessingCanvas" xmlns:cx="http://schemas.microsoft.com/office/drawing/2014/chartex" xmlns:cx1="http://schemas.microsoft.com/office/drawing/2015/9/8/chartex" xmlns:cx2="http://schemas.microsoft.com/office/drawing/2015/10/21/chartex" xmlns:cx3="http://schemas.microsoft.com/office/drawing/2016/5/9/chartex" xmlns:cx4="http://schemas.microsoft.com/office/drawing/2016/5/10/chartex" xmlns:cx5="http://schemas.microsoft.com/office/drawing/2016/5/11/chartex" xmlns:cx6="http://schemas.microsoft.com/office/drawing/2016/5/12/chartex" xmlns:cx7="http://schemas.microsoft.com/office/drawing/2016/5/13/chartex" xmlns:cx8="http://schemas.microsoft.com/office/drawing/2016/5/14/chartex" xmlns:mc="http://schemas.openxmlformats.org/markup-compatibility/2006" xmlns:aink="http://schemas.microsoft.com/office/drawing/2016/ink" xmlns:am3d="http://schemas.microsoft.com/office/drawing/2017/model3d" xmlns:o="urn:schemas-microsoft-com:office:office" xmlns:oel="http://schemas.microsoft.com/office/2019/extlst" xmlns:r="http://schemas.openxmlformats.org/officeDocument/2006/relationships" xmlns:m="http://schemas.openxmlformats.org/officeDocument/2006/math" xmlns:v="urn:schemas-microsoft-com:vml" xmlns:wp14="http://schemas.microsoft.com/office/word/2010/wordprocessingDrawing" xmlns:wp="http://schemas.openxmlformats.org/drawingml/2006/wordprocessingDrawing" xmlns:w10="urn:schemas-microsoft-com:office:word" xmlns:w="http://schemas.openxmlformats.org/wordprocessingml/2006/main" xmlns:w14="http://schemas.microsoft.com/office/word/2010/wordml" xmlns:w15="http://schemas.microsoft.com/office/word/2012/wordml" xmlns:w16cex="http://schemas.microsoft.com/office/word/2018/wordml/cex" xmlns:w16cid="http://schemas.microsoft.com/office/word/2016/wordml/cid" xmlns:w16="http://schemas.microsoft.com/office/word/2018/wordml" xmlns:w16sdtdh="http://schemas.microsoft.com/office/word/2020/wordml/sdtdatahash" xmlns:w16se="http://schemas.microsoft.com/office/word/2015/wordml/symex" xmlns:wpg="http://schemas.microsoft.com/office/word/2010/wordprocessingGroup" xmlns:wpi="http://schemas.microsoft.com/office/word/2010/wordprocessingInk" xmlns:wne="http://schemas.microsoft.com/office/word/2006/wordml" xmlns:wps="http://schemas.microsoft.com/office/word/2010/wordprocessingShape" mc:Ignorable="w14 w15 w16se w16cid w16 w16cex w16sdtdh wp14">
+<w:footnotes xmlns:wpc="http://schemas.microsoft.com/office/word/2010/wordprocessingCanvas" xmlns:cx="http://schemas.microsoft.com/office/drawing/2014/chartex" xmlns:cx1="http://schemas.microsoft.com/office/drawing/2015/9/8/chartex" xmlns:cx2="http://schemas.microsoft.com/office/drawing/2015/10/21/chartex" xmlns:cx3="http://schemas.microsoft.com/office/drawing/2016/5/9/chartex" xmlns:cx4="http://schemas.microsoft.com/office/drawing/2016/5/10/chartex" xmlns:cx5="http://schemas.microsoft.com/office/drawing/2016/5/11/chartex" xmlns:cx6="http://schemas.microsoft.com/office/drawing/2016/5/12/chartex" xmlns:cx7="http://schemas.microsoft.com/office/drawing/2016/5/13/chartex" xmlns:cx8="http://schemas.microsoft.com/office/drawing/2016/5/14/chartex" xmlns:mc="http://schemas.openxmlformats.org/markup-compatibility/2006" xmlns:aink="http://schemas.microsoft.com/office/drawing/2016/ink" xmlns:am3d="http://schemas.microsoft.com/office/drawing/2017/model3d" xmlns:o="urn:schemas-microsoft-com:office:office" xmlns:oel="http://schemas.microsoft.com/office/2019/extlst" xmlns:r="http://schemas.openxmlformats.org/officeDocument/2006/relationships" xmlns:m="http://schemas.openxmlformats.org/officeDocument/2006/math" xmlns:v="urn:schemas-microsoft-com:vml" xmlns:wp14="http://schemas.microsoft.com/office/word/2010/wordprocessingDrawing" xmlns:wp="http://schemas.openxmlformats.org/drawingml/2006/wordprocessingDrawing" xmlns:w10="urn:schemas-microsoft-com:office:word" xmlns:w="http://schemas.openxmlformats.org/wordprocessingml/2006/main" xmlns:w14="http://schemas.microsoft.com/office/word/2010/wordml" xmlns:w15="http://schemas.microsoft.com/office/word/2012/wordml" xmlns:w16cex="http://schemas.microsoft.com/office/word/2018/wordml/cex" xmlns:w16cid="http://schemas.microsoft.com/office/word/2016/wordml/cid" xmlns:w16="http://schemas.microsoft.com/office/word/2018/wordml" xmlns:w16du="http://schemas.microsoft.com/office/word/2023/wordml/word16du" xmlns:w16sdtdh="http://schemas.microsoft.com/office/word/2020/wordml/sdtdatahash" xmlns:w16sdtfl="http://schemas.microsoft.com/office/word/2024/wordml/sdtformatlock" xmlns:w16se="http://schemas.microsoft.com/office/word/2015/wordml/symex" xmlns:wpg="http://schemas.microsoft.com/office/word/2010/wordprocessingGroup" xmlns:wpi="http://schemas.microsoft.com/office/word/2010/wordprocessingInk" xmlns:wne="http://schemas.microsoft.com/office/word/2006/wordml" xmlns:wps="http://schemas.microsoft.com/office/word/2010/wordprocessingShape" mc:Ignorable="w14 w15 w16se w16cid w16 w16cex w16sdtdh w16sdtfl w16du wp14">
   <w:footnote w:type="separator" w:id="-1">
     <w:p>
       <w:pPr>
@@ -9036,7 +10178,7 @@
 </file>
 
 <file path=word/numbering.xml><?xml version="1.0" encoding="utf-8"?>
-<w:numbering xmlns:wpc="http://schemas.microsoft.com/office/word/2010/wordprocessingCanvas" xmlns:cx="http://schemas.microsoft.com/office/drawing/2014/chartex" xmlns:cx1="http://schemas.microsoft.com/office/drawing/2015/9/8/chartex" xmlns:cx2="http://schemas.microsoft.com/office/drawing/2015/10/21/chartex" xmlns:cx3="http://schemas.microsoft.com/office/drawing/2016/5/9/chartex" xmlns:cx4="http://schemas.microsoft.com/office/drawing/2016/5/10/chartex" xmlns:cx5="http://schemas.microsoft.com/office/drawing/2016/5/11/chartex" xmlns:cx6="http://schemas.microsoft.com/office/drawing/2016/5/12/chartex" xmlns:cx7="http://schemas.microsoft.com/office/drawing/2016/5/13/chartex" xmlns:cx8="http://schemas.microsoft.com/office/drawing/2016/5/14/chartex" xmlns:mc="http://schemas.openxmlformats.org/markup-compatibility/2006" xmlns:aink="http://schemas.microsoft.com/office/drawing/2016/ink" xmlns:am3d="http://schemas.microsoft.com/office/drawing/2017/model3d" xmlns:o="urn:schemas-microsoft-com:office:office" xmlns:oel="http://schemas.microsoft.com/office/2019/extlst" xmlns:r="http://schemas.openxmlformats.org/officeDocument/2006/relationships" xmlns:m="http://schemas.openxmlformats.org/officeDocument/2006/math" xmlns:v="urn:schemas-microsoft-com:vml" xmlns:wp14="http://schemas.microsoft.com/office/word/2010/wordprocessingDrawing" xmlns:wp="http://schemas.openxmlformats.org/drawingml/2006/wordprocessingDrawing" xmlns:w10="urn:schemas-microsoft-com:office:word" xmlns:w="http://schemas.openxmlformats.org/wordprocessingml/2006/main" xmlns:w14="http://schemas.microsoft.com/office/word/2010/wordml" xmlns:w15="http://schemas.microsoft.com/office/word/2012/wordml" xmlns:w16cex="http://schemas.microsoft.com/office/word/2018/wordml/cex" xmlns:w16cid="http://schemas.microsoft.com/office/word/2016/wordml/cid" xmlns:w16="http://schemas.microsoft.com/office/word/2018/wordml" xmlns:w16sdtdh="http://schemas.microsoft.com/office/word/2020/wordml/sdtdatahash" xmlns:w16se="http://schemas.microsoft.com/office/word/2015/wordml/symex" xmlns:wpg="http://schemas.microsoft.com/office/word/2010/wordprocessingGroup" xmlns:wpi="http://schemas.microsoft.com/office/word/2010/wordprocessingInk" xmlns:wne="http://schemas.microsoft.com/office/word/2006/wordml" xmlns:wps="http://schemas.microsoft.com/office/word/2010/wordprocessingShape" mc:Ignorable="w14 w15 w16se w16cid w16 w16cex w16sdtdh wp14">
+<w:numbering xmlns:wpc="http://schemas.microsoft.com/office/word/2010/wordprocessingCanvas" xmlns:cx="http://schemas.microsoft.com/office/drawing/2014/chartex" xmlns:cx1="http://schemas.microsoft.com/office/drawing/2015/9/8/chartex" xmlns:cx2="http://schemas.microsoft.com/office/drawing/2015/10/21/chartex" xmlns:cx3="http://schemas.microsoft.com/office/drawing/2016/5/9/chartex" xmlns:cx4="http://schemas.microsoft.com/office/drawing/2016/5/10/chartex" xmlns:cx5="http://schemas.microsoft.com/office/drawing/2016/5/11/chartex" xmlns:cx6="http://schemas.microsoft.com/office/drawing/2016/5/12/chartex" xmlns:cx7="http://schemas.microsoft.com/office/drawing/2016/5/13/chartex" xmlns:cx8="http://schemas.microsoft.com/office/drawing/2016/5/14/chartex" xmlns:mc="http://schemas.openxmlformats.org/markup-compatibility/2006" xmlns:aink="http://schemas.microsoft.com/office/drawing/2016/ink" xmlns:am3d="http://schemas.microsoft.com/office/drawing/2017/model3d" xmlns:o="urn:schemas-microsoft-com:office:office" xmlns:oel="http://schemas.microsoft.com/office/2019/extlst" xmlns:r="http://schemas.openxmlformats.org/officeDocument/2006/relationships" xmlns:m="http://schemas.openxmlformats.org/officeDocument/2006/math" xmlns:v="urn:schemas-microsoft-com:vml" xmlns:wp14="http://schemas.microsoft.com/office/word/2010/wordprocessingDrawing" xmlns:wp="http://schemas.openxmlformats.org/drawingml/2006/wordprocessingDrawing" xmlns:w10="urn:schemas-microsoft-com:office:word" xmlns:w="http://schemas.openxmlformats.org/wordprocessingml/2006/main" xmlns:w14="http://schemas.microsoft.com/office/word/2010/wordml" xmlns:w15="http://schemas.microsoft.com/office/word/2012/wordml" xmlns:w16cex="http://schemas.microsoft.com/office/word/2018/wordml/cex" xmlns:w16cid="http://schemas.microsoft.com/office/word/2016/wordml/cid" xmlns:w16="http://schemas.microsoft.com/office/word/2018/wordml" xmlns:w16du="http://schemas.microsoft.com/office/word/2023/wordml/word16du" xmlns:w16sdtdh="http://schemas.microsoft.com/office/word/2020/wordml/sdtdatahash" xmlns:w16sdtfl="http://schemas.microsoft.com/office/word/2024/wordml/sdtformatlock" xmlns:w16se="http://schemas.microsoft.com/office/word/2015/wordml/symex" xmlns:wpg="http://schemas.microsoft.com/office/word/2010/wordprocessingGroup" xmlns:wpi="http://schemas.microsoft.com/office/word/2010/wordprocessingInk" xmlns:wne="http://schemas.microsoft.com/office/word/2006/wordml" xmlns:wps="http://schemas.microsoft.com/office/word/2010/wordprocessingShape" mc:Ignorable="w14 w15 w16se w16cid w16 w16cex w16sdtdh w16sdtfl w16du wp14">
   <w:abstractNum w:abstractNumId="0" w15:restartNumberingAfterBreak="0">
     <w:nsid w:val="E63E023A"/>
     <w:multiLevelType w:val="singleLevel"/>
@@ -9818,7 +10960,7 @@
 </file>
 
 <file path=word/styles.xml><?xml version="1.0" encoding="utf-8"?>
-<w:styles xmlns:mc="http://schemas.openxmlformats.org/markup-compatibility/2006" xmlns:r="http://schemas.openxmlformats.org/officeDocument/2006/relationships" xmlns:w="http://schemas.openxmlformats.org/wordprocessingml/2006/main" xmlns:w14="http://schemas.microsoft.com/office/word/2010/wordml" xmlns:w15="http://schemas.microsoft.com/office/word/2012/wordml" xmlns:w16cex="http://schemas.microsoft.com/office/word/2018/wordml/cex" xmlns:w16cid="http://schemas.microsoft.com/office/word/2016/wordml/cid" xmlns:w16="http://schemas.microsoft.com/office/word/2018/wordml" xmlns:w16sdtdh="http://schemas.microsoft.com/office/word/2020/wordml/sdtdatahash" xmlns:w16se="http://schemas.microsoft.com/office/word/2015/wordml/symex" mc:Ignorable="w14 w15 w16se w16cid w16 w16cex w16sdtdh">
+<w:styles xmlns:mc="http://schemas.openxmlformats.org/markup-compatibility/2006" xmlns:r="http://schemas.openxmlformats.org/officeDocument/2006/relationships" xmlns:w="http://schemas.openxmlformats.org/wordprocessingml/2006/main" xmlns:w14="http://schemas.microsoft.com/office/word/2010/wordml" xmlns:w15="http://schemas.microsoft.com/office/word/2012/wordml" xmlns:w16cex="http://schemas.microsoft.com/office/word/2018/wordml/cex" xmlns:w16cid="http://schemas.microsoft.com/office/word/2016/wordml/cid" xmlns:w16="http://schemas.microsoft.com/office/word/2018/wordml" xmlns:w16du="http://schemas.microsoft.com/office/word/2023/wordml/word16du" xmlns:w16sdtdh="http://schemas.microsoft.com/office/word/2020/wordml/sdtdatahash" xmlns:w16sdtfl="http://schemas.microsoft.com/office/word/2024/wordml/sdtformatlock" xmlns:w16se="http://schemas.microsoft.com/office/word/2015/wordml/symex" mc:Ignorable="w14 w15 w16se w16cid w16 w16cex w16sdtdh w16sdtfl w16du">
   <w:docDefaults>
     <w:rPrDefault>
       <w:rPr>
@@ -10265,6 +11407,7 @@
   <w:style w:type="character" w:default="1" w:styleId="DefaultParagraphFont">
     <w:name w:val="Default Paragraph Font"/>
     <w:uiPriority w:val="1"/>
+    <w:semiHidden/>
     <w:unhideWhenUsed/>
   </w:style>
   <w:style w:type="table" w:default="1" w:styleId="TableNormal">

--- a/Training Materials/19. MongoDB 8.2/Source Code/5. Indexing/5. Indexing - Commands.docx
+++ b/Training Materials/19. MongoDB 8.2/Source Code/5. Indexing/5. Indexing - Commands.docx
@@ -1848,10 +1848,10 @@
           <w:noProof/>
         </w:rPr>
         <w:drawing>
-          <wp:inline distT="0" distB="0" distL="0" distR="0" wp14:anchorId="7A9E5730" wp14:editId="5BB0DF67">
-            <wp:extent cx="5943600" cy="3990975"/>
+          <wp:inline distT="0" distB="0" distL="0" distR="0" wp14:anchorId="37B12FB7" wp14:editId="238053A1">
+            <wp:extent cx="5029902" cy="3743847"/>
             <wp:effectExtent l="0" t="0" r="0" b="9525"/>
-            <wp:docPr id="4" name="Picture 4"/>
+            <wp:docPr id="259056476" name="Picture 1"/>
             <wp:cNvGraphicFramePr>
               <a:graphicFrameLocks xmlns:a="http://schemas.openxmlformats.org/drawingml/2006/main" noChangeAspect="1"/>
             </wp:cNvGraphicFramePr>
@@ -1859,36 +1859,23 @@
               <a:graphicData uri="http://schemas.openxmlformats.org/drawingml/2006/picture">
                 <pic:pic xmlns:pic="http://schemas.openxmlformats.org/drawingml/2006/picture">
                   <pic:nvPicPr>
-                    <pic:cNvPr id="0" name="Picture 3"/>
-                    <pic:cNvPicPr>
-                      <a:picLocks noChangeAspect="1" noChangeArrowheads="1"/>
-                    </pic:cNvPicPr>
+                    <pic:cNvPr id="259056476" name=""/>
+                    <pic:cNvPicPr/>
                   </pic:nvPicPr>
                   <pic:blipFill>
-                    <a:blip r:embed="rId12">
-                      <a:extLst>
-                        <a:ext uri="{28A0092B-C50C-407E-A947-70E740481C1C}">
-                          <a14:useLocalDpi xmlns:a14="http://schemas.microsoft.com/office/drawing/2010/main" val="0"/>
-                        </a:ext>
-                      </a:extLst>
-                    </a:blip>
-                    <a:srcRect/>
+                    <a:blip r:embed="rId12"/>
                     <a:stretch>
                       <a:fillRect/>
                     </a:stretch>
                   </pic:blipFill>
-                  <pic:spPr bwMode="auto">
+                  <pic:spPr>
                     <a:xfrm>
                       <a:off x="0" y="0"/>
-                      <a:ext cx="5943600" cy="3990975"/>
+                      <a:ext cx="5029902" cy="3743847"/>
                     </a:xfrm>
                     <a:prstGeom prst="rect">
                       <a:avLst/>
                     </a:prstGeom>
-                    <a:noFill/>
-                    <a:ln>
-                      <a:noFill/>
-                    </a:ln>
                   </pic:spPr>
                 </pic:pic>
               </a:graphicData>
@@ -1922,7 +1909,320 @@
       <w:bookmarkEnd w:id="8"/>
       <w:bookmarkEnd w:id="9"/>
     </w:p>
-    <w:p/>
+    <w:p>
+      <w:pPr>
+        <w:rPr>
+          <w:b/>
+          <w:bCs/>
+          <w:lang w:val="en-IN"/>
+        </w:rPr>
+      </w:pPr>
+      <w:r>
+        <w:rPr>
+          <w:b/>
+          <w:bCs/>
+          <w:lang w:val="en-IN"/>
+        </w:rPr>
+        <w:t>Dropping All Indexes</w:t>
+      </w:r>
+    </w:p>
+    <w:p>
+      <w:pPr>
+        <w:rPr>
+          <w:lang w:val="en-IN"/>
+        </w:rPr>
+      </w:pPr>
+      <w:r>
+        <w:rPr>
+          <w:lang w:val="en-IN"/>
+        </w:rPr>
+        <w:t>If you need to clear the slate for a collection, MongoDB provides a dedicated command to remove all user-defined indexes in a single operation.</w:t>
+      </w:r>
+    </w:p>
+    <w:p>
+      <w:pPr>
+        <w:rPr>
+          <w:b/>
+          <w:bCs/>
+          <w:lang w:val="en-IN"/>
+        </w:rPr>
+      </w:pPr>
+      <w:r>
+        <w:rPr>
+          <w:b/>
+          <w:bCs/>
+          <w:lang w:val="en-IN"/>
+        </w:rPr>
+        <w:t>The Command</w:t>
+      </w:r>
+    </w:p>
+    <w:p>
+      <w:pPr>
+        <w:rPr>
+          <w:lang w:val="en-IN"/>
+        </w:rPr>
+      </w:pPr>
+      <w:proofErr w:type="spellStart"/>
+      <w:proofErr w:type="gramStart"/>
+      <w:r>
+        <w:rPr>
+          <w:lang w:val="en-IN"/>
+        </w:rPr>
+        <w:t>db.animals</w:t>
+      </w:r>
+      <w:proofErr w:type="gramEnd"/>
+      <w:r>
+        <w:rPr>
+          <w:lang w:val="en-IN"/>
+        </w:rPr>
+        <w:t>.</w:t>
+      </w:r>
+      <w:proofErr w:type="gramStart"/>
+      <w:r>
+        <w:rPr>
+          <w:lang w:val="en-IN"/>
+        </w:rPr>
+        <w:t>dropIndexes</w:t>
+      </w:r>
+      <w:proofErr w:type="spellEnd"/>
+      <w:r>
+        <w:rPr>
+          <w:lang w:val="en-IN"/>
+        </w:rPr>
+        <w:t>(</w:t>
+      </w:r>
+      <w:proofErr w:type="gramEnd"/>
+      <w:r>
+        <w:rPr>
+          <w:lang w:val="en-IN"/>
+        </w:rPr>
+        <w:t>)</w:t>
+      </w:r>
+    </w:p>
+    <w:p>
+      <w:pPr>
+        <w:rPr>
+          <w:b/>
+          <w:bCs/>
+          <w:lang w:val="en-IN"/>
+        </w:rPr>
+      </w:pPr>
+      <w:r>
+        <w:rPr>
+          <w:b/>
+          <w:bCs/>
+          <w:lang w:val="en-IN"/>
+        </w:rPr>
+        <w:t>Important: The _id Exception</w:t>
+      </w:r>
+    </w:p>
+    <w:p>
+      <w:pPr>
+        <w:rPr>
+          <w:lang w:val="en-IN"/>
+        </w:rPr>
+      </w:pPr>
+      <w:r>
+        <w:rPr>
+          <w:lang w:val="en-IN"/>
+        </w:rPr>
+        <w:t xml:space="preserve">Even when you run </w:t>
+      </w:r>
+      <w:proofErr w:type="spellStart"/>
+      <w:proofErr w:type="gramStart"/>
+      <w:r>
+        <w:rPr>
+          <w:lang w:val="en-IN"/>
+        </w:rPr>
+        <w:t>dropIndexes</w:t>
+      </w:r>
+      <w:proofErr w:type="spellEnd"/>
+      <w:r>
+        <w:rPr>
+          <w:lang w:val="en-IN"/>
+        </w:rPr>
+        <w:t>(</w:t>
+      </w:r>
+      <w:proofErr w:type="gramEnd"/>
+      <w:r>
+        <w:rPr>
+          <w:lang w:val="en-IN"/>
+        </w:rPr>
+        <w:t xml:space="preserve">), MongoDB will </w:t>
+      </w:r>
+      <w:r>
+        <w:rPr>
+          <w:b/>
+          <w:bCs/>
+          <w:lang w:val="en-IN"/>
+        </w:rPr>
+        <w:t>not</w:t>
+      </w:r>
+      <w:r>
+        <w:rPr>
+          <w:lang w:val="en-IN"/>
+        </w:rPr>
+        <w:t xml:space="preserve"> drop the index on the _id field.</w:t>
+      </w:r>
+    </w:p>
+    <w:p>
+      <w:pPr>
+        <w:numPr>
+          <w:ilvl w:val="0"/>
+          <w:numId w:val="8"/>
+        </w:numPr>
+        <w:rPr>
+          <w:lang w:val="en-IN"/>
+        </w:rPr>
+      </w:pPr>
+      <w:r>
+        <w:rPr>
+          <w:lang w:val="en-IN"/>
+        </w:rPr>
+        <w:t>The _id index is mandatory for collection integrity.</w:t>
+      </w:r>
+    </w:p>
+    <w:p>
+      <w:pPr>
+        <w:numPr>
+          <w:ilvl w:val="0"/>
+          <w:numId w:val="8"/>
+        </w:numPr>
+        <w:rPr>
+          <w:lang w:val="en-IN"/>
+        </w:rPr>
+      </w:pPr>
+      <w:r>
+        <w:rPr>
+          <w:lang w:val="en-IN"/>
+        </w:rPr>
+        <w:t>The command will return a document showing how many indexes were dropped, but it will always leave the _id index intact.</w:t>
+      </w:r>
+    </w:p>
+    <w:p>
+      <w:pPr>
+        <w:rPr>
+          <w:b/>
+          <w:bCs/>
+          <w:lang w:val="en-IN"/>
+        </w:rPr>
+      </w:pPr>
+      <w:r>
+        <w:rPr>
+          <w:b/>
+          <w:bCs/>
+          <w:lang w:val="en-IN"/>
+        </w:rPr>
+        <w:t>Verifying the Result</w:t>
+      </w:r>
+    </w:p>
+    <w:p>
+      <w:pPr>
+        <w:rPr>
+          <w:lang w:val="en-IN"/>
+        </w:rPr>
+      </w:pPr>
+      <w:r>
+        <w:rPr>
+          <w:lang w:val="en-IN"/>
+        </w:rPr>
+        <w:t>After running the drop command, always verify the state of your collection:</w:t>
+      </w:r>
+    </w:p>
+    <w:p>
+      <w:pPr>
+        <w:rPr>
+          <w:lang w:val="en-IN"/>
+        </w:rPr>
+      </w:pPr>
+      <w:proofErr w:type="spellStart"/>
+      <w:proofErr w:type="gramStart"/>
+      <w:r>
+        <w:rPr>
+          <w:lang w:val="en-IN"/>
+        </w:rPr>
+        <w:t>db.animals</w:t>
+      </w:r>
+      <w:proofErr w:type="gramEnd"/>
+      <w:r>
+        <w:rPr>
+          <w:lang w:val="en-IN"/>
+        </w:rPr>
+        <w:t>.</w:t>
+      </w:r>
+      <w:proofErr w:type="gramStart"/>
+      <w:r>
+        <w:rPr>
+          <w:lang w:val="en-IN"/>
+        </w:rPr>
+        <w:t>getIndexes</w:t>
+      </w:r>
+      <w:proofErr w:type="spellEnd"/>
+      <w:r>
+        <w:rPr>
+          <w:lang w:val="en-IN"/>
+        </w:rPr>
+        <w:t>(</w:t>
+      </w:r>
+      <w:proofErr w:type="gramEnd"/>
+      <w:r>
+        <w:rPr>
+          <w:lang w:val="en-IN"/>
+        </w:rPr>
+        <w:t>)</w:t>
+      </w:r>
+    </w:p>
+    <w:p>
+      <w:pPr>
+        <w:rPr>
+          <w:lang w:val="en-IN"/>
+        </w:rPr>
+      </w:pPr>
+      <w:r>
+        <w:rPr>
+          <w:i/>
+          <w:iCs/>
+          <w:lang w:val="en-IN"/>
+        </w:rPr>
+        <w:t xml:space="preserve">Expected output: An array containing only the </w:t>
+      </w:r>
+      <w:proofErr w:type="gramStart"/>
+      <w:r>
+        <w:rPr>
+          <w:i/>
+          <w:iCs/>
+          <w:lang w:val="en-IN"/>
+        </w:rPr>
+        <w:t>{ _</w:t>
+      </w:r>
+      <w:proofErr w:type="gramEnd"/>
+      <w:r>
+        <w:rPr>
+          <w:i/>
+          <w:iCs/>
+          <w:lang w:val="en-IN"/>
+        </w:rPr>
+        <w:t xml:space="preserve">id: </w:t>
+      </w:r>
+      <w:proofErr w:type="gramStart"/>
+      <w:r>
+        <w:rPr>
+          <w:i/>
+          <w:iCs/>
+          <w:lang w:val="en-IN"/>
+        </w:rPr>
+        <w:t>1 }</w:t>
+      </w:r>
+      <w:proofErr w:type="gramEnd"/>
+      <w:r>
+        <w:rPr>
+          <w:i/>
+          <w:iCs/>
+          <w:lang w:val="en-IN"/>
+        </w:rPr>
+        <w:t xml:space="preserve"> index.</w:t>
+      </w:r>
+    </w:p>
     <w:p>
       <w:r>
         <w:t xml:space="preserve">Find a document in the </w:t>
@@ -2199,6 +2499,7 @@
     <w:p/>
     <w:p>
       <w:r>
+        <w:lastRenderedPageBreak/>
         <w:t>The result is there is one index on the field ID, so there's no index on the name of the animal, only on the ID of those documents. This is how we can tell whether an index exists, but how can we tell whether Mongo uses an index?</w:t>
       </w:r>
     </w:p>
@@ -2304,7 +2605,6 @@
     </w:p>
     <w:p>
       <w:r>
-        <w:lastRenderedPageBreak/>
         <w:t xml:space="preserve">Also, </w:t>
       </w:r>
       <w:proofErr w:type="gramStart"/>
@@ -2611,6 +2911,7 @@
         <w:rPr>
           <w:noProof/>
         </w:rPr>
+        <w:lastRenderedPageBreak/>
         <w:drawing>
           <wp:inline distT="0" distB="0" distL="0" distR="0" wp14:anchorId="3729603C" wp14:editId="495DB11E">
             <wp:extent cx="3771900" cy="1133475"/>
@@ -2770,7 +3071,6 @@
           <w:bdr w:val="single" w:sz="6" w:space="0" w:color="E8EDEB" w:frame="1"/>
           <w:shd w:val="clear" w:color="auto" w:fill="F9FBFA"/>
         </w:rPr>
-        <w:lastRenderedPageBreak/>
         <w:t>explain.totalDocsExamined</w:t>
       </w:r>
       <w:proofErr w:type="spellEnd"/>
@@ -3419,6 +3719,7 @@
           <w:sz w:val="24"/>
           <w:szCs w:val="24"/>
         </w:rPr>
+        <w:lastRenderedPageBreak/>
         <w:t>Estimated time in milliseconds for the query execution.</w:t>
       </w:r>
     </w:p>
@@ -3443,7 +3744,77 @@
         <w:t>Find a document</w:t>
       </w:r>
       <w:r>
-        <w:t xml:space="preserve"> with a name cat and with a tag land</w:t>
+        <w:t xml:space="preserve"> with a </w:t>
+      </w:r>
+      <w:proofErr w:type="gramStart"/>
+      <w:r>
+        <w:t>name cat</w:t>
+      </w:r>
+      <w:proofErr w:type="gramEnd"/>
+      <w:r>
+        <w:t xml:space="preserve"> and with a tag land</w:t>
+      </w:r>
+    </w:p>
+    <w:p>
+      <w:proofErr w:type="spellStart"/>
+      <w:proofErr w:type="gramStart"/>
+      <w:r>
+        <w:t>db.animals</w:t>
+      </w:r>
+      <w:proofErr w:type="gramEnd"/>
+      <w:r>
+        <w:t>.</w:t>
+      </w:r>
+      <w:proofErr w:type="gramStart"/>
+      <w:r>
+        <w:t>find</w:t>
+      </w:r>
+      <w:proofErr w:type="spellEnd"/>
+      <w:r>
+        <w:t>(</w:t>
+      </w:r>
+      <w:proofErr w:type="gramEnd"/>
+      <w:r>
+        <w:t>{</w:t>
+      </w:r>
+      <w:proofErr w:type="spellStart"/>
+      <w:r>
+        <w:t>name:</w:t>
+      </w:r>
+      <w:r>
+        <w:t>’</w:t>
+      </w:r>
+      <w:r>
+        <w:t>cat</w:t>
+      </w:r>
+      <w:proofErr w:type="spellEnd"/>
+      <w:r>
+        <w:t>’</w:t>
+      </w:r>
+      <w:r>
+        <w:t xml:space="preserve">, </w:t>
+      </w:r>
+      <w:proofErr w:type="spellStart"/>
+      <w:r>
+        <w:t>tags:</w:t>
+      </w:r>
+      <w:r>
+        <w:t>’</w:t>
+      </w:r>
+      <w:proofErr w:type="gramStart"/>
+      <w:r>
+        <w:t>land</w:t>
+      </w:r>
+      <w:proofErr w:type="spellEnd"/>
+      <w:r>
+        <w:t>’</w:t>
+      </w:r>
+      <w:r>
+        <w:t>}</w:t>
+      </w:r>
+      <w:proofErr w:type="gramEnd"/>
+      <w:r>
+        <w:t>)</w:t>
       </w:r>
     </w:p>
     <w:p>
@@ -3457,6 +3828,116 @@
       </w:r>
       <w:r>
         <w:t>till uses the index</w:t>
+      </w:r>
+    </w:p>
+    <w:p>
+      <w:proofErr w:type="spellStart"/>
+      <w:proofErr w:type="gramStart"/>
+      <w:r>
+        <w:t>db.animals</w:t>
+      </w:r>
+      <w:proofErr w:type="gramEnd"/>
+      <w:r>
+        <w:t>.</w:t>
+      </w:r>
+      <w:proofErr w:type="gramStart"/>
+      <w:r>
+        <w:t>find</w:t>
+      </w:r>
+      <w:proofErr w:type="spellEnd"/>
+      <w:r>
+        <w:t>(</w:t>
+      </w:r>
+      <w:proofErr w:type="gramEnd"/>
+      <w:r>
+        <w:t>{</w:t>
+      </w:r>
+      <w:proofErr w:type="spellStart"/>
+      <w:r>
+        <w:t>name:'cat</w:t>
+      </w:r>
+      <w:proofErr w:type="spellEnd"/>
+      <w:r>
+        <w:t xml:space="preserve">', </w:t>
+      </w:r>
+      <w:proofErr w:type="spellStart"/>
+      <w:r>
+        <w:t>tags:'</w:t>
+      </w:r>
+      <w:proofErr w:type="gramStart"/>
+      <w:r>
+        <w:t>land</w:t>
+      </w:r>
+      <w:proofErr w:type="spellEnd"/>
+      <w:r>
+        <w:t>'})</w:t>
+      </w:r>
+      <w:r>
+        <w:t>.explain</w:t>
+      </w:r>
+      <w:proofErr w:type="gramEnd"/>
+      <w:r>
+        <w:t>()</w:t>
+      </w:r>
+    </w:p>
+    <w:p>
+      <w:pPr>
+        <w:rPr>
+          <w:noProof/>
+        </w:rPr>
+      </w:pPr>
+      <w:proofErr w:type="spellStart"/>
+      <w:proofErr w:type="gramStart"/>
+      <w:r>
+        <w:t>db.animals</w:t>
+      </w:r>
+      <w:proofErr w:type="gramEnd"/>
+      <w:r>
+        <w:t>.</w:t>
+      </w:r>
+      <w:proofErr w:type="gramStart"/>
+      <w:r>
+        <w:t>find</w:t>
+      </w:r>
+      <w:proofErr w:type="spellEnd"/>
+      <w:r>
+        <w:t>(</w:t>
+      </w:r>
+      <w:proofErr w:type="gramEnd"/>
+      <w:r>
+        <w:t>{</w:t>
+      </w:r>
+      <w:proofErr w:type="spellStart"/>
+      <w:r>
+        <w:t>name:'cat</w:t>
+      </w:r>
+      <w:proofErr w:type="spellEnd"/>
+      <w:r>
+        <w:t xml:space="preserve">', </w:t>
+      </w:r>
+      <w:proofErr w:type="spellStart"/>
+      <w:r>
+        <w:t>tags:'</w:t>
+      </w:r>
+      <w:proofErr w:type="gramStart"/>
+      <w:r>
+        <w:t>land</w:t>
+      </w:r>
+      <w:proofErr w:type="spellEnd"/>
+      <w:r>
+        <w:t>'}).explain</w:t>
+      </w:r>
+      <w:proofErr w:type="gramEnd"/>
+      <w:r>
+        <w:t>("</w:t>
+      </w:r>
+      <w:proofErr w:type="spellStart"/>
+      <w:r>
+        <w:t>executionStats</w:t>
+      </w:r>
+      <w:proofErr w:type="spellEnd"/>
+      <w:r>
+        <w:t>")</w:t>
       </w:r>
     </w:p>
     <w:p>
@@ -3665,20 +4146,18 @@
     </w:p>
     <w:p/>
     <w:p>
-      <w:r>
-        <w:t xml:space="preserve">Find </w:t>
-      </w:r>
-      <w:r>
-        <w:t>anima</w:t>
-      </w:r>
-      <w:r>
-        <w:t>ls</w:t>
-      </w:r>
-      <w:r>
-        <w:t xml:space="preserve"> whose name is less than donkey</w:t>
-      </w:r>
-      <w:r>
-        <w:t xml:space="preserve"> </w:t>
+      <w:pPr>
+        <w:rPr>
+          <w:b/>
+          <w:bCs/>
+        </w:rPr>
+      </w:pPr>
+      <w:r>
+        <w:rPr>
+          <w:b/>
+          <w:bCs/>
+        </w:rPr>
+        <w:t xml:space="preserve">Find animals whose name is less than donkey </w:t>
       </w:r>
     </w:p>
     <w:p>
@@ -3773,20 +4252,163 @@
       </w:r>
     </w:p>
     <w:p>
-      <w:r>
-        <w:t xml:space="preserve">Find an </w:t>
-      </w:r>
-      <w:r>
-        <w:t>animal whose name is less than donkey</w:t>
-      </w:r>
-      <w:r>
-        <w:t xml:space="preserve"> and lives on land</w:t>
-      </w:r>
-    </w:p>
-    <w:p>
-      <w:r>
+      <w:pPr>
+        <w:rPr>
+          <w:b/>
+          <w:bCs/>
+        </w:rPr>
+      </w:pPr>
+      <w:r>
+        <w:rPr>
+          <w:b/>
+          <w:bCs/>
+        </w:rPr>
+        <w:t xml:space="preserve">Check </w:t>
+      </w:r>
+      <w:proofErr w:type="gramStart"/>
+      <w:r>
+        <w:rPr>
+          <w:b/>
+          <w:bCs/>
+        </w:rPr>
+        <w:t>explain(</w:t>
+      </w:r>
+      <w:proofErr w:type="gramEnd"/>
+      <w:r>
+        <w:rPr>
+          <w:b/>
+          <w:bCs/>
+        </w:rPr>
+        <w:t>)</w:t>
+      </w:r>
+      <w:r>
+        <w:rPr>
+          <w:b/>
+          <w:bCs/>
+        </w:rPr>
+        <w:sym w:font="Wingdings" w:char="F0E8"/>
+      </w:r>
+    </w:p>
+    <w:p>
+      <w:proofErr w:type="gramStart"/>
+      <w:r>
+        <w:t>db.animals</w:t>
+      </w:r>
+      <w:proofErr w:type="gramEnd"/>
+      <w:r>
+        <w:t>.</w:t>
+      </w:r>
+      <w:proofErr w:type="gramStart"/>
+      <w:r>
+        <w:t>find({name:{</w:t>
+      </w:r>
+      <w:proofErr w:type="gramEnd"/>
+      <w:r>
+        <w:t>$lt:'donkey'}</w:t>
+      </w:r>
+      <w:proofErr w:type="gramStart"/>
+      <w:r>
+        <w:t>},{</w:t>
+      </w:r>
+      <w:proofErr w:type="gramEnd"/>
+      <w:r>
+        <w:t>name:1}</w:t>
+      </w:r>
+      <w:proofErr w:type="gramStart"/>
+      <w:r>
+        <w:t>)</w:t>
+      </w:r>
+      <w:r>
+        <w:t>.</w:t>
+      </w:r>
+      <w:r>
+        <w:t>explain</w:t>
+      </w:r>
+      <w:proofErr w:type="gramEnd"/>
+      <w:r>
+        <w:t>("executionStats")</w:t>
+      </w:r>
+    </w:p>
+    <w:p>
+      <w:r>
+        <w:lastRenderedPageBreak/>
         <w:t>===========================================================</w:t>
       </w:r>
+    </w:p>
+    <w:p>
+      <w:pPr>
+        <w:rPr>
+          <w:b/>
+          <w:bCs/>
+        </w:rPr>
+      </w:pPr>
+      <w:r>
+        <w:rPr>
+          <w:b/>
+          <w:bCs/>
+        </w:rPr>
+        <w:t>Find an animal whose name is less than donkey and lives on land</w:t>
+      </w:r>
+    </w:p>
+    <w:p>
+      <w:proofErr w:type="spellStart"/>
+      <w:proofErr w:type="gramStart"/>
+      <w:r>
+        <w:t>db.animals</w:t>
+      </w:r>
+      <w:proofErr w:type="gramEnd"/>
+      <w:r>
+        <w:t>.</w:t>
+      </w:r>
+      <w:proofErr w:type="gramStart"/>
+      <w:r>
+        <w:t>find</w:t>
+      </w:r>
+      <w:proofErr w:type="spellEnd"/>
+      <w:r>
+        <w:t>({name:{</w:t>
+      </w:r>
+      <w:proofErr w:type="gramEnd"/>
+      <w:r>
+        <w:t>$</w:t>
+      </w:r>
+      <w:proofErr w:type="spellStart"/>
+      <w:r>
+        <w:t>lt</w:t>
+      </w:r>
+      <w:proofErr w:type="spellEnd"/>
+      <w:r>
+        <w:t>:'donkey'</w:t>
+      </w:r>
+      <w:proofErr w:type="gramStart"/>
+      <w:r>
+        <w:t>},</w:t>
+      </w:r>
+      <w:proofErr w:type="spellStart"/>
+      <w:r>
+        <w:t>tags</w:t>
+      </w:r>
+      <w:proofErr w:type="gramEnd"/>
+      <w:r>
+        <w:t>:'land</w:t>
+      </w:r>
+      <w:proofErr w:type="spellEnd"/>
+      <w:r>
+        <w:t>'</w:t>
+      </w:r>
+      <w:proofErr w:type="gramStart"/>
+      <w:r>
+        <w:t>},{</w:t>
+      </w:r>
+      <w:proofErr w:type="gramEnd"/>
+      <w:r>
+        <w:t>name:</w:t>
+      </w:r>
+      <w:proofErr w:type="gramStart"/>
+      <w:r>
+        <w:t>1})</w:t>
+      </w:r>
+      <w:proofErr w:type="gramEnd"/>
     </w:p>
     <w:p>
       <w:r>
@@ -3832,21 +4454,97 @@
     </w:p>
     <w:p/>
     <w:p>
-      <w:r>
+      <w:pPr>
+        <w:rPr>
+          <w:b/>
+          <w:bCs/>
+        </w:rPr>
+      </w:pPr>
+      <w:r>
+        <w:rPr>
+          <w:b/>
+          <w:bCs/>
+        </w:rPr>
         <w:t xml:space="preserve">Check </w:t>
       </w:r>
       <w:proofErr w:type="gramStart"/>
       <w:r>
+        <w:rPr>
+          <w:b/>
+          <w:bCs/>
+        </w:rPr>
         <w:t>explain(</w:t>
       </w:r>
       <w:proofErr w:type="gramEnd"/>
       <w:r>
+        <w:rPr>
+          <w:b/>
+          <w:bCs/>
+        </w:rPr>
         <w:t>)</w:t>
       </w:r>
+      <w:r>
+        <w:rPr>
+          <w:b/>
+          <w:bCs/>
+        </w:rPr>
+        <w:sym w:font="Wingdings" w:char="F0E8"/>
+      </w:r>
+    </w:p>
+    <w:p>
+      <w:proofErr w:type="gramStart"/>
+      <w:r>
+        <w:t>db.animals</w:t>
+      </w:r>
+      <w:proofErr w:type="gramEnd"/>
+      <w:r>
+        <w:t>.</w:t>
+      </w:r>
+      <w:proofErr w:type="gramStart"/>
+      <w:r>
+        <w:t>find({name:{</w:t>
+      </w:r>
+      <w:proofErr w:type="gramEnd"/>
+      <w:r>
+        <w:t>$lt:'donkey'</w:t>
+      </w:r>
+      <w:proofErr w:type="gramStart"/>
+      <w:r>
+        <w:t>},tags</w:t>
+      </w:r>
+      <w:proofErr w:type="gramEnd"/>
+      <w:r>
+        <w:t>:'land'</w:t>
+      </w:r>
+      <w:proofErr w:type="gramStart"/>
+      <w:r>
+        <w:t>},{</w:t>
+      </w:r>
+      <w:proofErr w:type="gramEnd"/>
+      <w:r>
+        <w:t>name:1}</w:t>
+      </w:r>
+      <w:proofErr w:type="gramStart"/>
+      <w:r>
+        <w:t>)</w:t>
+      </w:r>
+      <w:r>
+        <w:t>.</w:t>
+      </w:r>
+      <w:r>
+        <w:t>explain</w:t>
+      </w:r>
+      <w:proofErr w:type="gramEnd"/>
+      <w:r>
+        <w:t>("executionStats")</w:t>
+      </w:r>
     </w:p>
     <w:p>
       <w:r>
         <w:t>=========================</w:t>
+      </w:r>
+      <w:r>
+        <w:t>===================================</w:t>
       </w:r>
     </w:p>
     <w:p>
@@ -3955,7 +4653,6 @@
       <w:proofErr w:type="spellStart"/>
       <w:proofErr w:type="gramStart"/>
       <w:r>
-        <w:lastRenderedPageBreak/>
         <w:t>db.animals</w:t>
       </w:r>
       <w:proofErr w:type="gramEnd"/>
@@ -4341,7 +5038,6 @@
     </w:p>
     <w:p>
       <w:r>
-        <w:lastRenderedPageBreak/>
         <w:br/>
       </w:r>
       <w:r>
@@ -4482,7 +5178,30 @@
         </w:drawing>
       </w:r>
     </w:p>
-    <w:p/>
+    <w:p>
+      <w:proofErr w:type="spellStart"/>
+      <w:proofErr w:type="gramStart"/>
+      <w:r>
+        <w:lastRenderedPageBreak/>
+        <w:t>db.animals</w:t>
+      </w:r>
+      <w:proofErr w:type="gramEnd"/>
+      <w:r>
+        <w:t>.</w:t>
+      </w:r>
+      <w:proofErr w:type="gramStart"/>
+      <w:r>
+        <w:t>getIndexes</w:t>
+      </w:r>
+      <w:proofErr w:type="spellEnd"/>
+      <w:r>
+        <w:t>(</w:t>
+      </w:r>
+      <w:proofErr w:type="gramEnd"/>
+      <w:r>
+        <w:t>)</w:t>
+      </w:r>
+    </w:p>
     <w:p>
       <w:r>
         <w:t>Query for a grey animal</w:t>
@@ -4771,7 +5490,6 @@
         <w:rPr>
           <w:noProof/>
         </w:rPr>
-        <w:lastRenderedPageBreak/>
         <w:drawing>
           <wp:inline distT="0" distB="0" distL="0" distR="0" wp14:anchorId="66920302" wp14:editId="0A8A486F">
             <wp:extent cx="3238500" cy="1447800"/>
@@ -4895,6 +5613,7 @@
     <w:p>
       <w:proofErr w:type="gramStart"/>
       <w:r>
+        <w:lastRenderedPageBreak/>
         <w:t>db.animals</w:t>
       </w:r>
       <w:proofErr w:type="gramEnd"/>
@@ -4973,6 +5692,7 @@
         </w:drawing>
       </w:r>
     </w:p>
+    <w:p/>
     <w:p>
       <w:pPr>
         <w:pStyle w:val="Heading1"/>
@@ -4981,6 +5701,209 @@
           <w:numId w:val="3"/>
         </w:numPr>
       </w:pPr>
+      <w:r>
+        <w:t>Sort</w:t>
+      </w:r>
+    </w:p>
+    <w:p>
+      <w:proofErr w:type="spellStart"/>
+      <w:proofErr w:type="gramStart"/>
+      <w:r>
+        <w:t>db.animals</w:t>
+      </w:r>
+      <w:proofErr w:type="gramEnd"/>
+      <w:r>
+        <w:t>.</w:t>
+      </w:r>
+      <w:proofErr w:type="gramStart"/>
+      <w:r>
+        <w:t>find</w:t>
+      </w:r>
+      <w:proofErr w:type="spellEnd"/>
+      <w:r>
+        <w:t>({</w:t>
+      </w:r>
+      <w:proofErr w:type="spellStart"/>
+      <w:proofErr w:type="gramEnd"/>
+      <w:r>
+        <w:t>tags:"</w:t>
+      </w:r>
+      <w:proofErr w:type="gramStart"/>
+      <w:r>
+        <w:t>ocean</w:t>
+      </w:r>
+      <w:proofErr w:type="spellEnd"/>
+      <w:r>
+        <w:t>"}).sort</w:t>
+      </w:r>
+      <w:proofErr w:type="gramEnd"/>
+      <w:r>
+        <w:t>({tags:</w:t>
+      </w:r>
+      <w:proofErr w:type="gramStart"/>
+      <w:r>
+        <w:t>1})</w:t>
+      </w:r>
+      <w:proofErr w:type="gramEnd"/>
+    </w:p>
+    <w:p>
+      <w:proofErr w:type="gramStart"/>
+      <w:r>
+        <w:t>db.animals</w:t>
+      </w:r>
+      <w:proofErr w:type="gramEnd"/>
+      <w:r>
+        <w:t>.</w:t>
+      </w:r>
+      <w:proofErr w:type="gramStart"/>
+      <w:r>
+        <w:t>find({</w:t>
+      </w:r>
+      <w:proofErr w:type="gramEnd"/>
+      <w:r>
+        <w:t>tags:"</w:t>
+      </w:r>
+      <w:proofErr w:type="gramStart"/>
+      <w:r>
+        <w:t>ocean"}).sort</w:t>
+      </w:r>
+      <w:proofErr w:type="gramEnd"/>
+      <w:r>
+        <w:t>({tags:1}</w:t>
+      </w:r>
+      <w:proofErr w:type="gramStart"/>
+      <w:r>
+        <w:t>).explain</w:t>
+      </w:r>
+      <w:proofErr w:type="gramEnd"/>
+      <w:r>
+        <w:t>("executionStats"</w:t>
+      </w:r>
+      <w:proofErr w:type="gramStart"/>
+      <w:r>
+        <w:t>);</w:t>
+      </w:r>
+      <w:proofErr w:type="gramEnd"/>
+    </w:p>
+    <w:p>
+      <w:pPr>
+        <w:rPr>
+          <w:b/>
+          <w:bCs/>
+        </w:rPr>
+      </w:pPr>
+      <w:r>
+        <w:rPr>
+          <w:b/>
+          <w:bCs/>
+        </w:rPr>
+        <w:t>Index is not used for sorting.</w:t>
+      </w:r>
+    </w:p>
+    <w:p>
+      <w:proofErr w:type="spellStart"/>
+      <w:proofErr w:type="gramStart"/>
+      <w:r>
+        <w:t>db.animals</w:t>
+      </w:r>
+      <w:proofErr w:type="gramEnd"/>
+      <w:r>
+        <w:t>.</w:t>
+      </w:r>
+      <w:proofErr w:type="gramStart"/>
+      <w:r>
+        <w:t>find</w:t>
+      </w:r>
+      <w:proofErr w:type="spellEnd"/>
+      <w:r>
+        <w:t>({</w:t>
+      </w:r>
+      <w:proofErr w:type="spellStart"/>
+      <w:proofErr w:type="gramEnd"/>
+      <w:r>
+        <w:t>tags:"</w:t>
+      </w:r>
+      <w:proofErr w:type="gramStart"/>
+      <w:r>
+        <w:t>ocean</w:t>
+      </w:r>
+      <w:proofErr w:type="spellEnd"/>
+      <w:r>
+        <w:t>"}).sort</w:t>
+      </w:r>
+      <w:proofErr w:type="gramEnd"/>
+      <w:r>
+        <w:t>({name:</w:t>
+      </w:r>
+      <w:proofErr w:type="gramStart"/>
+      <w:r>
+        <w:t>1})</w:t>
+      </w:r>
+      <w:proofErr w:type="gramEnd"/>
+    </w:p>
+    <w:p>
+      <w:proofErr w:type="gramStart"/>
+      <w:r>
+        <w:t>db.animals</w:t>
+      </w:r>
+      <w:proofErr w:type="gramEnd"/>
+      <w:r>
+        <w:t>.</w:t>
+      </w:r>
+      <w:proofErr w:type="gramStart"/>
+      <w:r>
+        <w:t>find({</w:t>
+      </w:r>
+      <w:proofErr w:type="gramEnd"/>
+      <w:r>
+        <w:t>tags:"</w:t>
+      </w:r>
+      <w:proofErr w:type="gramStart"/>
+      <w:r>
+        <w:t>ocean"}).sort</w:t>
+      </w:r>
+      <w:proofErr w:type="gramEnd"/>
+      <w:r>
+        <w:t>({name:1}</w:t>
+      </w:r>
+      <w:proofErr w:type="gramStart"/>
+      <w:r>
+        <w:t>).explain</w:t>
+      </w:r>
+      <w:proofErr w:type="gramEnd"/>
+      <w:r>
+        <w:t>("executionStats"</w:t>
+      </w:r>
+      <w:proofErr w:type="gramStart"/>
+      <w:r>
+        <w:t>);</w:t>
+      </w:r>
+      <w:proofErr w:type="gramEnd"/>
+    </w:p>
+    <w:p>
+      <w:pPr>
+        <w:rPr>
+          <w:b/>
+          <w:bCs/>
+        </w:rPr>
+      </w:pPr>
+      <w:r>
+        <w:rPr>
+          <w:b/>
+          <w:bCs/>
+        </w:rPr>
+        <w:t>Index is not used for sorting.</w:t>
+      </w:r>
+    </w:p>
+    <w:p/>
+    <w:p>
+      <w:pPr>
+        <w:pStyle w:val="Heading1"/>
+        <w:numPr>
+          <w:ilvl w:val="0"/>
+          <w:numId w:val="3"/>
+        </w:numPr>
+      </w:pPr>
       <w:bookmarkStart w:id="22" w:name="_Toc14924"/>
       <w:bookmarkStart w:id="23" w:name="_Toc130325927"/>
       <w:r>
@@ -5072,7 +5995,6 @@
         <w:t>})</w:t>
       </w:r>
     </w:p>
-    <w:p/>
     <w:p>
       <w:r>
         <w:rPr>
@@ -5143,7 +6065,6 @@
         <w:rPr>
           <w:noProof/>
         </w:rPr>
-        <w:lastRenderedPageBreak/>
         <w:drawing>
           <wp:inline distT="0" distB="0" distL="0" distR="0" wp14:anchorId="26C3EE1F" wp14:editId="4592ED4F">
             <wp:extent cx="4686300" cy="800100"/>
@@ -5184,6 +6105,7 @@
     <w:p/>
     <w:p>
       <w:r>
+        <w:lastRenderedPageBreak/>
         <w:t>Try to insert an animal that already exists</w:t>
       </w:r>
     </w:p>
@@ -5481,20 +6403,20 @@
     </w:p>
     <w:p>
       <w:r>
+        <w:br/>
+      </w:r>
+      <w:r>
+        <w:t>Create a Sparse index</w:t>
+      </w:r>
+    </w:p>
+    <w:p>
+      <w:r>
+        <w:t>==============================</w:t>
+      </w:r>
+    </w:p>
+    <w:p>
+      <w:r>
         <w:lastRenderedPageBreak/>
-        <w:br/>
-      </w:r>
-      <w:r>
-        <w:t>Create a Sparse index</w:t>
-      </w:r>
-    </w:p>
-    <w:p>
-      <w:r>
-        <w:t>==============================</w:t>
-      </w:r>
-    </w:p>
-    <w:p>
-      <w:r>
         <w:t>** F</w:t>
       </w:r>
       <w:r>
@@ -5923,7 +6845,6 @@
         <w:rPr>
           <w:noProof/>
         </w:rPr>
-        <w:lastRenderedPageBreak/>
         <w:drawing>
           <wp:inline distT="0" distB="0" distL="0" distR="0" wp14:anchorId="188E64A8" wp14:editId="29B83748">
             <wp:extent cx="4924425" cy="933450"/>
@@ -6009,6 +6930,7 @@
           <w:color w:val="494747"/>
           <w:shd w:val="clear" w:color="auto" w:fill="FFFFFF"/>
         </w:rPr>
+        <w:lastRenderedPageBreak/>
         <w:t>** Even though the sort is by the indexed field, MongoDB will </w:t>
       </w:r>
       <w:r>
@@ -6029,7 +6951,6 @@
         <w:t> select the sparse index to fulfill the query in order to return complete results:</w:t>
       </w:r>
     </w:p>
-    <w:p/>
     <w:p>
       <w:pPr>
         <w:rPr>
@@ -6479,7 +7400,6 @@
         <w:rPr>
           <w:noProof/>
         </w:rPr>
-        <w:lastRenderedPageBreak/>
         <w:drawing>
           <wp:inline distT="0" distB="0" distL="0" distR="0" wp14:anchorId="42C20549" wp14:editId="285194FE">
             <wp:extent cx="2000250" cy="352425"/>
@@ -6517,7 +7437,6 @@
         </w:drawing>
       </w:r>
     </w:p>
-    <w:p/>
     <w:p>
       <w:r>
         <w:t xml:space="preserve">Solution is to use </w:t>
@@ -6596,6 +7515,7 @@
         <w:rPr>
           <w:noProof/>
         </w:rPr>
+        <w:lastRenderedPageBreak/>
         <w:drawing>
           <wp:inline distT="0" distB="0" distL="0" distR="0" wp14:anchorId="5F3C8AAE" wp14:editId="30A12142">
             <wp:extent cx="2286000" cy="257175"/>
@@ -6969,11 +7889,9 @@
     </w:p>
     <w:p/>
     <w:p>
-      <w:proofErr w:type="gramStart"/>
-      <w:r>
-        <w:t>Also</w:t>
-      </w:r>
-      <w:proofErr w:type="gramEnd"/>
+      <w:r>
+        <w:t>Also,</w:t>
+      </w:r>
       <w:r>
         <w:t xml:space="preserve"> in the exact opposite direction</w:t>
       </w:r>
@@ -7027,6 +7945,7 @@
         <w:rPr>
           <w:noProof/>
         </w:rPr>
+        <w:lastRenderedPageBreak/>
         <w:drawing>
           <wp:inline distT="0" distB="0" distL="0" distR="0" wp14:anchorId="05C351E9" wp14:editId="312A1756">
             <wp:extent cx="4533900" cy="504825"/>
@@ -7151,15 +8070,21 @@
       </w:r>
       <w:proofErr w:type="gramEnd"/>
       <w:r>
-        <w:t>({tags:</w:t>
-      </w:r>
-      <w:proofErr w:type="gramStart"/>
+        <w:t>({</w:t>
+      </w:r>
+      <w:proofErr w:type="gramStart"/>
+      <w:r>
+        <w:t>tags:</w:t>
+      </w:r>
+      <w:r>
+        <w:t>-</w:t>
+      </w:r>
       <w:r>
         <w:t>1,name</w:t>
       </w:r>
       <w:proofErr w:type="gramEnd"/>
       <w:r>
-        <w:t>:-1}</w:t>
+        <w:t>:1}</w:t>
       </w:r>
       <w:proofErr w:type="gramStart"/>
       <w:r>
@@ -7172,17 +8097,14 @@
     </w:p>
     <w:p>
       <w:r>
-        <w:br/>
-      </w:r>
-      <w:r>
         <w:rPr>
           <w:noProof/>
         </w:rPr>
         <w:drawing>
-          <wp:inline distT="0" distB="0" distL="0" distR="0" wp14:anchorId="63BD1437" wp14:editId="2C1ED3CE">
-            <wp:extent cx="5191125" cy="1784230"/>
-            <wp:effectExtent l="0" t="0" r="0" b="6985"/>
-            <wp:docPr id="54" name="Picture 54"/>
+          <wp:inline distT="0" distB="0" distL="0" distR="0" wp14:anchorId="010EF163" wp14:editId="354F105F">
+            <wp:extent cx="4905375" cy="1457325"/>
+            <wp:effectExtent l="0" t="0" r="9525" b="9525"/>
+            <wp:docPr id="55" name="Picture 55"/>
             <wp:cNvGraphicFramePr>
               <a:graphicFrameLocks xmlns:a="http://schemas.openxmlformats.org/drawingml/2006/main" noChangeAspect="1"/>
             </wp:cNvGraphicFramePr>
@@ -7202,7 +8124,7 @@
                   <pic:spPr>
                     <a:xfrm>
                       <a:off x="0" y="0"/>
-                      <a:ext cx="5203203" cy="1788381"/>
+                      <a:ext cx="4905375" cy="1457325"/>
                     </a:xfrm>
                     <a:prstGeom prst="rect">
                       <a:avLst/>
@@ -7216,6 +8138,10 @@
       </w:r>
     </w:p>
     <w:p/>
+    <w:p/>
+    <w:p/>
+    <w:p/>
+    <w:p/>
     <w:p>
       <w:proofErr w:type="spellStart"/>
       <w:proofErr w:type="gramStart"/>
@@ -7236,21 +8162,15 @@
       </w:r>
       <w:proofErr w:type="gramEnd"/>
       <w:r>
-        <w:t>({</w:t>
-      </w:r>
-      <w:proofErr w:type="gramStart"/>
-      <w:r>
-        <w:t>tags:</w:t>
-      </w:r>
-      <w:r>
-        <w:t>-</w:t>
-      </w:r>
+        <w:t>({tags:</w:t>
+      </w:r>
+      <w:proofErr w:type="gramStart"/>
       <w:r>
         <w:t>1,name</w:t>
       </w:r>
       <w:proofErr w:type="gramEnd"/>
       <w:r>
-        <w:t>:1}</w:t>
+        <w:t>:-1}</w:t>
       </w:r>
       <w:proofErr w:type="gramStart"/>
       <w:r>
@@ -7263,14 +8183,17 @@
     </w:p>
     <w:p>
       <w:r>
+        <w:br/>
+      </w:r>
+      <w:r>
         <w:rPr>
           <w:noProof/>
         </w:rPr>
         <w:drawing>
-          <wp:inline distT="0" distB="0" distL="0" distR="0" wp14:anchorId="010EF163" wp14:editId="354F105F">
-            <wp:extent cx="4905375" cy="1457325"/>
-            <wp:effectExtent l="0" t="0" r="9525" b="9525"/>
-            <wp:docPr id="55" name="Picture 55"/>
+          <wp:inline distT="0" distB="0" distL="0" distR="0" wp14:anchorId="03F93B0B" wp14:editId="0B5ACC72">
+            <wp:extent cx="5191125" cy="1784230"/>
+            <wp:effectExtent l="0" t="0" r="0" b="6985"/>
+            <wp:docPr id="54" name="Picture 54"/>
             <wp:cNvGraphicFramePr>
               <a:graphicFrameLocks xmlns:a="http://schemas.openxmlformats.org/drawingml/2006/main" noChangeAspect="1"/>
             </wp:cNvGraphicFramePr>
@@ -7290,7 +8213,7 @@
                   <pic:spPr>
                     <a:xfrm>
                       <a:off x="0" y="0"/>
-                      <a:ext cx="4905375" cy="1457325"/>
+                      <a:ext cx="5203203" cy="1788381"/>
                     </a:xfrm>
                     <a:prstGeom prst="rect">
                       <a:avLst/>
@@ -7303,6 +8226,7 @@
         </w:drawing>
       </w:r>
     </w:p>
+    <w:p/>
     <w:p>
       <w:pPr>
         <w:pStyle w:val="Heading1"/>
@@ -8331,8 +9255,6 @@
         <w:t xml:space="preserve">he name of the index is a concatenation of the field names and their sorting direction. </w:t>
       </w:r>
     </w:p>
-    <w:p/>
-    <w:p/>
     <w:p>
       <w:r>
         <w:t>Create index on animals using many fields</w:t>
@@ -9381,7 +10303,13 @@
       </w:r>
       <w:proofErr w:type="spellEnd"/>
       <w:r>
-        <w:t>: 5000 // Distance in meters</w:t>
+        <w:t>: 50</w:t>
+      </w:r>
+      <w:r>
+        <w:t xml:space="preserve">00 </w:t>
+      </w:r>
+      <w:r>
+        <w:t>// Distance in meters</w:t>
       </w:r>
     </w:p>
     <w:p>
@@ -10638,9 +11566,9 @@
     </w:lvl>
   </w:abstractNum>
   <w:abstractNum w:abstractNumId="5" w15:restartNumberingAfterBreak="0">
-    <w:nsid w:val="3F3F0F35"/>
+    <w:nsid w:val="2BDD7CA4"/>
     <w:multiLevelType w:val="multilevel"/>
-    <w:tmpl w:val="1784744E"/>
+    <w:tmpl w:val="093459E2"/>
     <w:lvl w:ilvl="0">
       <w:start w:val="1"/>
       <w:numFmt w:val="bullet"/>
@@ -10787,6 +11715,155 @@
     </w:lvl>
   </w:abstractNum>
   <w:abstractNum w:abstractNumId="6" w15:restartNumberingAfterBreak="0">
+    <w:nsid w:val="3F3F0F35"/>
+    <w:multiLevelType w:val="multilevel"/>
+    <w:tmpl w:val="1784744E"/>
+    <w:lvl w:ilvl="0">
+      <w:start w:val="1"/>
+      <w:numFmt w:val="bullet"/>
+      <w:lvlText w:val=""/>
+      <w:lvlJc w:val="left"/>
+      <w:pPr>
+        <w:tabs>
+          <w:tab w:val="num" w:pos="720"/>
+        </w:tabs>
+        <w:ind w:left="720" w:hanging="360"/>
+      </w:pPr>
+      <w:rPr>
+        <w:rFonts w:ascii="Symbol" w:hAnsi="Symbol" w:hint="default"/>
+        <w:sz w:val="20"/>
+      </w:rPr>
+    </w:lvl>
+    <w:lvl w:ilvl="1" w:tentative="1">
+      <w:start w:val="1"/>
+      <w:numFmt w:val="bullet"/>
+      <w:lvlText w:val="o"/>
+      <w:lvlJc w:val="left"/>
+      <w:pPr>
+        <w:tabs>
+          <w:tab w:val="num" w:pos="1440"/>
+        </w:tabs>
+        <w:ind w:left="1440" w:hanging="360"/>
+      </w:pPr>
+      <w:rPr>
+        <w:rFonts w:ascii="Courier New" w:hAnsi="Courier New" w:hint="default"/>
+        <w:sz w:val="20"/>
+      </w:rPr>
+    </w:lvl>
+    <w:lvl w:ilvl="2" w:tentative="1">
+      <w:start w:val="1"/>
+      <w:numFmt w:val="bullet"/>
+      <w:lvlText w:val=""/>
+      <w:lvlJc w:val="left"/>
+      <w:pPr>
+        <w:tabs>
+          <w:tab w:val="num" w:pos="2160"/>
+        </w:tabs>
+        <w:ind w:left="2160" w:hanging="360"/>
+      </w:pPr>
+      <w:rPr>
+        <w:rFonts w:ascii="Wingdings" w:hAnsi="Wingdings" w:hint="default"/>
+        <w:sz w:val="20"/>
+      </w:rPr>
+    </w:lvl>
+    <w:lvl w:ilvl="3" w:tentative="1">
+      <w:start w:val="1"/>
+      <w:numFmt w:val="bullet"/>
+      <w:lvlText w:val=""/>
+      <w:lvlJc w:val="left"/>
+      <w:pPr>
+        <w:tabs>
+          <w:tab w:val="num" w:pos="2880"/>
+        </w:tabs>
+        <w:ind w:left="2880" w:hanging="360"/>
+      </w:pPr>
+      <w:rPr>
+        <w:rFonts w:ascii="Wingdings" w:hAnsi="Wingdings" w:hint="default"/>
+        <w:sz w:val="20"/>
+      </w:rPr>
+    </w:lvl>
+    <w:lvl w:ilvl="4" w:tentative="1">
+      <w:start w:val="1"/>
+      <w:numFmt w:val="bullet"/>
+      <w:lvlText w:val=""/>
+      <w:lvlJc w:val="left"/>
+      <w:pPr>
+        <w:tabs>
+          <w:tab w:val="num" w:pos="3600"/>
+        </w:tabs>
+        <w:ind w:left="3600" w:hanging="360"/>
+      </w:pPr>
+      <w:rPr>
+        <w:rFonts w:ascii="Wingdings" w:hAnsi="Wingdings" w:hint="default"/>
+        <w:sz w:val="20"/>
+      </w:rPr>
+    </w:lvl>
+    <w:lvl w:ilvl="5" w:tentative="1">
+      <w:start w:val="1"/>
+      <w:numFmt w:val="bullet"/>
+      <w:lvlText w:val=""/>
+      <w:lvlJc w:val="left"/>
+      <w:pPr>
+        <w:tabs>
+          <w:tab w:val="num" w:pos="4320"/>
+        </w:tabs>
+        <w:ind w:left="4320" w:hanging="360"/>
+      </w:pPr>
+      <w:rPr>
+        <w:rFonts w:ascii="Wingdings" w:hAnsi="Wingdings" w:hint="default"/>
+        <w:sz w:val="20"/>
+      </w:rPr>
+    </w:lvl>
+    <w:lvl w:ilvl="6" w:tentative="1">
+      <w:start w:val="1"/>
+      <w:numFmt w:val="bullet"/>
+      <w:lvlText w:val=""/>
+      <w:lvlJc w:val="left"/>
+      <w:pPr>
+        <w:tabs>
+          <w:tab w:val="num" w:pos="5040"/>
+        </w:tabs>
+        <w:ind w:left="5040" w:hanging="360"/>
+      </w:pPr>
+      <w:rPr>
+        <w:rFonts w:ascii="Wingdings" w:hAnsi="Wingdings" w:hint="default"/>
+        <w:sz w:val="20"/>
+      </w:rPr>
+    </w:lvl>
+    <w:lvl w:ilvl="7" w:tentative="1">
+      <w:start w:val="1"/>
+      <w:numFmt w:val="bullet"/>
+      <w:lvlText w:val=""/>
+      <w:lvlJc w:val="left"/>
+      <w:pPr>
+        <w:tabs>
+          <w:tab w:val="num" w:pos="5760"/>
+        </w:tabs>
+        <w:ind w:left="5760" w:hanging="360"/>
+      </w:pPr>
+      <w:rPr>
+        <w:rFonts w:ascii="Wingdings" w:hAnsi="Wingdings" w:hint="default"/>
+        <w:sz w:val="20"/>
+      </w:rPr>
+    </w:lvl>
+    <w:lvl w:ilvl="8" w:tentative="1">
+      <w:start w:val="1"/>
+      <w:numFmt w:val="bullet"/>
+      <w:lvlText w:val=""/>
+      <w:lvlJc w:val="left"/>
+      <w:pPr>
+        <w:tabs>
+          <w:tab w:val="num" w:pos="6480"/>
+        </w:tabs>
+        <w:ind w:left="6480" w:hanging="360"/>
+      </w:pPr>
+      <w:rPr>
+        <w:rFonts w:ascii="Wingdings" w:hAnsi="Wingdings" w:hint="default"/>
+        <w:sz w:val="20"/>
+      </w:rPr>
+    </w:lvl>
+  </w:abstractNum>
+  <w:abstractNum w:abstractNumId="7" w15:restartNumberingAfterBreak="0">
     <w:nsid w:val="72A32D96"/>
     <w:multiLevelType w:val="multilevel"/>
     <w:tmpl w:val="36803374"/>
@@ -10951,10 +12028,13 @@
     <w:abstractNumId w:val="1"/>
   </w:num>
   <w:num w:numId="6" w16cid:durableId="667833901">
-    <w:abstractNumId w:val="5"/>
+    <w:abstractNumId w:val="6"/>
   </w:num>
   <w:num w:numId="7" w16cid:durableId="903956545">
-    <w:abstractNumId w:val="6"/>
+    <w:abstractNumId w:val="7"/>
+  </w:num>
+  <w:num w:numId="8" w16cid:durableId="1199321088">
+    <w:abstractNumId w:val="5"/>
   </w:num>
 </w:numbering>
 </file>
@@ -11357,6 +12437,7 @@
   <w:style w:type="paragraph" w:default="1" w:styleId="Normal">
     <w:name w:val="Normal"/>
     <w:qFormat/>
+    <w:rsid w:val="00F55EEB"/>
   </w:style>
   <w:style w:type="paragraph" w:styleId="Heading1">
     <w:name w:val="heading 1"/>
@@ -11404,10 +12485,32 @@
       <w:szCs w:val="24"/>
     </w:rPr>
   </w:style>
+  <w:style w:type="paragraph" w:styleId="Heading4">
+    <w:name w:val="heading 4"/>
+    <w:basedOn w:val="Normal"/>
+    <w:next w:val="Normal"/>
+    <w:link w:val="Heading4Char"/>
+    <w:uiPriority w:val="9"/>
+    <w:semiHidden/>
+    <w:unhideWhenUsed/>
+    <w:qFormat/>
+    <w:rsid w:val="00656A66"/>
+    <w:pPr>
+      <w:keepNext/>
+      <w:keepLines/>
+      <w:spacing w:before="40" w:after="0"/>
+      <w:outlineLvl w:val="3"/>
+    </w:pPr>
+    <w:rPr>
+      <w:rFonts w:asciiTheme="majorHAnsi" w:eastAsiaTheme="majorEastAsia" w:hAnsiTheme="majorHAnsi" w:cstheme="majorBidi"/>
+      <w:i/>
+      <w:iCs/>
+      <w:color w:val="2F5496" w:themeColor="accent1" w:themeShade="BF"/>
+    </w:rPr>
+  </w:style>
   <w:style w:type="character" w:default="1" w:styleId="DefaultParagraphFont">
     <w:name w:val="Default Paragraph Font"/>
     <w:uiPriority w:val="1"/>
-    <w:semiHidden/>
     <w:unhideWhenUsed/>
   </w:style>
   <w:style w:type="table" w:default="1" w:styleId="TableNormal">
@@ -11677,6 +12780,20 @@
       <w:color w:val="1F3763" w:themeColor="accent1" w:themeShade="7F"/>
       <w:sz w:val="24"/>
       <w:szCs w:val="24"/>
+    </w:rPr>
+  </w:style>
+  <w:style w:type="character" w:customStyle="1" w:styleId="Heading4Char">
+    <w:name w:val="Heading 4 Char"/>
+    <w:basedOn w:val="DefaultParagraphFont"/>
+    <w:link w:val="Heading4"/>
+    <w:uiPriority w:val="9"/>
+    <w:semiHidden/>
+    <w:rsid w:val="00656A66"/>
+    <w:rPr>
+      <w:rFonts w:asciiTheme="majorHAnsi" w:eastAsiaTheme="majorEastAsia" w:hAnsiTheme="majorHAnsi" w:cstheme="majorBidi"/>
+      <w:i/>
+      <w:iCs/>
+      <w:color w:val="2F5496" w:themeColor="accent1" w:themeShade="BF"/>
     </w:rPr>
   </w:style>
 </w:styles>

--- a/Training Materials/19. MongoDB 8.2/Source Code/5. Indexing/5. Indexing - Commands.docx
+++ b/Training Materials/19. MongoDB 8.2/Source Code/5. Indexing/5. Indexing - Commands.docx
@@ -3779,27 +3779,15 @@
       </w:r>
       <w:proofErr w:type="spellStart"/>
       <w:r>
-        <w:t>name:</w:t>
-      </w:r>
-      <w:r>
-        <w:t>’</w:t>
-      </w:r>
-      <w:r>
-        <w:t>cat</w:t>
+        <w:t>name:'cat</w:t>
       </w:r>
       <w:proofErr w:type="spellEnd"/>
       <w:r>
-        <w:t>’</w:t>
-      </w:r>
-      <w:r>
-        <w:t xml:space="preserve">, </w:t>
+        <w:t xml:space="preserve">', </w:t>
       </w:r>
       <w:proofErr w:type="spellStart"/>
       <w:r>
-        <w:t>tags:</w:t>
-      </w:r>
-      <w:r>
-        <w:t>’</w:t>
+        <w:t>tags:'</w:t>
       </w:r>
       <w:proofErr w:type="gramStart"/>
       <w:r>
@@ -3807,10 +3795,7 @@
       </w:r>
       <w:proofErr w:type="spellEnd"/>
       <w:r>
-        <w:t>’</w:t>
-      </w:r>
-      <w:r>
-        <w:t>}</w:t>
+        <w:t>'}</w:t>
       </w:r>
       <w:proofErr w:type="gramEnd"/>
       <w:r>
@@ -5882,22 +5867,6 @@
     </w:p>
     <w:p>
       <w:pPr>
-        <w:rPr>
-          <w:b/>
-          <w:bCs/>
-        </w:rPr>
-      </w:pPr>
-      <w:r>
-        <w:rPr>
-          <w:b/>
-          <w:bCs/>
-        </w:rPr>
-        <w:t>Index is not used for sorting.</w:t>
-      </w:r>
-    </w:p>
-    <w:p/>
-    <w:p>
-      <w:pPr>
         <w:pStyle w:val="Heading1"/>
         <w:numPr>
           <w:ilvl w:val="0"/>
@@ -6105,19 +6074,19 @@
     <w:p/>
     <w:p>
       <w:r>
+        <w:t>Try to insert an animal that already exists</w:t>
+      </w:r>
+    </w:p>
+    <w:p>
+      <w:r>
+        <w:t>========================================</w:t>
+      </w:r>
+    </w:p>
+    <w:p>
+      <w:proofErr w:type="spellStart"/>
+      <w:proofErr w:type="gramStart"/>
+      <w:r>
         <w:lastRenderedPageBreak/>
-        <w:t>Try to insert an animal that already exists</w:t>
-      </w:r>
-    </w:p>
-    <w:p>
-      <w:r>
-        <w:t>========================================</w:t>
-      </w:r>
-    </w:p>
-    <w:p>
-      <w:proofErr w:type="spellStart"/>
-      <w:proofErr w:type="gramStart"/>
-      <w:r>
         <w:t>db.animals</w:t>
       </w:r>
       <w:proofErr w:type="gramEnd"/>
@@ -6214,7 +6183,19 @@
           <w:rPr>
             <w:rStyle w:val="Hyperlink"/>
           </w:rPr>
-          <w:t>https://www.mongodb.com/docs/v3.0/core/index-sparse/</w:t>
+          <w:t>https://www.mongo</w:t>
+        </w:r>
+        <w:r>
+          <w:rPr>
+            <w:rStyle w:val="Hyperlink"/>
+          </w:rPr>
+          <w:t>d</w:t>
+        </w:r>
+        <w:r>
+          <w:rPr>
+            <w:rStyle w:val="Hyperlink"/>
+          </w:rPr>
+          <w:t>b.com/docs/v3.0/core/index-sparse/</w:t>
         </w:r>
       </w:hyperlink>
     </w:p>
@@ -6416,7 +6397,6 @@
     </w:p>
     <w:p>
       <w:r>
-        <w:lastRenderedPageBreak/>
         <w:t>** F</w:t>
       </w:r>
       <w:r>
@@ -6446,6 +6426,7 @@
       <w:proofErr w:type="spellStart"/>
       <w:proofErr w:type="gramStart"/>
       <w:r>
+        <w:lastRenderedPageBreak/>
         <w:t>db.animals</w:t>
       </w:r>
       <w:proofErr w:type="gramEnd"/>
@@ -6930,7 +6911,6 @@
           <w:color w:val="494747"/>
           <w:shd w:val="clear" w:color="auto" w:fill="FFFFFF"/>
         </w:rPr>
-        <w:lastRenderedPageBreak/>
         <w:t>** Even though the sort is by the indexed field, MongoDB will </w:t>
       </w:r>
       <w:r>
@@ -6967,6 +6947,7 @@
           <w:color w:val="494747"/>
           <w:shd w:val="clear" w:color="auto" w:fill="FFFFFF"/>
         </w:rPr>
+        <w:lastRenderedPageBreak/>
         <w:t>To use the sparse index, explicitly specify the index with </w:t>
       </w:r>
       <w:proofErr w:type="gramStart"/>
@@ -7515,7 +7496,6 @@
         <w:rPr>
           <w:noProof/>
         </w:rPr>
-        <w:lastRenderedPageBreak/>
         <w:drawing>
           <wp:inline distT="0" distB="0" distL="0" distR="0" wp14:anchorId="5F3C8AAE" wp14:editId="30A12142">
             <wp:extent cx="2286000" cy="257175"/>
@@ -7558,6 +7538,7 @@
         <w:rPr>
           <w:noProof/>
         </w:rPr>
+        <w:lastRenderedPageBreak/>
         <w:drawing>
           <wp:inline distT="0" distB="0" distL="0" distR="0" wp14:anchorId="5F499E67" wp14:editId="264EC357">
             <wp:extent cx="3629025" cy="952500"/>
@@ -7945,7 +7926,6 @@
         <w:rPr>
           <w:noProof/>
         </w:rPr>
-        <w:lastRenderedPageBreak/>
         <w:drawing>
           <wp:inline distT="0" distB="0" distL="0" distR="0" wp14:anchorId="05C351E9" wp14:editId="312A1756">
             <wp:extent cx="4533900" cy="504825"/>
@@ -8027,6 +8007,7 @@
     </w:p>
     <w:p>
       <w:r>
+        <w:lastRenderedPageBreak/>
         <w:t>If terms are in</w:t>
       </w:r>
       <w:r>
@@ -8139,9 +8120,6 @@
     </w:p>
     <w:p/>
     <w:p/>
-    <w:p/>
-    <w:p/>
-    <w:p/>
     <w:p>
       <w:proofErr w:type="spellStart"/>
       <w:proofErr w:type="gramStart"/>
@@ -8238,7 +8216,6 @@
       <w:bookmarkStart w:id="30" w:name="_Toc17875"/>
       <w:bookmarkStart w:id="31" w:name="_Toc130325931"/>
       <w:r>
-        <w:lastRenderedPageBreak/>
         <w:t>Covering Index</w:t>
       </w:r>
       <w:bookmarkEnd w:id="30"/>
@@ -8250,7 +8227,19 @@
           <w:rPr>
             <w:rStyle w:val="Hyperlink"/>
           </w:rPr>
-          <w:t>https://www.mongodb.com/docs/manual/core/query-optimization/#std-label-read-operations-covered-query</w:t>
+          <w:t>https://www.mongodb.com/docs/ma</w:t>
+        </w:r>
+        <w:r>
+          <w:rPr>
+            <w:rStyle w:val="Hyperlink"/>
+          </w:rPr>
+          <w:t>n</w:t>
+        </w:r>
+        <w:r>
+          <w:rPr>
+            <w:rStyle w:val="Hyperlink"/>
+          </w:rPr>
+          <w:t>ual/core/query-optimization/#std-label-read-operations-covered-query</w:t>
         </w:r>
         <w:bookmarkEnd w:id="31"/>
       </w:hyperlink>
@@ -8280,7 +8269,25 @@
             <w:color w:val="016BF8"/>
             <w:u w:val="single"/>
           </w:rPr>
-          <w:t>covers</w:t>
+          <w:t>cov</w:t>
+        </w:r>
+        <w:r>
+          <w:rPr>
+            <w:rStyle w:val="leafygreen-ui-1ewnca3"/>
+            <w:rFonts w:ascii="Helvetica" w:hAnsi="Helvetica"/>
+            <w:color w:val="016BF8"/>
+            <w:u w:val="single"/>
+          </w:rPr>
+          <w:t>e</w:t>
+        </w:r>
+        <w:r>
+          <w:rPr>
+            <w:rStyle w:val="leafygreen-ui-1ewnca3"/>
+            <w:rFonts w:ascii="Helvetica" w:hAnsi="Helvetica"/>
+            <w:color w:val="016BF8"/>
+            <w:u w:val="single"/>
+          </w:rPr>
+          <w:t>rs</w:t>
         </w:r>
       </w:hyperlink>
       <w:r>
@@ -8357,6 +8364,7 @@
           <w:rFonts w:ascii="Helvetica" w:hAnsi="Helvetica"/>
           <w:color w:val="001E2B"/>
         </w:rPr>
+        <w:lastRenderedPageBreak/>
         <w:t>all the fields returned in the results are in the same index.</w:t>
       </w:r>
     </w:p>
@@ -8945,78 +8953,78 @@
     </w:p>
     <w:p>
       <w:r>
+        <w:t>** For the specified index to cover the query, the projection document must explicitly specify _id: 0 to exclude the _id field from the result since the index does not include the _id field. For the cases where you need just a few fields and your fields are already covered by the index that's going to be used by the query, Mongo can make efficient use of the index and not visit the documents at all.</w:t>
+      </w:r>
+    </w:p>
+    <w:p/>
+    <w:p>
+      <w:r>
+        <w:t>Exclude id field to ensure MongoDB uses the index</w:t>
+      </w:r>
+    </w:p>
+    <w:p>
+      <w:r>
+        <w:t>======================================</w:t>
+      </w:r>
+      <w:r>
+        <w:t>=======</w:t>
+      </w:r>
+    </w:p>
+    <w:p>
+      <w:proofErr w:type="spellStart"/>
+      <w:proofErr w:type="gramStart"/>
+      <w:r>
+        <w:t>db.animals</w:t>
+      </w:r>
+      <w:proofErr w:type="gramEnd"/>
+      <w:r>
+        <w:t>.</w:t>
+      </w:r>
+      <w:proofErr w:type="gramStart"/>
+      <w:r>
+        <w:t>find</w:t>
+      </w:r>
+      <w:proofErr w:type="spellEnd"/>
+      <w:r>
+        <w:t>({</w:t>
+      </w:r>
+      <w:proofErr w:type="spellStart"/>
+      <w:proofErr w:type="gramEnd"/>
+      <w:r>
+        <w:t>name:'cat</w:t>
+      </w:r>
+      <w:proofErr w:type="spellEnd"/>
+      <w:r>
+        <w:t>'</w:t>
+      </w:r>
+      <w:proofErr w:type="gramStart"/>
+      <w:r>
+        <w:t>},{</w:t>
+      </w:r>
+      <w:proofErr w:type="gramEnd"/>
+      <w:r>
+        <w:t>_id:</w:t>
+      </w:r>
+      <w:proofErr w:type="gramStart"/>
+      <w:r>
+        <w:t>0,name</w:t>
+      </w:r>
+      <w:proofErr w:type="gramEnd"/>
+      <w:r>
+        <w:t>:</w:t>
+      </w:r>
+      <w:proofErr w:type="gramStart"/>
+      <w:r>
+        <w:t>1})</w:t>
+      </w:r>
+      <w:proofErr w:type="gramEnd"/>
+    </w:p>
+    <w:p>
+      <w:r>
+        <w:rPr>
+          <w:noProof/>
+        </w:rPr>
         <w:lastRenderedPageBreak/>
-        <w:t>** For the specified index to cover the query, the projection document must explicitly specify _id: 0 to exclude the _id field from the result since the index does not include the _id field. For the cases where you need just a few fields and your fields are already covered by the index that's going to be used by the query, Mongo can make efficient use of the index and not visit the documents at all.</w:t>
-      </w:r>
-    </w:p>
-    <w:p/>
-    <w:p>
-      <w:r>
-        <w:t>Exclude id field to ensure MongoDB uses the index</w:t>
-      </w:r>
-    </w:p>
-    <w:p>
-      <w:r>
-        <w:t>======================================</w:t>
-      </w:r>
-      <w:r>
-        <w:t>=======</w:t>
-      </w:r>
-    </w:p>
-    <w:p>
-      <w:proofErr w:type="spellStart"/>
-      <w:proofErr w:type="gramStart"/>
-      <w:r>
-        <w:t>db.animals</w:t>
-      </w:r>
-      <w:proofErr w:type="gramEnd"/>
-      <w:r>
-        <w:t>.</w:t>
-      </w:r>
-      <w:proofErr w:type="gramStart"/>
-      <w:r>
-        <w:t>find</w:t>
-      </w:r>
-      <w:proofErr w:type="spellEnd"/>
-      <w:r>
-        <w:t>({</w:t>
-      </w:r>
-      <w:proofErr w:type="spellStart"/>
-      <w:proofErr w:type="gramEnd"/>
-      <w:r>
-        <w:t>name:'cat</w:t>
-      </w:r>
-      <w:proofErr w:type="spellEnd"/>
-      <w:r>
-        <w:t>'</w:t>
-      </w:r>
-      <w:proofErr w:type="gramStart"/>
-      <w:r>
-        <w:t>},{</w:t>
-      </w:r>
-      <w:proofErr w:type="gramEnd"/>
-      <w:r>
-        <w:t>_id:</w:t>
-      </w:r>
-      <w:proofErr w:type="gramStart"/>
-      <w:r>
-        <w:t>0,name</w:t>
-      </w:r>
-      <w:proofErr w:type="gramEnd"/>
-      <w:r>
-        <w:t>:</w:t>
-      </w:r>
-      <w:proofErr w:type="gramStart"/>
-      <w:r>
-        <w:t>1})</w:t>
-      </w:r>
-      <w:proofErr w:type="gramEnd"/>
-    </w:p>
-    <w:p>
-      <w:r>
-        <w:rPr>
-          <w:noProof/>
-        </w:rPr>
         <w:drawing>
           <wp:inline distT="0" distB="0" distL="0" distR="0" wp14:anchorId="1FA2FFB8" wp14:editId="4B38FA7A">
             <wp:extent cx="3895725" cy="342900"/>
@@ -9055,6 +9063,62 @@
       </w:r>
     </w:p>
     <w:p>
+      <w:proofErr w:type="spellStart"/>
+      <w:proofErr w:type="gramStart"/>
+      <w:r>
+        <w:t>db.animals</w:t>
+      </w:r>
+      <w:proofErr w:type="gramEnd"/>
+      <w:r>
+        <w:t>.</w:t>
+      </w:r>
+      <w:proofErr w:type="gramStart"/>
+      <w:r>
+        <w:t>find</w:t>
+      </w:r>
+      <w:proofErr w:type="spellEnd"/>
+      <w:r>
+        <w:t>({</w:t>
+      </w:r>
+      <w:proofErr w:type="spellStart"/>
+      <w:proofErr w:type="gramEnd"/>
+      <w:r>
+        <w:t>name:'cat</w:t>
+      </w:r>
+      <w:proofErr w:type="spellEnd"/>
+      <w:r>
+        <w:t>'</w:t>
+      </w:r>
+      <w:proofErr w:type="gramStart"/>
+      <w:r>
+        <w:t>},{</w:t>
+      </w:r>
+      <w:proofErr w:type="gramEnd"/>
+      <w:r>
+        <w:t>_id:</w:t>
+      </w:r>
+      <w:proofErr w:type="gramStart"/>
+      <w:r>
+        <w:t>0,name</w:t>
+      </w:r>
+      <w:proofErr w:type="gramEnd"/>
+      <w:r>
+        <w:t>:1}</w:t>
+      </w:r>
+      <w:proofErr w:type="gramStart"/>
+      <w:r>
+        <w:t>)</w:t>
+      </w:r>
+      <w:r>
+        <w:t>.explain</w:t>
+      </w:r>
+      <w:proofErr w:type="gramEnd"/>
+      <w:r>
+        <w:t>()</w:t>
+      </w:r>
+    </w:p>
+    <w:p/>
+    <w:p>
       <w:pPr>
         <w:pStyle w:val="Heading1"/>
         <w:numPr>
@@ -9204,11 +9268,7 @@
         <w:t>the</w:t>
       </w:r>
       <w:r>
-        <w:t xml:space="preserve"> animals have a field named zzz, but Mongo will happily ensure there's an index on that field should one appear one day, and it keeps track of it. If you misspell a field name, Mongo is not going </w:t>
-      </w:r>
-      <w:r>
-        <w:lastRenderedPageBreak/>
-        <w:t xml:space="preserve">to prevent you from creating it, it's not going to notify you that your documents actually have the correctly spelled name and your index does not. </w:t>
+        <w:t xml:space="preserve"> animals have a field named zzz, but Mongo will happily ensure there's an index on that field should one appear one day, and it keeps track of it. If you misspell a field name, Mongo is not going to prevent you from creating it, it's not going to notify you that your documents actually have the correctly spelled name and your index does not. </w:t>
       </w:r>
       <w:proofErr w:type="gramStart"/>
       <w:r>
@@ -9238,6 +9298,7 @@
       <w:bookmarkStart w:id="34" w:name="_Toc1431"/>
       <w:bookmarkStart w:id="35" w:name="_Toc130325933"/>
       <w:r>
+        <w:lastRenderedPageBreak/>
         <w:t>Index Name</w:t>
       </w:r>
       <w:bookmarkEnd w:id="34"/>
@@ -9381,7 +9442,6 @@
         <w:rPr>
           <w:noProof/>
         </w:rPr>
-        <w:lastRenderedPageBreak/>
         <w:drawing>
           <wp:inline distT="0" distB="0" distL="0" distR="0" wp14:anchorId="464DDA92" wp14:editId="33C6E0E4">
             <wp:extent cx="2943225" cy="2695575"/>
@@ -9424,6 +9484,7 @@
         <w:rPr>
           <w:noProof/>
         </w:rPr>
+        <w:lastRenderedPageBreak/>
         <w:drawing>
           <wp:inline distT="0" distB="0" distL="0" distR="0" wp14:anchorId="0E90D8FE" wp14:editId="2B47F8F3">
             <wp:extent cx="5939790" cy="3840480"/>
@@ -9504,7 +9565,6 @@
     </w:p>
     <w:p>
       <w:r>
-        <w:lastRenderedPageBreak/>
         <w:t>Drop the previous index</w:t>
       </w:r>
     </w:p>
@@ -9935,97 +9995,97 @@
     </w:p>
     <w:p>
       <w:r>
+        <w:t xml:space="preserve">  {</w:t>
+      </w:r>
+    </w:p>
+    <w:p>
+      <w:r>
+        <w:t xml:space="preserve">    name: "Cubbon Park",</w:t>
+      </w:r>
+    </w:p>
+    <w:p>
+      <w:r>
+        <w:t xml:space="preserve">    location: </w:t>
+      </w:r>
+      <w:proofErr w:type="gramStart"/>
+      <w:r>
+        <w:t>{ type</w:t>
+      </w:r>
+      <w:proofErr w:type="gramEnd"/>
+      <w:r>
+        <w:t>: "Point", coordinates: [77.592, 12.976</w:t>
+      </w:r>
+      <w:proofErr w:type="gramStart"/>
+      <w:r>
+        <w:t>] }</w:t>
+      </w:r>
+      <w:proofErr w:type="gramEnd"/>
+      <w:r>
+        <w:t>,</w:t>
+      </w:r>
+    </w:p>
+    <w:p>
+      <w:r>
+        <w:t xml:space="preserve">    description: "A large green space in the heart of Bengaluru with lush gardens."</w:t>
+      </w:r>
+    </w:p>
+    <w:p>
+      <w:r>
+        <w:t xml:space="preserve">  },</w:t>
+      </w:r>
+    </w:p>
+    <w:p>
+      <w:r>
+        <w:t xml:space="preserve">  {</w:t>
+      </w:r>
+    </w:p>
+    <w:p>
+      <w:r>
+        <w:t xml:space="preserve">    name: "Lalbagh Botanical Garden",</w:t>
+      </w:r>
+    </w:p>
+    <w:p>
+      <w:r>
+        <w:t xml:space="preserve">    location: </w:t>
+      </w:r>
+      <w:proofErr w:type="gramStart"/>
+      <w:r>
+        <w:t>{ type</w:t>
+      </w:r>
+      <w:proofErr w:type="gramEnd"/>
+      <w:r>
+        <w:t>: "Point", coordinates: [77.584, 12.950</w:t>
+      </w:r>
+      <w:proofErr w:type="gramStart"/>
+      <w:r>
+        <w:t>] }</w:t>
+      </w:r>
+      <w:proofErr w:type="gramEnd"/>
+      <w:r>
+        <w:t>,</w:t>
+      </w:r>
+    </w:p>
+    <w:p>
+      <w:r>
+        <w:t xml:space="preserve">    description: "</w:t>
+      </w:r>
+      <w:proofErr w:type="gramStart"/>
+      <w:r>
+        <w:t>Historic garden</w:t>
+      </w:r>
+      <w:proofErr w:type="gramEnd"/>
+      <w:r>
+        <w:t xml:space="preserve"> with diverse plant species and a famous glass house."</w:t>
+      </w:r>
+    </w:p>
+    <w:p>
+      <w:r>
+        <w:t xml:space="preserve">  },</w:t>
+      </w:r>
+    </w:p>
+    <w:p>
+      <w:r>
         <w:lastRenderedPageBreak/>
-        <w:t xml:space="preserve">  {</w:t>
-      </w:r>
-    </w:p>
-    <w:p>
-      <w:r>
-        <w:t xml:space="preserve">    name: "Cubbon Park",</w:t>
-      </w:r>
-    </w:p>
-    <w:p>
-      <w:r>
-        <w:t xml:space="preserve">    location: </w:t>
-      </w:r>
-      <w:proofErr w:type="gramStart"/>
-      <w:r>
-        <w:t>{ type</w:t>
-      </w:r>
-      <w:proofErr w:type="gramEnd"/>
-      <w:r>
-        <w:t>: "Point", coordinates: [77.592, 12.976</w:t>
-      </w:r>
-      <w:proofErr w:type="gramStart"/>
-      <w:r>
-        <w:t>] }</w:t>
-      </w:r>
-      <w:proofErr w:type="gramEnd"/>
-      <w:r>
-        <w:t>,</w:t>
-      </w:r>
-    </w:p>
-    <w:p>
-      <w:r>
-        <w:t xml:space="preserve">    description: "A large green space in the heart of Bengaluru with lush gardens."</w:t>
-      </w:r>
-    </w:p>
-    <w:p>
-      <w:r>
-        <w:t xml:space="preserve">  },</w:t>
-      </w:r>
-    </w:p>
-    <w:p>
-      <w:r>
-        <w:t xml:space="preserve">  {</w:t>
-      </w:r>
-    </w:p>
-    <w:p>
-      <w:r>
-        <w:t xml:space="preserve">    name: "Lalbagh Botanical Garden",</w:t>
-      </w:r>
-    </w:p>
-    <w:p>
-      <w:r>
-        <w:t xml:space="preserve">    location: </w:t>
-      </w:r>
-      <w:proofErr w:type="gramStart"/>
-      <w:r>
-        <w:t>{ type</w:t>
-      </w:r>
-      <w:proofErr w:type="gramEnd"/>
-      <w:r>
-        <w:t>: "Point", coordinates: [77.584, 12.950</w:t>
-      </w:r>
-      <w:proofErr w:type="gramStart"/>
-      <w:r>
-        <w:t>] }</w:t>
-      </w:r>
-      <w:proofErr w:type="gramEnd"/>
-      <w:r>
-        <w:t>,</w:t>
-      </w:r>
-    </w:p>
-    <w:p>
-      <w:r>
-        <w:t xml:space="preserve">    description: "</w:t>
-      </w:r>
-      <w:proofErr w:type="gramStart"/>
-      <w:r>
-        <w:t>Historic garden</w:t>
-      </w:r>
-      <w:proofErr w:type="gramEnd"/>
-      <w:r>
-        <w:t xml:space="preserve"> with diverse plant species and a famous glass house."</w:t>
-      </w:r>
-    </w:p>
-    <w:p>
-      <w:r>
-        <w:t xml:space="preserve">  },</w:t>
-      </w:r>
-    </w:p>
-    <w:p>
-      <w:r>
         <w:t xml:space="preserve">  {</w:t>
       </w:r>
     </w:p>
@@ -10212,113 +10272,113 @@
       <w:proofErr w:type="spellStart"/>
       <w:proofErr w:type="gramStart"/>
       <w:r>
+        <w:t>db.places</w:t>
+      </w:r>
+      <w:proofErr w:type="gramEnd"/>
+      <w:r>
+        <w:t>.</w:t>
+      </w:r>
+      <w:proofErr w:type="gramStart"/>
+      <w:r>
+        <w:t>createIndex</w:t>
+      </w:r>
+      <w:proofErr w:type="spellEnd"/>
+      <w:r>
+        <w:t>({ location</w:t>
+      </w:r>
+      <w:proofErr w:type="gramEnd"/>
+      <w:r>
+        <w:t>: "2dsphere</w:t>
+      </w:r>
+      <w:proofErr w:type="gramStart"/>
+      <w:r>
+        <w:t>" }</w:t>
+      </w:r>
+      <w:proofErr w:type="gramEnd"/>
+      <w:r>
+        <w:t>)</w:t>
+      </w:r>
+    </w:p>
+    <w:p>
+      <w:proofErr w:type="spellStart"/>
+      <w:proofErr w:type="gramStart"/>
+      <w:r>
+        <w:t>db.places</w:t>
+      </w:r>
+      <w:proofErr w:type="gramEnd"/>
+      <w:r>
+        <w:t>.</w:t>
+      </w:r>
+      <w:proofErr w:type="gramStart"/>
+      <w:r>
+        <w:t>find</w:t>
+      </w:r>
+      <w:proofErr w:type="spellEnd"/>
+      <w:r>
+        <w:t>(</w:t>
+      </w:r>
+      <w:proofErr w:type="gramEnd"/>
+      <w:r>
+        <w:t>{</w:t>
+      </w:r>
+    </w:p>
+    <w:p>
+      <w:r>
+        <w:t xml:space="preserve">  location: {</w:t>
+      </w:r>
+    </w:p>
+    <w:p>
+      <w:r>
+        <w:t xml:space="preserve">    $near: {</w:t>
+      </w:r>
+    </w:p>
+    <w:p>
+      <w:r>
+        <w:t xml:space="preserve">      $geometry: {</w:t>
+      </w:r>
+    </w:p>
+    <w:p>
+      <w:r>
+        <w:t xml:space="preserve">        type: "Point",</w:t>
+      </w:r>
+    </w:p>
+    <w:p>
+      <w:r>
+        <w:t xml:space="preserve">        coordinates: [77.5946, 12.9716] // Example coordinates (Bengaluru)</w:t>
+      </w:r>
+    </w:p>
+    <w:p>
+      <w:r>
+        <w:t xml:space="preserve">      },</w:t>
+      </w:r>
+    </w:p>
+    <w:p>
+      <w:r>
+        <w:t xml:space="preserve">      $</w:t>
+      </w:r>
+      <w:proofErr w:type="spellStart"/>
+      <w:r>
+        <w:t>maxDistance</w:t>
+      </w:r>
+      <w:proofErr w:type="spellEnd"/>
+      <w:r>
+        <w:t>: 50</w:t>
+      </w:r>
+      <w:r>
+        <w:t xml:space="preserve">00 </w:t>
+      </w:r>
+      <w:r>
+        <w:t>// Distance in meters</w:t>
+      </w:r>
+    </w:p>
+    <w:p>
+      <w:r>
+        <w:t xml:space="preserve">    }</w:t>
+      </w:r>
+    </w:p>
+    <w:p>
+      <w:r>
         <w:lastRenderedPageBreak/>
-        <w:t>db.places</w:t>
-      </w:r>
-      <w:proofErr w:type="gramEnd"/>
-      <w:r>
-        <w:t>.</w:t>
-      </w:r>
-      <w:proofErr w:type="gramStart"/>
-      <w:r>
-        <w:t>createIndex</w:t>
-      </w:r>
-      <w:proofErr w:type="spellEnd"/>
-      <w:r>
-        <w:t>({ location</w:t>
-      </w:r>
-      <w:proofErr w:type="gramEnd"/>
-      <w:r>
-        <w:t>: "2dsphere</w:t>
-      </w:r>
-      <w:proofErr w:type="gramStart"/>
-      <w:r>
-        <w:t>" }</w:t>
-      </w:r>
-      <w:proofErr w:type="gramEnd"/>
-      <w:r>
-        <w:t>)</w:t>
-      </w:r>
-    </w:p>
-    <w:p>
-      <w:proofErr w:type="spellStart"/>
-      <w:proofErr w:type="gramStart"/>
-      <w:r>
-        <w:t>db.places</w:t>
-      </w:r>
-      <w:proofErr w:type="gramEnd"/>
-      <w:r>
-        <w:t>.</w:t>
-      </w:r>
-      <w:proofErr w:type="gramStart"/>
-      <w:r>
-        <w:t>find</w:t>
-      </w:r>
-      <w:proofErr w:type="spellEnd"/>
-      <w:r>
-        <w:t>(</w:t>
-      </w:r>
-      <w:proofErr w:type="gramEnd"/>
-      <w:r>
-        <w:t>{</w:t>
-      </w:r>
-    </w:p>
-    <w:p>
-      <w:r>
-        <w:t xml:space="preserve">  location: {</w:t>
-      </w:r>
-    </w:p>
-    <w:p>
-      <w:r>
-        <w:t xml:space="preserve">    $near: {</w:t>
-      </w:r>
-    </w:p>
-    <w:p>
-      <w:r>
-        <w:t xml:space="preserve">      $geometry: {</w:t>
-      </w:r>
-    </w:p>
-    <w:p>
-      <w:r>
-        <w:t xml:space="preserve">        type: "Point",</w:t>
-      </w:r>
-    </w:p>
-    <w:p>
-      <w:r>
-        <w:t xml:space="preserve">        coordinates: [77.5946, 12.9716] // Example coordinates (Bengaluru)</w:t>
-      </w:r>
-    </w:p>
-    <w:p>
-      <w:r>
-        <w:t xml:space="preserve">      },</w:t>
-      </w:r>
-    </w:p>
-    <w:p>
-      <w:r>
-        <w:t xml:space="preserve">      $</w:t>
-      </w:r>
-      <w:proofErr w:type="spellStart"/>
-      <w:r>
-        <w:t>maxDistance</w:t>
-      </w:r>
-      <w:proofErr w:type="spellEnd"/>
-      <w:r>
-        <w:t>: 50</w:t>
-      </w:r>
-      <w:r>
-        <w:t xml:space="preserve">00 </w:t>
-      </w:r>
-      <w:r>
-        <w:t>// Distance in meters</w:t>
-      </w:r>
-    </w:p>
-    <w:p>
-      <w:r>
-        <w:t xml:space="preserve">    }</w:t>
-      </w:r>
-    </w:p>
-    <w:p>
-      <w:r>
         <w:t xml:space="preserve">  }</w:t>
       </w:r>
     </w:p>
@@ -10598,147 +10658,147 @@
         <w:rPr>
           <w:lang w:val="en-IN"/>
         </w:rPr>
+        <w:t xml:space="preserve">  {</w:t>
+      </w:r>
+    </w:p>
+    <w:p>
+      <w:pPr>
+        <w:ind w:left="720"/>
+        <w:rPr>
+          <w:lang w:val="en-IN"/>
+        </w:rPr>
+      </w:pPr>
+      <w:r>
+        <w:rPr>
+          <w:lang w:val="en-IN"/>
+        </w:rPr>
+        <w:t xml:space="preserve">    name: "Taco Town",</w:t>
+      </w:r>
+    </w:p>
+    <w:p>
+      <w:pPr>
+        <w:ind w:left="720"/>
+        <w:rPr>
+          <w:lang w:val="en-IN"/>
+        </w:rPr>
+      </w:pPr>
+      <w:r>
+        <w:rPr>
+          <w:lang w:val="en-IN"/>
+        </w:rPr>
+        <w:t xml:space="preserve">    location: [77.620, 12.950], // Correct format for 2d index</w:t>
+      </w:r>
+    </w:p>
+    <w:p>
+      <w:pPr>
+        <w:ind w:left="720"/>
+        <w:rPr>
+          <w:lang w:val="en-IN"/>
+        </w:rPr>
+      </w:pPr>
+      <w:r>
+        <w:rPr>
+          <w:lang w:val="en-IN"/>
+        </w:rPr>
+        <w:t xml:space="preserve">    cuisine: "Mexican"</w:t>
+      </w:r>
+    </w:p>
+    <w:p>
+      <w:pPr>
+        <w:ind w:left="720"/>
+        <w:rPr>
+          <w:lang w:val="en-IN"/>
+        </w:rPr>
+      </w:pPr>
+      <w:r>
+        <w:rPr>
+          <w:lang w:val="en-IN"/>
+        </w:rPr>
+        <w:t xml:space="preserve">  },</w:t>
+      </w:r>
+    </w:p>
+    <w:p>
+      <w:pPr>
+        <w:ind w:left="720"/>
+        <w:rPr>
+          <w:lang w:val="en-IN"/>
+        </w:rPr>
+      </w:pPr>
+      <w:r>
+        <w:rPr>
+          <w:lang w:val="en-IN"/>
+        </w:rPr>
+        <w:t xml:space="preserve">  {</w:t>
+      </w:r>
+    </w:p>
+    <w:p>
+      <w:pPr>
+        <w:ind w:left="720"/>
+        <w:rPr>
+          <w:lang w:val="en-IN"/>
+        </w:rPr>
+      </w:pPr>
+      <w:r>
+        <w:rPr>
+          <w:lang w:val="en-IN"/>
+        </w:rPr>
+        <w:t xml:space="preserve">    name: "Burger Barn",</w:t>
+      </w:r>
+    </w:p>
+    <w:p>
+      <w:pPr>
+        <w:ind w:left="720"/>
+        <w:rPr>
+          <w:lang w:val="en-IN"/>
+        </w:rPr>
+      </w:pPr>
+      <w:r>
+        <w:rPr>
+          <w:lang w:val="en-IN"/>
+        </w:rPr>
+        <w:t xml:space="preserve">    location: [77.625, 12.960], // Correct format for 2d index</w:t>
+      </w:r>
+    </w:p>
+    <w:p>
+      <w:pPr>
+        <w:ind w:left="720"/>
+        <w:rPr>
+          <w:lang w:val="en-IN"/>
+        </w:rPr>
+      </w:pPr>
+      <w:r>
+        <w:rPr>
+          <w:lang w:val="en-IN"/>
+        </w:rPr>
+        <w:t xml:space="preserve">    cuisine: "American"</w:t>
+      </w:r>
+    </w:p>
+    <w:p>
+      <w:pPr>
+        <w:ind w:left="720"/>
+        <w:rPr>
+          <w:lang w:val="en-IN"/>
+        </w:rPr>
+      </w:pPr>
+      <w:r>
+        <w:rPr>
+          <w:lang w:val="en-IN"/>
+        </w:rPr>
+        <w:t xml:space="preserve">  }</w:t>
+      </w:r>
+    </w:p>
+    <w:p>
+      <w:pPr>
+        <w:ind w:left="720"/>
+        <w:rPr>
+          <w:lang w:val="en-IN"/>
+        </w:rPr>
+      </w:pPr>
+      <w:r>
+        <w:rPr>
+          <w:lang w:val="en-IN"/>
+        </w:rPr>
         <w:lastRenderedPageBreak/>
-        <w:t xml:space="preserve">  {</w:t>
-      </w:r>
-    </w:p>
-    <w:p>
-      <w:pPr>
-        <w:ind w:left="720"/>
-        <w:rPr>
-          <w:lang w:val="en-IN"/>
-        </w:rPr>
-      </w:pPr>
-      <w:r>
-        <w:rPr>
-          <w:lang w:val="en-IN"/>
-        </w:rPr>
-        <w:t xml:space="preserve">    name: "Taco Town",</w:t>
-      </w:r>
-    </w:p>
-    <w:p>
-      <w:pPr>
-        <w:ind w:left="720"/>
-        <w:rPr>
-          <w:lang w:val="en-IN"/>
-        </w:rPr>
-      </w:pPr>
-      <w:r>
-        <w:rPr>
-          <w:lang w:val="en-IN"/>
-        </w:rPr>
-        <w:t xml:space="preserve">    location: [77.620, 12.950], // Correct format for 2d index</w:t>
-      </w:r>
-    </w:p>
-    <w:p>
-      <w:pPr>
-        <w:ind w:left="720"/>
-        <w:rPr>
-          <w:lang w:val="en-IN"/>
-        </w:rPr>
-      </w:pPr>
-      <w:r>
-        <w:rPr>
-          <w:lang w:val="en-IN"/>
-        </w:rPr>
-        <w:t xml:space="preserve">    cuisine: "Mexican"</w:t>
-      </w:r>
-    </w:p>
-    <w:p>
-      <w:pPr>
-        <w:ind w:left="720"/>
-        <w:rPr>
-          <w:lang w:val="en-IN"/>
-        </w:rPr>
-      </w:pPr>
-      <w:r>
-        <w:rPr>
-          <w:lang w:val="en-IN"/>
-        </w:rPr>
-        <w:t xml:space="preserve">  },</w:t>
-      </w:r>
-    </w:p>
-    <w:p>
-      <w:pPr>
-        <w:ind w:left="720"/>
-        <w:rPr>
-          <w:lang w:val="en-IN"/>
-        </w:rPr>
-      </w:pPr>
-      <w:r>
-        <w:rPr>
-          <w:lang w:val="en-IN"/>
-        </w:rPr>
-        <w:t xml:space="preserve">  {</w:t>
-      </w:r>
-    </w:p>
-    <w:p>
-      <w:pPr>
-        <w:ind w:left="720"/>
-        <w:rPr>
-          <w:lang w:val="en-IN"/>
-        </w:rPr>
-      </w:pPr>
-      <w:r>
-        <w:rPr>
-          <w:lang w:val="en-IN"/>
-        </w:rPr>
-        <w:t xml:space="preserve">    name: "Burger Barn",</w:t>
-      </w:r>
-    </w:p>
-    <w:p>
-      <w:pPr>
-        <w:ind w:left="720"/>
-        <w:rPr>
-          <w:lang w:val="en-IN"/>
-        </w:rPr>
-      </w:pPr>
-      <w:r>
-        <w:rPr>
-          <w:lang w:val="en-IN"/>
-        </w:rPr>
-        <w:t xml:space="preserve">    location: [77.625, 12.960], // Correct format for 2d index</w:t>
-      </w:r>
-    </w:p>
-    <w:p>
-      <w:pPr>
-        <w:ind w:left="720"/>
-        <w:rPr>
-          <w:lang w:val="en-IN"/>
-        </w:rPr>
-      </w:pPr>
-      <w:r>
-        <w:rPr>
-          <w:lang w:val="en-IN"/>
-        </w:rPr>
-        <w:t xml:space="preserve">    cuisine: "American"</w:t>
-      </w:r>
-    </w:p>
-    <w:p>
-      <w:pPr>
-        <w:ind w:left="720"/>
-        <w:rPr>
-          <w:lang w:val="en-IN"/>
-        </w:rPr>
-      </w:pPr>
-      <w:r>
-        <w:rPr>
-          <w:lang w:val="en-IN"/>
-        </w:rPr>
-        <w:t xml:space="preserve">  }</w:t>
-      </w:r>
-    </w:p>
-    <w:p>
-      <w:pPr>
-        <w:ind w:left="720"/>
-        <w:rPr>
-          <w:lang w:val="en-IN"/>
-        </w:rPr>
-      </w:pPr>
-      <w:r>
-        <w:rPr>
-          <w:lang w:val="en-IN"/>
-        </w:rPr>
         <w:t>])</w:t>
       </w:r>
     </w:p>
@@ -10976,7 +11036,19 @@
           <w:rPr>
             <w:rStyle w:val="Hyperlink"/>
           </w:rPr>
-          <w:t>https://www.mongodb.com/docs/manual/indexes/</w:t>
+          <w:t>https://www.mongodb.com/docs/m</w:t>
+        </w:r>
+        <w:r>
+          <w:rPr>
+            <w:rStyle w:val="Hyperlink"/>
+          </w:rPr>
+          <w:t>a</w:t>
+        </w:r>
+        <w:r>
+          <w:rPr>
+            <w:rStyle w:val="Hyperlink"/>
+          </w:rPr>
+          <w:t>nual/indexes/</w:t>
         </w:r>
       </w:hyperlink>
     </w:p>
@@ -12437,7 +12509,7 @@
   <w:style w:type="paragraph" w:default="1" w:styleId="Normal">
     <w:name w:val="Normal"/>
     <w:qFormat/>
-    <w:rsid w:val="00F55EEB"/>
+    <w:rsid w:val="0037672A"/>
   </w:style>
   <w:style w:type="paragraph" w:styleId="Heading1">
     <w:name w:val="heading 1"/>
@@ -12511,6 +12583,7 @@
   <w:style w:type="character" w:default="1" w:styleId="DefaultParagraphFont">
     <w:name w:val="Default Paragraph Font"/>
     <w:uiPriority w:val="1"/>
+    <w:semiHidden/>
     <w:unhideWhenUsed/>
   </w:style>
   <w:style w:type="table" w:default="1" w:styleId="TableNormal">
